--- a/SmartPark_Algorithms_and_Data_Structures.docx
+++ b/SmartPark_Algorithms_and_Data_Structures.docx
@@ -5,9 +5,6 @@
     <w:p>
       <w:pPr>
         <w:jc w:val="center"/>
-        <w:rPr>
-          <w:rFonts w:hint="eastAsia"/>
-        </w:rPr>
       </w:pPr>
       <w:r>
         <w:rPr>
@@ -20,9 +17,6 @@
     <w:p>
       <w:pPr>
         <w:jc w:val="center"/>
-        <w:rPr>
-          <w:rFonts w:hint="eastAsia"/>
-        </w:rPr>
       </w:pPr>
       <w:r>
         <w:rPr>
@@ -32,19 +26,10 @@
         <w:t>Algorithms and Data Structures Documentation</w:t>
       </w:r>
     </w:p>
-    <w:p>
-      <w:pPr>
-        <w:rPr>
-          <w:rFonts w:hint="eastAsia"/>
-        </w:rPr>
-      </w:pPr>
-    </w:p>
+    <w:p/>
     <w:p>
       <w:pPr>
         <w:jc w:val="center"/>
-        <w:rPr>
-          <w:rFonts w:hint="eastAsia"/>
-        </w:rPr>
       </w:pPr>
       <w:r>
         <w:rPr>
@@ -53,19 +38,10 @@
         <w:t>Smart Parking Management System</w:t>
       </w:r>
     </w:p>
-    <w:p>
-      <w:pPr>
-        <w:rPr>
-          <w:rFonts w:hint="eastAsia"/>
-        </w:rPr>
-      </w:pPr>
-    </w:p>
+    <w:p/>
     <w:p>
       <w:pPr>
         <w:jc w:val="center"/>
-        <w:rPr>
-          <w:rFonts w:hint="eastAsia"/>
-        </w:rPr>
       </w:pPr>
       <w:r>
         <w:rPr>
@@ -80,9 +56,6 @@
     <w:p>
       <w:pPr>
         <w:jc w:val="center"/>
-        <w:rPr>
-          <w:rFonts w:hint="eastAsia"/>
-        </w:rPr>
       </w:pPr>
       <w:r>
         <w:rPr>
@@ -97,9 +70,6 @@
     <w:p>
       <w:pPr>
         <w:jc w:val="center"/>
-        <w:rPr>
-          <w:rFonts w:hint="eastAsia"/>
-        </w:rPr>
       </w:pPr>
       <w:r>
         <w:rPr>
@@ -112,11 +82,6 @@
       </w:r>
     </w:p>
     <w:p>
-      <w:pPr>
-        <w:rPr>
-          <w:rFonts w:hint="eastAsia"/>
-        </w:rPr>
-      </w:pPr>
       <w:r>
         <w:br w:type="page"/>
       </w:r>
@@ -133,21 +98,28 @@
     <w:p>
       <w:pPr>
         <w:rPr>
-          <w:rFonts w:hint="eastAsia"/>
-        </w:rPr>
-      </w:pPr>
-      <w:r>
+          <w:sz w:val="28"/>
+          <w:szCs w:val="28"/>
+        </w:rPr>
+      </w:pPr>
+      <w:r>
+        <w:rPr>
+          <w:sz w:val="28"/>
+          <w:szCs w:val="28"/>
+        </w:rPr>
         <w:t>SmartPark is a parking management system designed to manage vehicle entry, parking-space allocation, vehicle exit, ticket generation, parking fees, payments, and parking-space status. The system separates parking spaces according to vehicle category so that each vehicle is assigned to a suitable space.</w:t>
       </w:r>
     </w:p>
     <w:p>
-      <w:pPr>
-        <w:rPr>
-          <w:rFonts w:hint="eastAsia"/>
-        </w:rPr>
-      </w:pPr>
-      <w:r>
-        <w:t>This document describes the algorithms used by the major SmartPark modules, the data structures involved, the reasons for selecting those structures, and the general computational complexity of the operations.</w:t>
+      <w:r>
+        <w:rPr>
+          <w:sz w:val="28"/>
+          <w:szCs w:val="28"/>
+        </w:rPr>
+        <w:t>This document describes the algorithms used by the major SmartPark modules, the data structures involved, the reasons for selecting those structures, and the general computational complexity of the operations</w:t>
+      </w:r>
+      <w:r>
+        <w:t>.</w:t>
       </w:r>
     </w:p>
     <w:p>
@@ -181,10 +153,15 @@
           <w:p>
             <w:pPr>
               <w:rPr>
-                <w:rFonts w:hint="eastAsia"/>
+                <w:sz w:val="28"/>
+                <w:szCs w:val="28"/>
               </w:rPr>
             </w:pPr>
             <w:r>
+              <w:rPr>
+                <w:sz w:val="28"/>
+                <w:szCs w:val="28"/>
+              </w:rPr>
               <w:t>No.</w:t>
             </w:r>
           </w:p>
@@ -196,10 +173,15 @@
           <w:p>
             <w:pPr>
               <w:rPr>
-                <w:rFonts w:hint="eastAsia"/>
+                <w:sz w:val="28"/>
+                <w:szCs w:val="28"/>
               </w:rPr>
             </w:pPr>
             <w:r>
+              <w:rPr>
+                <w:sz w:val="28"/>
+                <w:szCs w:val="28"/>
+              </w:rPr>
               <w:t>Module</w:t>
             </w:r>
           </w:p>
@@ -211,10 +193,15 @@
           <w:p>
             <w:pPr>
               <w:rPr>
-                <w:rFonts w:hint="eastAsia"/>
+                <w:sz w:val="28"/>
+                <w:szCs w:val="28"/>
               </w:rPr>
             </w:pPr>
             <w:r>
+              <w:rPr>
+                <w:sz w:val="28"/>
+                <w:szCs w:val="28"/>
+              </w:rPr>
               <w:t>Purpose</w:t>
             </w:r>
           </w:p>
@@ -231,10 +218,15 @@
           <w:p>
             <w:pPr>
               <w:rPr>
-                <w:rFonts w:hint="eastAsia"/>
+                <w:sz w:val="28"/>
+                <w:szCs w:val="28"/>
               </w:rPr>
             </w:pPr>
             <w:r>
+              <w:rPr>
+                <w:sz w:val="28"/>
+                <w:szCs w:val="28"/>
+              </w:rPr>
               <w:t>1</w:t>
             </w:r>
           </w:p>
@@ -246,10 +238,15 @@
           <w:p>
             <w:pPr>
               <w:rPr>
-                <w:rFonts w:hint="eastAsia"/>
+                <w:sz w:val="28"/>
+                <w:szCs w:val="28"/>
               </w:rPr>
             </w:pPr>
             <w:r>
+              <w:rPr>
+                <w:sz w:val="28"/>
+                <w:szCs w:val="28"/>
+              </w:rPr>
               <w:t>Vehicle Entry / Parking Allocation</w:t>
             </w:r>
           </w:p>
@@ -261,10 +258,15 @@
           <w:p>
             <w:pPr>
               <w:rPr>
-                <w:rFonts w:hint="eastAsia"/>
+                <w:sz w:val="28"/>
+                <w:szCs w:val="28"/>
               </w:rPr>
             </w:pPr>
             <w:r>
+              <w:rPr>
+                <w:sz w:val="28"/>
+                <w:szCs w:val="28"/>
+              </w:rPr>
               <w:t>Registers an entering vehicle and assigns an appropriate available parking space.</w:t>
             </w:r>
           </w:p>
@@ -281,10 +283,15 @@
           <w:p>
             <w:pPr>
               <w:rPr>
-                <w:rFonts w:hint="eastAsia"/>
+                <w:sz w:val="28"/>
+                <w:szCs w:val="28"/>
               </w:rPr>
             </w:pPr>
             <w:r>
+              <w:rPr>
+                <w:sz w:val="28"/>
+                <w:szCs w:val="28"/>
+              </w:rPr>
               <w:t>2</w:t>
             </w:r>
           </w:p>
@@ -296,10 +303,15 @@
           <w:p>
             <w:pPr>
               <w:rPr>
-                <w:rFonts w:hint="eastAsia"/>
+                <w:sz w:val="28"/>
+                <w:szCs w:val="28"/>
               </w:rPr>
             </w:pPr>
             <w:r>
+              <w:rPr>
+                <w:sz w:val="28"/>
+                <w:szCs w:val="28"/>
+              </w:rPr>
               <w:t>Vehicle Exit</w:t>
             </w:r>
           </w:p>
@@ -311,11 +323,30 @@
           <w:p>
             <w:pPr>
               <w:rPr>
-                <w:rFonts w:hint="eastAsia"/>
+                <w:sz w:val="28"/>
+                <w:szCs w:val="28"/>
               </w:rPr>
             </w:pPr>
             <w:r>
-              <w:t>Retrieves the vehicle, calculates the parking duration and fee, processes payment, and frees the parking space.</w:t>
+              <w:rPr>
+                <w:sz w:val="28"/>
+                <w:szCs w:val="28"/>
+              </w:rPr>
+              <w:t xml:space="preserve">Retrieves the vehicle, calculates the parking duration and </w:t>
+            </w:r>
+            <w:r>
+              <w:rPr>
+                <w:sz w:val="28"/>
+                <w:szCs w:val="28"/>
+              </w:rPr>
+              <w:t>fees</w:t>
+            </w:r>
+            <w:r>
+              <w:rPr>
+                <w:sz w:val="28"/>
+                <w:szCs w:val="28"/>
+              </w:rPr>
+              <w:t>, processes payment, and frees the parking space.</w:t>
             </w:r>
           </w:p>
         </w:tc>
@@ -331,10 +362,15 @@
           <w:p>
             <w:pPr>
               <w:rPr>
-                <w:rFonts w:hint="eastAsia"/>
+                <w:sz w:val="28"/>
+                <w:szCs w:val="28"/>
               </w:rPr>
             </w:pPr>
             <w:r>
+              <w:rPr>
+                <w:sz w:val="28"/>
+                <w:szCs w:val="28"/>
+              </w:rPr>
               <w:t>3</w:t>
             </w:r>
           </w:p>
@@ -346,10 +382,15 @@
           <w:p>
             <w:pPr>
               <w:rPr>
-                <w:rFonts w:hint="eastAsia"/>
+                <w:sz w:val="28"/>
+                <w:szCs w:val="28"/>
               </w:rPr>
             </w:pPr>
             <w:r>
+              <w:rPr>
+                <w:sz w:val="28"/>
+                <w:szCs w:val="28"/>
+              </w:rPr>
               <w:t>Parking Space Management</w:t>
             </w:r>
           </w:p>
@@ -361,10 +402,15 @@
           <w:p>
             <w:pPr>
               <w:rPr>
-                <w:rFonts w:hint="eastAsia"/>
+                <w:sz w:val="28"/>
+                <w:szCs w:val="28"/>
               </w:rPr>
             </w:pPr>
             <w:r>
+              <w:rPr>
+                <w:sz w:val="28"/>
+                <w:szCs w:val="28"/>
+              </w:rPr>
               <w:t>Maintains the availability and occupancy status of parking spaces.</w:t>
             </w:r>
           </w:p>
@@ -381,10 +427,15 @@
           <w:p>
             <w:pPr>
               <w:rPr>
-                <w:rFonts w:hint="eastAsia"/>
+                <w:sz w:val="28"/>
+                <w:szCs w:val="28"/>
               </w:rPr>
             </w:pPr>
             <w:r>
+              <w:rPr>
+                <w:sz w:val="28"/>
+                <w:szCs w:val="28"/>
+              </w:rPr>
               <w:t>4</w:t>
             </w:r>
           </w:p>
@@ -396,10 +447,15 @@
           <w:p>
             <w:pPr>
               <w:rPr>
-                <w:rFonts w:hint="eastAsia"/>
+                <w:sz w:val="28"/>
+                <w:szCs w:val="28"/>
               </w:rPr>
             </w:pPr>
             <w:r>
+              <w:rPr>
+                <w:sz w:val="28"/>
+                <w:szCs w:val="28"/>
+              </w:rPr>
               <w:t>Vehicle and Ticket Management</w:t>
             </w:r>
           </w:p>
@@ -411,10 +467,15 @@
           <w:p>
             <w:pPr>
               <w:rPr>
-                <w:rFonts w:hint="eastAsia"/>
+                <w:sz w:val="28"/>
+                <w:szCs w:val="28"/>
               </w:rPr>
             </w:pPr>
             <w:r>
+              <w:rPr>
+                <w:sz w:val="28"/>
+                <w:szCs w:val="28"/>
+              </w:rPr>
               <w:t>Stores vehicle details and generates unique parking ticket numbers.</w:t>
             </w:r>
           </w:p>
@@ -431,10 +492,15 @@
           <w:p>
             <w:pPr>
               <w:rPr>
-                <w:rFonts w:hint="eastAsia"/>
+                <w:sz w:val="28"/>
+                <w:szCs w:val="28"/>
               </w:rPr>
             </w:pPr>
             <w:r>
+              <w:rPr>
+                <w:sz w:val="28"/>
+                <w:szCs w:val="28"/>
+              </w:rPr>
               <w:t>5</w:t>
             </w:r>
           </w:p>
@@ -446,10 +512,15 @@
           <w:p>
             <w:pPr>
               <w:rPr>
-                <w:rFonts w:hint="eastAsia"/>
+                <w:sz w:val="28"/>
+                <w:szCs w:val="28"/>
               </w:rPr>
             </w:pPr>
             <w:r>
+              <w:rPr>
+                <w:sz w:val="28"/>
+                <w:szCs w:val="28"/>
+              </w:rPr>
               <w:t>Payment and Fee Calculation</w:t>
             </w:r>
           </w:p>
@@ -461,10 +532,15 @@
           <w:p>
             <w:pPr>
               <w:rPr>
-                <w:rFonts w:hint="eastAsia"/>
+                <w:sz w:val="28"/>
+                <w:szCs w:val="28"/>
               </w:rPr>
             </w:pPr>
             <w:r>
+              <w:rPr>
+                <w:sz w:val="28"/>
+                <w:szCs w:val="28"/>
+              </w:rPr>
               <w:t>Determines the applicable parking rate and records the payment.</w:t>
             </w:r>
           </w:p>
@@ -481,10 +557,15 @@
           <w:p>
             <w:pPr>
               <w:rPr>
-                <w:rFonts w:hint="eastAsia"/>
+                <w:sz w:val="28"/>
+                <w:szCs w:val="28"/>
               </w:rPr>
             </w:pPr>
             <w:r>
+              <w:rPr>
+                <w:sz w:val="28"/>
+                <w:szCs w:val="28"/>
+              </w:rPr>
               <w:t>6</w:t>
             </w:r>
           </w:p>
@@ -496,10 +577,15 @@
           <w:p>
             <w:pPr>
               <w:rPr>
-                <w:rFonts w:hint="eastAsia"/>
+                <w:sz w:val="28"/>
+                <w:szCs w:val="28"/>
               </w:rPr>
             </w:pPr>
             <w:r>
+              <w:rPr>
+                <w:sz w:val="28"/>
+                <w:szCs w:val="28"/>
+              </w:rPr>
               <w:t>Parking Space Display</w:t>
             </w:r>
           </w:p>
@@ -511,10 +597,15 @@
           <w:p>
             <w:pPr>
               <w:rPr>
-                <w:rFonts w:hint="eastAsia"/>
+                <w:sz w:val="28"/>
+                <w:szCs w:val="28"/>
               </w:rPr>
             </w:pPr>
             <w:r>
+              <w:rPr>
+                <w:sz w:val="28"/>
+                <w:szCs w:val="28"/>
+              </w:rPr>
               <w:t>Displays parking spaces grouped according to vehicle category and their availability.</w:t>
             </w:r>
           </w:p>
@@ -531,10 +622,15 @@
           <w:p>
             <w:pPr>
               <w:rPr>
-                <w:rFonts w:hint="eastAsia"/>
+                <w:sz w:val="28"/>
+                <w:szCs w:val="28"/>
               </w:rPr>
             </w:pPr>
             <w:r>
+              <w:rPr>
+                <w:sz w:val="28"/>
+                <w:szCs w:val="28"/>
+              </w:rPr>
               <w:t>7</w:t>
             </w:r>
           </w:p>
@@ -546,10 +642,15 @@
           <w:p>
             <w:pPr>
               <w:rPr>
-                <w:rFonts w:hint="eastAsia"/>
+                <w:sz w:val="28"/>
+                <w:szCs w:val="28"/>
               </w:rPr>
             </w:pPr>
             <w:r>
+              <w:rPr>
+                <w:sz w:val="28"/>
+                <w:szCs w:val="28"/>
+              </w:rPr>
               <w:t>Dashboard / Vehicle Records</w:t>
             </w:r>
           </w:p>
@@ -561,10 +662,15 @@
           <w:p>
             <w:pPr>
               <w:rPr>
-                <w:rFonts w:hint="eastAsia"/>
+                <w:sz w:val="28"/>
+                <w:szCs w:val="28"/>
               </w:rPr>
             </w:pPr>
             <w:r>
+              <w:rPr>
+                <w:sz w:val="28"/>
+                <w:szCs w:val="28"/>
+              </w:rPr>
               <w:t>Retrieves and displays vehicle and system information.</w:t>
             </w:r>
           </w:p>
@@ -581,10 +687,15 @@
           <w:p>
             <w:pPr>
               <w:rPr>
-                <w:rFonts w:hint="eastAsia"/>
+                <w:sz w:val="28"/>
+                <w:szCs w:val="28"/>
               </w:rPr>
             </w:pPr>
             <w:r>
+              <w:rPr>
+                <w:sz w:val="28"/>
+                <w:szCs w:val="28"/>
+              </w:rPr>
               <w:t>8</w:t>
             </w:r>
           </w:p>
@@ -596,10 +707,15 @@
           <w:p>
             <w:pPr>
               <w:rPr>
-                <w:rFonts w:hint="eastAsia"/>
+                <w:sz w:val="28"/>
+                <w:szCs w:val="28"/>
               </w:rPr>
             </w:pPr>
             <w:r>
+              <w:rPr>
+                <w:sz w:val="28"/>
+                <w:szCs w:val="28"/>
+              </w:rPr>
               <w:t>Database Management</w:t>
             </w:r>
           </w:p>
@@ -611,11 +727,24 @@
           <w:p>
             <w:pPr>
               <w:rPr>
-                <w:rFonts w:hint="eastAsia"/>
+                <w:sz w:val="28"/>
+                <w:szCs w:val="28"/>
               </w:rPr>
             </w:pPr>
             <w:r>
-              <w:t>Stores parking-space, vehicle, and payment records persistently using SQLite.</w:t>
+              <w:rPr>
+                <w:sz w:val="28"/>
+                <w:szCs w:val="28"/>
+              </w:rPr>
+              <w:t xml:space="preserve">Stores parking-space, </w:t>
+            </w:r>
+            <w:r>
+              <w:rPr>
+                <w:sz w:val="28"/>
+                <w:szCs w:val="28"/>
+              </w:rPr>
+              <w:lastRenderedPageBreak/>
+              <w:t>vehicle, and payment records persistently using SQLite.</w:t>
             </w:r>
           </w:p>
         </w:tc>
@@ -625,28 +754,23 @@
       <w:pPr>
         <w:pStyle w:val="Heading1"/>
       </w:pPr>
-    </w:p>
-    <w:p/>
-    <w:p>
-      <w:pPr>
-        <w:pStyle w:val="Heading1"/>
-      </w:pPr>
-    </w:p>
-    <w:p>
-      <w:pPr>
-        <w:pStyle w:val="Heading1"/>
-      </w:pPr>
-      <w:r>
+      <w:r>
+        <w:lastRenderedPageBreak/>
         <w:t>3. Data Structures Used</w:t>
       </w:r>
     </w:p>
     <w:p>
       <w:pPr>
         <w:rPr>
-          <w:rFonts w:hint="eastAsia"/>
-        </w:rPr>
-      </w:pPr>
-      <w:r>
+          <w:sz w:val="28"/>
+          <w:szCs w:val="28"/>
+        </w:rPr>
+      </w:pPr>
+      <w:r>
+        <w:rPr>
+          <w:sz w:val="28"/>
+          <w:szCs w:val="28"/>
+        </w:rPr>
         <w:t>The system uses several data-organization techniques. Some are explicit programming structures, while database tables provide persistent record storage.</w:t>
       </w:r>
     </w:p>
@@ -673,10 +797,15 @@
           <w:p>
             <w:pPr>
               <w:rPr>
-                <w:rFonts w:hint="eastAsia"/>
+                <w:sz w:val="28"/>
+                <w:szCs w:val="28"/>
               </w:rPr>
             </w:pPr>
             <w:r>
+              <w:rPr>
+                <w:sz w:val="28"/>
+                <w:szCs w:val="28"/>
+              </w:rPr>
               <w:t>Data Structure</w:t>
             </w:r>
           </w:p>
@@ -688,10 +817,15 @@
           <w:p>
             <w:pPr>
               <w:rPr>
-                <w:rFonts w:hint="eastAsia"/>
+                <w:sz w:val="28"/>
+                <w:szCs w:val="28"/>
               </w:rPr>
             </w:pPr>
             <w:r>
+              <w:rPr>
+                <w:sz w:val="28"/>
+                <w:szCs w:val="28"/>
+              </w:rPr>
               <w:t>Used In</w:t>
             </w:r>
           </w:p>
@@ -703,10 +837,15 @@
           <w:p>
             <w:pPr>
               <w:rPr>
-                <w:rFonts w:hint="eastAsia"/>
+                <w:sz w:val="28"/>
+                <w:szCs w:val="28"/>
               </w:rPr>
             </w:pPr>
             <w:r>
+              <w:rPr>
+                <w:sz w:val="28"/>
+                <w:szCs w:val="28"/>
+              </w:rPr>
               <w:t>Reason</w:t>
             </w:r>
           </w:p>
@@ -723,10 +862,15 @@
           <w:p>
             <w:pPr>
               <w:rPr>
-                <w:rFonts w:hint="eastAsia"/>
+                <w:sz w:val="28"/>
+                <w:szCs w:val="28"/>
               </w:rPr>
             </w:pPr>
             <w:r>
+              <w:rPr>
+                <w:sz w:val="28"/>
+                <w:szCs w:val="28"/>
+              </w:rPr>
               <w:t>List / Array</w:t>
             </w:r>
           </w:p>
@@ -738,10 +882,15 @@
           <w:p>
             <w:pPr>
               <w:rPr>
-                <w:rFonts w:hint="eastAsia"/>
+                <w:sz w:val="28"/>
+                <w:szCs w:val="28"/>
               </w:rPr>
             </w:pPr>
             <w:r>
+              <w:rPr>
+                <w:sz w:val="28"/>
+                <w:szCs w:val="28"/>
+              </w:rPr>
               <w:t>Parking spaces</w:t>
             </w:r>
           </w:p>
@@ -753,10 +902,15 @@
           <w:p>
             <w:pPr>
               <w:rPr>
-                <w:rFonts w:hint="eastAsia"/>
+                <w:sz w:val="28"/>
+                <w:szCs w:val="28"/>
               </w:rPr>
             </w:pPr>
             <w:r>
+              <w:rPr>
+                <w:sz w:val="28"/>
+                <w:szCs w:val="28"/>
+              </w:rPr>
               <w:t>Stores an ordered collection of parking spaces and allows the system to traverse them when looking for an available slot.</w:t>
             </w:r>
           </w:p>
@@ -773,10 +927,15 @@
           <w:p>
             <w:pPr>
               <w:rPr>
-                <w:rFonts w:hint="eastAsia"/>
+                <w:sz w:val="28"/>
+                <w:szCs w:val="28"/>
               </w:rPr>
             </w:pPr>
             <w:r>
+              <w:rPr>
+                <w:sz w:val="28"/>
+                <w:szCs w:val="28"/>
+              </w:rPr>
               <w:t>Dictionary / Hash Map</w:t>
             </w:r>
           </w:p>
@@ -788,10 +947,15 @@
           <w:p>
             <w:pPr>
               <w:rPr>
-                <w:rFonts w:hint="eastAsia"/>
+                <w:sz w:val="28"/>
+                <w:szCs w:val="28"/>
               </w:rPr>
             </w:pPr>
             <w:r>
+              <w:rPr>
+                <w:sz w:val="28"/>
+                <w:szCs w:val="28"/>
+              </w:rPr>
               <w:t>Vehicle categories and rates</w:t>
             </w:r>
           </w:p>
@@ -803,10 +967,15 @@
           <w:p>
             <w:pPr>
               <w:rPr>
-                <w:rFonts w:hint="eastAsia"/>
+                <w:sz w:val="28"/>
+                <w:szCs w:val="28"/>
               </w:rPr>
             </w:pPr>
             <w:r>
+              <w:rPr>
+                <w:sz w:val="28"/>
+                <w:szCs w:val="28"/>
+              </w:rPr>
               <w:t>Maps a vehicle category directly to its parking rate or category-specific information.</w:t>
             </w:r>
           </w:p>
@@ -823,10 +992,15 @@
           <w:p>
             <w:pPr>
               <w:rPr>
-                <w:rFonts w:hint="eastAsia"/>
+                <w:sz w:val="28"/>
+                <w:szCs w:val="28"/>
               </w:rPr>
             </w:pPr>
             <w:r>
+              <w:rPr>
+                <w:sz w:val="28"/>
+                <w:szCs w:val="28"/>
+              </w:rPr>
               <w:t>Records / Objects</w:t>
             </w:r>
           </w:p>
@@ -838,10 +1012,15 @@
           <w:p>
             <w:pPr>
               <w:rPr>
-                <w:rFonts w:hint="eastAsia"/>
+                <w:sz w:val="28"/>
+                <w:szCs w:val="28"/>
               </w:rPr>
             </w:pPr>
             <w:r>
+              <w:rPr>
+                <w:sz w:val="28"/>
+                <w:szCs w:val="28"/>
+              </w:rPr>
               <w:t>Vehicle and ticket information</w:t>
             </w:r>
           </w:p>
@@ -853,10 +1032,15 @@
           <w:p>
             <w:pPr>
               <w:rPr>
-                <w:rFonts w:hint="eastAsia"/>
+                <w:sz w:val="28"/>
+                <w:szCs w:val="28"/>
               </w:rPr>
             </w:pPr>
             <w:r>
+              <w:rPr>
+                <w:sz w:val="28"/>
+                <w:szCs w:val="28"/>
+              </w:rPr>
               <w:t>Groups related attributes such as driver name, plate number, vehicle type, ticket number, entry time, and exit time.</w:t>
             </w:r>
           </w:p>
@@ -873,10 +1057,15 @@
           <w:p>
             <w:pPr>
               <w:rPr>
-                <w:rFonts w:hint="eastAsia"/>
+                <w:sz w:val="28"/>
+                <w:szCs w:val="28"/>
               </w:rPr>
             </w:pPr>
             <w:r>
+              <w:rPr>
+                <w:sz w:val="28"/>
+                <w:szCs w:val="28"/>
+              </w:rPr>
               <w:t>Queue-like processing</w:t>
             </w:r>
           </w:p>
@@ -888,10 +1077,15 @@
           <w:p>
             <w:pPr>
               <w:rPr>
-                <w:rFonts w:hint="eastAsia"/>
+                <w:sz w:val="28"/>
+                <w:szCs w:val="28"/>
               </w:rPr>
             </w:pPr>
             <w:r>
+              <w:rPr>
+                <w:sz w:val="28"/>
+                <w:szCs w:val="28"/>
+              </w:rPr>
               <w:t>Entry and exit workflow</w:t>
             </w:r>
           </w:p>
@@ -903,10 +1097,15 @@
           <w:p>
             <w:pPr>
               <w:rPr>
-                <w:rFonts w:hint="eastAsia"/>
+                <w:sz w:val="28"/>
+                <w:szCs w:val="28"/>
               </w:rPr>
             </w:pPr>
             <w:r>
+              <w:rPr>
+                <w:sz w:val="28"/>
+                <w:szCs w:val="28"/>
+              </w:rPr>
               <w:t>Supports the natural processing order of vehicles as they are handled by the parking system.</w:t>
             </w:r>
           </w:p>
@@ -923,10 +1122,15 @@
           <w:p>
             <w:pPr>
               <w:rPr>
-                <w:rFonts w:hint="eastAsia"/>
+                <w:sz w:val="28"/>
+                <w:szCs w:val="28"/>
               </w:rPr>
             </w:pPr>
             <w:r>
+              <w:rPr>
+                <w:sz w:val="28"/>
+                <w:szCs w:val="28"/>
+              </w:rPr>
               <w:t>SQLite Tables</w:t>
             </w:r>
           </w:p>
@@ -938,10 +1142,15 @@
           <w:p>
             <w:pPr>
               <w:rPr>
-                <w:rFonts w:hint="eastAsia"/>
+                <w:sz w:val="28"/>
+                <w:szCs w:val="28"/>
               </w:rPr>
             </w:pPr>
             <w:r>
+              <w:rPr>
+                <w:sz w:val="28"/>
+                <w:szCs w:val="28"/>
+              </w:rPr>
               <w:t>Vehicles, parking spaces, payments</w:t>
             </w:r>
           </w:p>
@@ -953,10 +1162,15 @@
           <w:p>
             <w:pPr>
               <w:rPr>
-                <w:rFonts w:hint="eastAsia"/>
+                <w:sz w:val="28"/>
+                <w:szCs w:val="28"/>
               </w:rPr>
             </w:pPr>
             <w:r>
+              <w:rPr>
+                <w:sz w:val="28"/>
+                <w:szCs w:val="28"/>
+              </w:rPr>
               <w:t>Provides persistent storage, searching, updating, and retrieval of system records.</w:t>
             </w:r>
           </w:p>
@@ -979,10 +1193,15 @@
     <w:p>
       <w:pPr>
         <w:rPr>
-          <w:rFonts w:hint="eastAsia"/>
-        </w:rPr>
-      </w:pPr>
-      <w:r>
+          <w:sz w:val="28"/>
+          <w:szCs w:val="28"/>
+        </w:rPr>
+      </w:pPr>
+      <w:r>
+        <w:rPr>
+          <w:sz w:val="28"/>
+          <w:szCs w:val="28"/>
+        </w:rPr>
         <w:t>The SmartPark system organizes its 20 parking spaces according to vehicle category:</w:t>
       </w:r>
     </w:p>
@@ -1006,10 +1225,15 @@
           <w:p>
             <w:pPr>
               <w:rPr>
-                <w:rFonts w:hint="eastAsia"/>
+                <w:sz w:val="28"/>
+                <w:szCs w:val="28"/>
               </w:rPr>
             </w:pPr>
             <w:r>
+              <w:rPr>
+                <w:sz w:val="28"/>
+                <w:szCs w:val="28"/>
+              </w:rPr>
               <w:t>Vehicle Type</w:t>
             </w:r>
           </w:p>
@@ -1021,10 +1245,15 @@
           <w:p>
             <w:pPr>
               <w:rPr>
-                <w:rFonts w:hint="eastAsia"/>
+                <w:sz w:val="28"/>
+                <w:szCs w:val="28"/>
               </w:rPr>
             </w:pPr>
             <w:r>
+              <w:rPr>
+                <w:sz w:val="28"/>
+                <w:szCs w:val="28"/>
+              </w:rPr>
               <w:t>Spaces</w:t>
             </w:r>
           </w:p>
@@ -1036,10 +1265,15 @@
           <w:p>
             <w:pPr>
               <w:rPr>
-                <w:rFonts w:hint="eastAsia"/>
+                <w:sz w:val="28"/>
+                <w:szCs w:val="28"/>
               </w:rPr>
             </w:pPr>
             <w:r>
+              <w:rPr>
+                <w:sz w:val="28"/>
+                <w:szCs w:val="28"/>
+              </w:rPr>
               <w:t>Capacity</w:t>
             </w:r>
           </w:p>
@@ -1051,10 +1285,15 @@
           <w:p>
             <w:pPr>
               <w:rPr>
-                <w:rFonts w:hint="eastAsia"/>
+                <w:sz w:val="28"/>
+                <w:szCs w:val="28"/>
               </w:rPr>
             </w:pPr>
             <w:r>
+              <w:rPr>
+                <w:sz w:val="28"/>
+                <w:szCs w:val="28"/>
+              </w:rPr>
               <w:t>Rate</w:t>
             </w:r>
           </w:p>
@@ -1068,10 +1307,15 @@
           <w:p>
             <w:pPr>
               <w:rPr>
-                <w:rFonts w:hint="eastAsia"/>
+                <w:sz w:val="28"/>
+                <w:szCs w:val="28"/>
               </w:rPr>
             </w:pPr>
             <w:r>
+              <w:rPr>
+                <w:sz w:val="28"/>
+                <w:szCs w:val="28"/>
+              </w:rPr>
               <w:t>Small Car</w:t>
             </w:r>
           </w:p>
@@ -1083,10 +1327,15 @@
           <w:p>
             <w:pPr>
               <w:rPr>
-                <w:rFonts w:hint="eastAsia"/>
+                <w:sz w:val="28"/>
+                <w:szCs w:val="28"/>
               </w:rPr>
             </w:pPr>
             <w:r>
+              <w:rPr>
+                <w:sz w:val="28"/>
+                <w:szCs w:val="28"/>
+              </w:rPr>
               <w:t>1–8</w:t>
             </w:r>
           </w:p>
@@ -1098,10 +1347,15 @@
           <w:p>
             <w:pPr>
               <w:rPr>
-                <w:rFonts w:hint="eastAsia"/>
+                <w:sz w:val="28"/>
+                <w:szCs w:val="28"/>
               </w:rPr>
             </w:pPr>
             <w:r>
+              <w:rPr>
+                <w:sz w:val="28"/>
+                <w:szCs w:val="28"/>
+              </w:rPr>
               <w:t>8 spaces</w:t>
             </w:r>
           </w:p>
@@ -1113,10 +1367,15 @@
           <w:p>
             <w:pPr>
               <w:rPr>
-                <w:rFonts w:hint="eastAsia"/>
+                <w:sz w:val="28"/>
+                <w:szCs w:val="28"/>
               </w:rPr>
             </w:pPr>
             <w:r>
+              <w:rPr>
+                <w:sz w:val="28"/>
+                <w:szCs w:val="28"/>
+              </w:rPr>
               <w:t>KSh 100</w:t>
             </w:r>
           </w:p>
@@ -1130,10 +1389,15 @@
           <w:p>
             <w:pPr>
               <w:rPr>
-                <w:rFonts w:hint="eastAsia"/>
+                <w:sz w:val="28"/>
+                <w:szCs w:val="28"/>
               </w:rPr>
             </w:pPr>
             <w:r>
+              <w:rPr>
+                <w:sz w:val="28"/>
+                <w:szCs w:val="28"/>
+              </w:rPr>
               <w:t>SUV/4x4</w:t>
             </w:r>
           </w:p>
@@ -1145,10 +1409,15 @@
           <w:p>
             <w:pPr>
               <w:rPr>
-                <w:rFonts w:hint="eastAsia"/>
+                <w:sz w:val="28"/>
+                <w:szCs w:val="28"/>
               </w:rPr>
             </w:pPr>
             <w:r>
+              <w:rPr>
+                <w:sz w:val="28"/>
+                <w:szCs w:val="28"/>
+              </w:rPr>
               <w:t>9–12</w:t>
             </w:r>
           </w:p>
@@ -1160,10 +1429,15 @@
           <w:p>
             <w:pPr>
               <w:rPr>
-                <w:rFonts w:hint="eastAsia"/>
+                <w:sz w:val="28"/>
+                <w:szCs w:val="28"/>
               </w:rPr>
             </w:pPr>
             <w:r>
+              <w:rPr>
+                <w:sz w:val="28"/>
+                <w:szCs w:val="28"/>
+              </w:rPr>
               <w:t>4 spaces</w:t>
             </w:r>
           </w:p>
@@ -1175,10 +1449,15 @@
           <w:p>
             <w:pPr>
               <w:rPr>
-                <w:rFonts w:hint="eastAsia"/>
+                <w:sz w:val="28"/>
+                <w:szCs w:val="28"/>
               </w:rPr>
             </w:pPr>
             <w:r>
+              <w:rPr>
+                <w:sz w:val="28"/>
+                <w:szCs w:val="28"/>
+              </w:rPr>
               <w:t>KSh 150</w:t>
             </w:r>
           </w:p>
@@ -1192,10 +1471,15 @@
           <w:p>
             <w:pPr>
               <w:rPr>
-                <w:rFonts w:hint="eastAsia"/>
+                <w:sz w:val="28"/>
+                <w:szCs w:val="28"/>
               </w:rPr>
             </w:pPr>
             <w:r>
+              <w:rPr>
+                <w:sz w:val="28"/>
+                <w:szCs w:val="28"/>
+              </w:rPr>
               <w:t>Motorcycle</w:t>
             </w:r>
           </w:p>
@@ -1207,10 +1491,15 @@
           <w:p>
             <w:pPr>
               <w:rPr>
-                <w:rFonts w:hint="eastAsia"/>
+                <w:sz w:val="28"/>
+                <w:szCs w:val="28"/>
               </w:rPr>
             </w:pPr>
             <w:r>
+              <w:rPr>
+                <w:sz w:val="28"/>
+                <w:szCs w:val="28"/>
+              </w:rPr>
               <w:t>13–16</w:t>
             </w:r>
           </w:p>
@@ -1222,10 +1511,15 @@
           <w:p>
             <w:pPr>
               <w:rPr>
-                <w:rFonts w:hint="eastAsia"/>
+                <w:sz w:val="28"/>
+                <w:szCs w:val="28"/>
               </w:rPr>
             </w:pPr>
             <w:r>
+              <w:rPr>
+                <w:sz w:val="28"/>
+                <w:szCs w:val="28"/>
+              </w:rPr>
               <w:t>4 spaces</w:t>
             </w:r>
           </w:p>
@@ -1237,10 +1531,15 @@
           <w:p>
             <w:pPr>
               <w:rPr>
-                <w:rFonts w:hint="eastAsia"/>
+                <w:sz w:val="28"/>
+                <w:szCs w:val="28"/>
               </w:rPr>
             </w:pPr>
             <w:r>
+              <w:rPr>
+                <w:sz w:val="28"/>
+                <w:szCs w:val="28"/>
+              </w:rPr>
               <w:t>KSh 50</w:t>
             </w:r>
           </w:p>
@@ -1254,10 +1553,15 @@
           <w:p>
             <w:pPr>
               <w:rPr>
-                <w:rFonts w:hint="eastAsia"/>
+                <w:sz w:val="28"/>
+                <w:szCs w:val="28"/>
               </w:rPr>
             </w:pPr>
             <w:r>
+              <w:rPr>
+                <w:sz w:val="28"/>
+                <w:szCs w:val="28"/>
+              </w:rPr>
               <w:t>Van/Minibus</w:t>
             </w:r>
           </w:p>
@@ -1269,10 +1573,15 @@
           <w:p>
             <w:pPr>
               <w:rPr>
-                <w:rFonts w:hint="eastAsia"/>
+                <w:sz w:val="28"/>
+                <w:szCs w:val="28"/>
               </w:rPr>
             </w:pPr>
             <w:r>
+              <w:rPr>
+                <w:sz w:val="28"/>
+                <w:szCs w:val="28"/>
+              </w:rPr>
               <w:t>17–18</w:t>
             </w:r>
           </w:p>
@@ -1284,10 +1593,15 @@
           <w:p>
             <w:pPr>
               <w:rPr>
-                <w:rFonts w:hint="eastAsia"/>
+                <w:sz w:val="28"/>
+                <w:szCs w:val="28"/>
               </w:rPr>
             </w:pPr>
             <w:r>
+              <w:rPr>
+                <w:sz w:val="28"/>
+                <w:szCs w:val="28"/>
+              </w:rPr>
               <w:t>2 spaces</w:t>
             </w:r>
           </w:p>
@@ -1299,10 +1613,15 @@
           <w:p>
             <w:pPr>
               <w:rPr>
-                <w:rFonts w:hint="eastAsia"/>
+                <w:sz w:val="28"/>
+                <w:szCs w:val="28"/>
               </w:rPr>
             </w:pPr>
             <w:r>
+              <w:rPr>
+                <w:sz w:val="28"/>
+                <w:szCs w:val="28"/>
+              </w:rPr>
               <w:t>KSh 200</w:t>
             </w:r>
           </w:p>
@@ -1316,10 +1635,15 @@
           <w:p>
             <w:pPr>
               <w:rPr>
-                <w:rFonts w:hint="eastAsia"/>
+                <w:sz w:val="28"/>
+                <w:szCs w:val="28"/>
               </w:rPr>
             </w:pPr>
             <w:r>
+              <w:rPr>
+                <w:sz w:val="28"/>
+                <w:szCs w:val="28"/>
+              </w:rPr>
               <w:t>Truck</w:t>
             </w:r>
           </w:p>
@@ -1331,10 +1655,15 @@
           <w:p>
             <w:pPr>
               <w:rPr>
-                <w:rFonts w:hint="eastAsia"/>
+                <w:sz w:val="28"/>
+                <w:szCs w:val="28"/>
               </w:rPr>
             </w:pPr>
             <w:r>
+              <w:rPr>
+                <w:sz w:val="28"/>
+                <w:szCs w:val="28"/>
+              </w:rPr>
               <w:t>19–20</w:t>
             </w:r>
           </w:p>
@@ -1346,10 +1675,15 @@
           <w:p>
             <w:pPr>
               <w:rPr>
-                <w:rFonts w:hint="eastAsia"/>
+                <w:sz w:val="28"/>
+                <w:szCs w:val="28"/>
               </w:rPr>
             </w:pPr>
             <w:r>
+              <w:rPr>
+                <w:sz w:val="28"/>
+                <w:szCs w:val="28"/>
+              </w:rPr>
               <w:t>2 spaces</w:t>
             </w:r>
           </w:p>
@@ -1361,10 +1695,15 @@
           <w:p>
             <w:pPr>
               <w:rPr>
-                <w:rFonts w:hint="eastAsia"/>
+                <w:sz w:val="28"/>
+                <w:szCs w:val="28"/>
               </w:rPr>
             </w:pPr>
             <w:r>
+              <w:rPr>
+                <w:sz w:val="28"/>
+                <w:szCs w:val="28"/>
+              </w:rPr>
               <w:t>KSh 300</w:t>
             </w:r>
           </w:p>
@@ -1373,7 +1712,3550 @@
     </w:tbl>
     <w:p>
       <w:pPr>
+        <w:pStyle w:val="Heading1"/>
+      </w:pPr>
+      <w:r>
+        <w:t>5. Algorithms by Module</w:t>
+      </w:r>
+    </w:p>
+    <w:p>
+      <w:pPr>
         <w:pStyle w:val="Heading2"/>
+      </w:pPr>
+      <w:r>
+        <w:t>5.1 Vehicle Entry / Parking Allocation</w:t>
+      </w:r>
+    </w:p>
+    <w:p>
+      <w:pPr>
+        <w:rPr>
+          <w:sz w:val="28"/>
+          <w:szCs w:val="28"/>
+        </w:rPr>
+      </w:pPr>
+      <w:r>
+        <w:rPr>
+          <w:b/>
+          <w:sz w:val="28"/>
+          <w:szCs w:val="28"/>
+        </w:rPr>
+        <w:t xml:space="preserve">Purpose: </w:t>
+      </w:r>
+      <w:r>
+        <w:rPr>
+          <w:sz w:val="28"/>
+          <w:szCs w:val="28"/>
+        </w:rPr>
+        <w:t>Registers an entering vehicle, identifies its category, finds an appropriate available space, and generates a parking ticket.</w:t>
+      </w:r>
+    </w:p>
+    <w:p>
+      <w:pPr>
+        <w:rPr>
+          <w:sz w:val="28"/>
+          <w:szCs w:val="28"/>
+        </w:rPr>
+      </w:pPr>
+      <w:r>
+        <w:rPr>
+          <w:sz w:val="28"/>
+          <w:szCs w:val="28"/>
+        </w:rPr>
+        <w:t>Algorithm:</w:t>
+      </w:r>
+    </w:p>
+    <w:p>
+      <w:pPr>
+        <w:pStyle w:val="ListNumber"/>
+        <w:rPr>
+          <w:sz w:val="28"/>
+          <w:szCs w:val="28"/>
+        </w:rPr>
+      </w:pPr>
+      <w:r>
+        <w:rPr>
+          <w:sz w:val="28"/>
+          <w:szCs w:val="28"/>
+        </w:rPr>
+        <w:t>Receive the driver's name, vehicle plate number, and vehicle category.</w:t>
+      </w:r>
+    </w:p>
+    <w:p>
+      <w:pPr>
+        <w:pStyle w:val="ListNumber"/>
+        <w:rPr>
+          <w:sz w:val="28"/>
+          <w:szCs w:val="28"/>
+        </w:rPr>
+      </w:pPr>
+      <w:r>
+        <w:rPr>
+          <w:sz w:val="28"/>
+          <w:szCs w:val="28"/>
+        </w:rPr>
+        <w:t>Identify the parking zone belonging to the selected category.</w:t>
+      </w:r>
+    </w:p>
+    <w:p>
+      <w:pPr>
+        <w:pStyle w:val="ListNumber"/>
+        <w:rPr>
+          <w:sz w:val="28"/>
+          <w:szCs w:val="28"/>
+        </w:rPr>
+      </w:pPr>
+      <w:r>
+        <w:rPr>
+          <w:sz w:val="28"/>
+          <w:szCs w:val="28"/>
+        </w:rPr>
+        <w:t>Search the spaces in that category.</w:t>
+      </w:r>
+    </w:p>
+    <w:p>
+      <w:pPr>
+        <w:pStyle w:val="ListNumber"/>
+        <w:rPr>
+          <w:sz w:val="28"/>
+          <w:szCs w:val="28"/>
+        </w:rPr>
+      </w:pPr>
+      <w:r>
+        <w:rPr>
+          <w:sz w:val="28"/>
+          <w:szCs w:val="28"/>
+        </w:rPr>
+        <w:t>Check each space to determine whether it is available.</w:t>
+      </w:r>
+    </w:p>
+    <w:p>
+      <w:pPr>
+        <w:pStyle w:val="ListNumber"/>
+        <w:rPr>
+          <w:sz w:val="28"/>
+          <w:szCs w:val="28"/>
+        </w:rPr>
+      </w:pPr>
+      <w:r>
+        <w:rPr>
+          <w:sz w:val="28"/>
+          <w:szCs w:val="28"/>
+        </w:rPr>
+        <w:t>If an available space is found, assign it to the vehicle.</w:t>
+      </w:r>
+    </w:p>
+    <w:p>
+      <w:pPr>
+        <w:pStyle w:val="ListNumber"/>
+        <w:rPr>
+          <w:sz w:val="28"/>
+          <w:szCs w:val="28"/>
+        </w:rPr>
+      </w:pPr>
+      <w:r>
+        <w:rPr>
+          <w:sz w:val="28"/>
+          <w:szCs w:val="28"/>
+        </w:rPr>
+        <w:t>Mark the selected space as occupied.</w:t>
+      </w:r>
+    </w:p>
+    <w:p>
+      <w:pPr>
+        <w:pStyle w:val="ListNumber"/>
+        <w:rPr>
+          <w:sz w:val="28"/>
+          <w:szCs w:val="28"/>
+        </w:rPr>
+      </w:pPr>
+      <w:r>
+        <w:rPr>
+          <w:sz w:val="28"/>
+          <w:szCs w:val="28"/>
+        </w:rPr>
+        <w:t>Record the vehicle details and entry time.</w:t>
+      </w:r>
+    </w:p>
+    <w:p>
+      <w:pPr>
+        <w:pStyle w:val="ListNumber"/>
+        <w:rPr>
+          <w:sz w:val="28"/>
+          <w:szCs w:val="28"/>
+        </w:rPr>
+      </w:pPr>
+      <w:r>
+        <w:rPr>
+          <w:sz w:val="28"/>
+          <w:szCs w:val="28"/>
+        </w:rPr>
+        <w:t>Generate a unique ticket number.</w:t>
+      </w:r>
+    </w:p>
+    <w:p>
+      <w:pPr>
+        <w:pStyle w:val="ListNumber"/>
+        <w:rPr>
+          <w:sz w:val="28"/>
+          <w:szCs w:val="28"/>
+        </w:rPr>
+      </w:pPr>
+      <w:r>
+        <w:rPr>
+          <w:sz w:val="28"/>
+          <w:szCs w:val="28"/>
+        </w:rPr>
+        <w:t>Display the parking ticket and assigned space.</w:t>
+      </w:r>
+    </w:p>
+    <w:p>
+      <w:pPr>
+        <w:pStyle w:val="ListNumber"/>
+        <w:rPr>
+          <w:sz w:val="28"/>
+          <w:szCs w:val="28"/>
+        </w:rPr>
+      </w:pPr>
+      <w:r>
+        <w:rPr>
+          <w:sz w:val="28"/>
+          <w:szCs w:val="28"/>
+        </w:rPr>
+        <w:t>If no suitable space is available, display a no-space-available message.</w:t>
+      </w:r>
+    </w:p>
+    <w:p>
+      <w:pPr>
+        <w:pStyle w:val="ListNumber"/>
+        <w:numPr>
+          <w:ilvl w:val="0"/>
+          <w:numId w:val="0"/>
+        </w:numPr>
+        <w:ind w:left="360" w:hanging="360"/>
+        <w:rPr>
+          <w:sz w:val="28"/>
+          <w:szCs w:val="28"/>
+        </w:rPr>
+      </w:pPr>
+    </w:p>
+    <w:p>
+      <w:pPr>
+        <w:pStyle w:val="ListNumber"/>
+        <w:numPr>
+          <w:ilvl w:val="0"/>
+          <w:numId w:val="0"/>
+        </w:numPr>
+        <w:ind w:left="360" w:hanging="360"/>
+        <w:rPr>
+          <w:sz w:val="28"/>
+          <w:szCs w:val="28"/>
+        </w:rPr>
+      </w:pPr>
+    </w:p>
+    <w:p>
+      <w:pPr>
+        <w:pStyle w:val="ListNumber"/>
+        <w:numPr>
+          <w:ilvl w:val="0"/>
+          <w:numId w:val="0"/>
+        </w:numPr>
+        <w:ind w:left="360" w:hanging="360"/>
+        <w:rPr>
+          <w:sz w:val="28"/>
+          <w:szCs w:val="28"/>
+        </w:rPr>
+      </w:pPr>
+    </w:p>
+    <w:p>
+      <w:pPr>
+        <w:pStyle w:val="ListNumber"/>
+        <w:numPr>
+          <w:ilvl w:val="0"/>
+          <w:numId w:val="0"/>
+        </w:numPr>
+        <w:ind w:left="360" w:hanging="360"/>
+        <w:rPr>
+          <w:sz w:val="28"/>
+          <w:szCs w:val="28"/>
+        </w:rPr>
+      </w:pPr>
+    </w:p>
+    <w:p>
+      <w:pPr>
+        <w:pStyle w:val="ListNumber"/>
+        <w:numPr>
+          <w:ilvl w:val="0"/>
+          <w:numId w:val="0"/>
+        </w:numPr>
+        <w:ind w:left="360" w:hanging="360"/>
+        <w:rPr>
+          <w:sz w:val="28"/>
+          <w:szCs w:val="28"/>
+        </w:rPr>
+      </w:pPr>
+    </w:p>
+    <w:p>
+      <w:pPr>
+        <w:rPr>
+          <w:sz w:val="28"/>
+          <w:szCs w:val="28"/>
+        </w:rPr>
+      </w:pPr>
+      <w:r>
+        <w:rPr>
+          <w:b/>
+          <w:sz w:val="28"/>
+          <w:szCs w:val="28"/>
+        </w:rPr>
+        <w:lastRenderedPageBreak/>
+        <w:t>Pseudocode:</w:t>
+      </w:r>
+    </w:p>
+    <w:p>
+      <w:pPr>
+        <w:ind w:left="504"/>
+        <w:rPr>
+          <w:sz w:val="28"/>
+          <w:szCs w:val="28"/>
+        </w:rPr>
+      </w:pPr>
+      <w:r>
+        <w:rPr>
+          <w:rFonts w:ascii="Consolas" w:hAnsi="Consolas"/>
+          <w:sz w:val="28"/>
+          <w:szCs w:val="28"/>
+        </w:rPr>
+        <w:t>START</w:t>
+      </w:r>
+    </w:p>
+    <w:p>
+      <w:pPr>
+        <w:ind w:left="504"/>
+        <w:rPr>
+          <w:sz w:val="28"/>
+          <w:szCs w:val="28"/>
+        </w:rPr>
+      </w:pPr>
+      <w:r>
+        <w:rPr>
+          <w:rFonts w:ascii="Consolas" w:hAnsi="Consolas"/>
+          <w:sz w:val="28"/>
+          <w:szCs w:val="28"/>
+        </w:rPr>
+        <w:t>INPUT driver_name</w:t>
+      </w:r>
+    </w:p>
+    <w:p>
+      <w:pPr>
+        <w:ind w:left="504"/>
+        <w:rPr>
+          <w:sz w:val="28"/>
+          <w:szCs w:val="28"/>
+        </w:rPr>
+      </w:pPr>
+      <w:r>
+        <w:rPr>
+          <w:rFonts w:ascii="Consolas" w:hAnsi="Consolas"/>
+          <w:sz w:val="28"/>
+          <w:szCs w:val="28"/>
+        </w:rPr>
+        <w:t>INPUT plate_number</w:t>
+      </w:r>
+    </w:p>
+    <w:p>
+      <w:pPr>
+        <w:ind w:left="504"/>
+        <w:rPr>
+          <w:sz w:val="28"/>
+          <w:szCs w:val="28"/>
+        </w:rPr>
+      </w:pPr>
+      <w:r>
+        <w:rPr>
+          <w:rFonts w:ascii="Consolas" w:hAnsi="Consolas"/>
+          <w:sz w:val="28"/>
+          <w:szCs w:val="28"/>
+        </w:rPr>
+        <w:t>INPUT vehicle_type</w:t>
+      </w:r>
+    </w:p>
+    <w:p>
+      <w:pPr>
+        <w:ind w:left="504"/>
+        <w:rPr>
+          <w:sz w:val="28"/>
+          <w:szCs w:val="28"/>
+        </w:rPr>
+      </w:pPr>
+      <w:r>
+        <w:rPr>
+          <w:rFonts w:ascii="Consolas" w:hAnsi="Consolas"/>
+          <w:sz w:val="28"/>
+          <w:szCs w:val="28"/>
+        </w:rPr>
+        <w:t>GET parking_spaces FOR vehicle_type</w:t>
+      </w:r>
+    </w:p>
+    <w:p>
+      <w:pPr>
+        <w:ind w:left="504"/>
+        <w:rPr>
+          <w:sz w:val="28"/>
+          <w:szCs w:val="28"/>
+        </w:rPr>
+      </w:pPr>
+      <w:r>
+        <w:rPr>
+          <w:rFonts w:ascii="Consolas" w:hAnsi="Consolas"/>
+          <w:sz w:val="28"/>
+          <w:szCs w:val="28"/>
+        </w:rPr>
+        <w:t>FOR each parking_space</w:t>
+      </w:r>
+    </w:p>
+    <w:p>
+      <w:pPr>
+        <w:ind w:left="504"/>
+        <w:rPr>
+          <w:sz w:val="28"/>
+          <w:szCs w:val="28"/>
+        </w:rPr>
+      </w:pPr>
+      <w:r>
+        <w:rPr>
+          <w:rFonts w:ascii="Consolas" w:hAnsi="Consolas"/>
+          <w:sz w:val="28"/>
+          <w:szCs w:val="28"/>
+        </w:rPr>
+        <w:t xml:space="preserve">    IF parking_space is available THEN</w:t>
+      </w:r>
+    </w:p>
+    <w:p>
+      <w:pPr>
+        <w:ind w:left="504"/>
+        <w:rPr>
+          <w:sz w:val="28"/>
+          <w:szCs w:val="28"/>
+        </w:rPr>
+      </w:pPr>
+      <w:r>
+        <w:rPr>
+          <w:rFonts w:ascii="Consolas" w:hAnsi="Consolas"/>
+          <w:sz w:val="28"/>
+          <w:szCs w:val="28"/>
+        </w:rPr>
+        <w:t xml:space="preserve">        assign parking_space to vehicle</w:t>
+      </w:r>
+    </w:p>
+    <w:p>
+      <w:pPr>
+        <w:ind w:left="504"/>
+        <w:rPr>
+          <w:sz w:val="28"/>
+          <w:szCs w:val="28"/>
+        </w:rPr>
+      </w:pPr>
+      <w:r>
+        <w:rPr>
+          <w:rFonts w:ascii="Consolas" w:hAnsi="Consolas"/>
+          <w:sz w:val="28"/>
+          <w:szCs w:val="28"/>
+        </w:rPr>
+        <w:t xml:space="preserve">        mark parking_space as occupied</w:t>
+      </w:r>
+    </w:p>
+    <w:p>
+      <w:pPr>
+        <w:ind w:left="504"/>
+        <w:rPr>
+          <w:sz w:val="28"/>
+          <w:szCs w:val="28"/>
+        </w:rPr>
+      </w:pPr>
+      <w:r>
+        <w:rPr>
+          <w:rFonts w:ascii="Consolas" w:hAnsi="Consolas"/>
+          <w:sz w:val="28"/>
+          <w:szCs w:val="28"/>
+        </w:rPr>
+        <w:t xml:space="preserve">        record vehicle details</w:t>
+      </w:r>
+    </w:p>
+    <w:p>
+      <w:pPr>
+        <w:ind w:left="504"/>
+        <w:rPr>
+          <w:sz w:val="28"/>
+          <w:szCs w:val="28"/>
+        </w:rPr>
+      </w:pPr>
+      <w:r>
+        <w:rPr>
+          <w:rFonts w:ascii="Consolas" w:hAnsi="Consolas"/>
+          <w:sz w:val="28"/>
+          <w:szCs w:val="28"/>
+        </w:rPr>
+        <w:t xml:space="preserve">        record entry time</w:t>
+      </w:r>
+    </w:p>
+    <w:p>
+      <w:pPr>
+        <w:ind w:left="504"/>
+        <w:rPr>
+          <w:sz w:val="28"/>
+          <w:szCs w:val="28"/>
+        </w:rPr>
+      </w:pPr>
+      <w:r>
+        <w:rPr>
+          <w:rFonts w:ascii="Consolas" w:hAnsi="Consolas"/>
+          <w:sz w:val="28"/>
+          <w:szCs w:val="28"/>
+        </w:rPr>
+        <w:t xml:space="preserve">        generate ticket number</w:t>
+      </w:r>
+    </w:p>
+    <w:p>
+      <w:pPr>
+        <w:ind w:left="504"/>
+        <w:rPr>
+          <w:sz w:val="28"/>
+          <w:szCs w:val="28"/>
+        </w:rPr>
+      </w:pPr>
+      <w:r>
+        <w:rPr>
+          <w:rFonts w:ascii="Consolas" w:hAnsi="Consolas"/>
+          <w:sz w:val="28"/>
+          <w:szCs w:val="28"/>
+        </w:rPr>
+        <w:t xml:space="preserve">        display ticket</w:t>
+      </w:r>
+    </w:p>
+    <w:p>
+      <w:pPr>
+        <w:ind w:left="504"/>
+        <w:rPr>
+          <w:sz w:val="28"/>
+          <w:szCs w:val="28"/>
+        </w:rPr>
+      </w:pPr>
+      <w:r>
+        <w:rPr>
+          <w:rFonts w:ascii="Consolas" w:hAnsi="Consolas"/>
+          <w:sz w:val="28"/>
+          <w:szCs w:val="28"/>
+        </w:rPr>
+        <w:t xml:space="preserve">        STOP</w:t>
+      </w:r>
+    </w:p>
+    <w:p>
+      <w:pPr>
+        <w:ind w:left="504"/>
+        <w:rPr>
+          <w:sz w:val="28"/>
+          <w:szCs w:val="28"/>
+        </w:rPr>
+      </w:pPr>
+      <w:r>
+        <w:rPr>
+          <w:rFonts w:ascii="Consolas" w:hAnsi="Consolas"/>
+          <w:sz w:val="28"/>
+          <w:szCs w:val="28"/>
+        </w:rPr>
+        <w:t xml:space="preserve">    END IF</w:t>
+      </w:r>
+    </w:p>
+    <w:p>
+      <w:pPr>
+        <w:ind w:left="504"/>
+        <w:rPr>
+          <w:sz w:val="28"/>
+          <w:szCs w:val="28"/>
+        </w:rPr>
+      </w:pPr>
+      <w:r>
+        <w:rPr>
+          <w:rFonts w:ascii="Consolas" w:hAnsi="Consolas"/>
+          <w:sz w:val="28"/>
+          <w:szCs w:val="28"/>
+        </w:rPr>
+        <w:t>END FOR</w:t>
+      </w:r>
+    </w:p>
+    <w:p>
+      <w:pPr>
+        <w:ind w:left="504"/>
+        <w:rPr>
+          <w:sz w:val="28"/>
+          <w:szCs w:val="28"/>
+        </w:rPr>
+      </w:pPr>
+      <w:r>
+        <w:rPr>
+          <w:rFonts w:ascii="Consolas" w:hAnsi="Consolas"/>
+          <w:sz w:val="28"/>
+          <w:szCs w:val="28"/>
+        </w:rPr>
+        <w:t>DISPLAY "No parking space available"</w:t>
+      </w:r>
+    </w:p>
+    <w:p>
+      <w:pPr>
+        <w:ind w:left="504"/>
+        <w:rPr>
+          <w:sz w:val="28"/>
+          <w:szCs w:val="28"/>
+        </w:rPr>
+      </w:pPr>
+      <w:r>
+        <w:rPr>
+          <w:rFonts w:ascii="Consolas" w:hAnsi="Consolas"/>
+          <w:sz w:val="28"/>
+          <w:szCs w:val="28"/>
+        </w:rPr>
+        <w:t>END</w:t>
+      </w:r>
+    </w:p>
+    <w:p>
+      <w:pPr>
+        <w:rPr>
+          <w:sz w:val="28"/>
+          <w:szCs w:val="28"/>
+        </w:rPr>
+      </w:pPr>
+      <w:r>
+        <w:rPr>
+          <w:b/>
+          <w:sz w:val="28"/>
+          <w:szCs w:val="28"/>
+        </w:rPr>
+        <w:t xml:space="preserve">Data structure(s): </w:t>
+      </w:r>
+      <w:r>
+        <w:rPr>
+          <w:sz w:val="28"/>
+          <w:szCs w:val="28"/>
+        </w:rPr>
+        <w:t>List/array for parking spaces; vehicle record/object for vehicle information; SQLite table for persistent storage.</w:t>
+      </w:r>
+    </w:p>
+    <w:p>
+      <w:pPr>
+        <w:rPr>
+          <w:sz w:val="28"/>
+          <w:szCs w:val="28"/>
+        </w:rPr>
+      </w:pPr>
+      <w:r>
+        <w:rPr>
+          <w:b/>
+          <w:sz w:val="28"/>
+          <w:szCs w:val="28"/>
+        </w:rPr>
+        <w:t xml:space="preserve">Reason for selection: </w:t>
+      </w:r>
+      <w:r>
+        <w:rPr>
+          <w:sz w:val="28"/>
+          <w:szCs w:val="28"/>
+        </w:rPr>
+        <w:t>Parking spaces are naturally ordered and can be traversed sequentially. Vehicle records group related attributes into one logical record.</w:t>
+      </w:r>
+    </w:p>
+    <w:p>
+      <w:pPr>
+        <w:rPr>
+          <w:sz w:val="28"/>
+          <w:szCs w:val="28"/>
+        </w:rPr>
+      </w:pPr>
+    </w:p>
+    <w:p>
+      <w:pPr>
+        <w:rPr>
+          <w:sz w:val="28"/>
+          <w:szCs w:val="28"/>
+        </w:rPr>
+      </w:pPr>
+    </w:p>
+    <w:p>
+      <w:pPr>
+        <w:rPr>
+          <w:sz w:val="28"/>
+          <w:szCs w:val="28"/>
+        </w:rPr>
+      </w:pPr>
+    </w:p>
+    <w:p>
+      <w:pPr>
+        <w:pStyle w:val="Heading2"/>
+      </w:pPr>
+      <w:r>
+        <w:t>5.2 Vehicle Exit</w:t>
+      </w:r>
+    </w:p>
+    <w:p>
+      <w:pPr>
+        <w:rPr>
+          <w:sz w:val="28"/>
+          <w:szCs w:val="28"/>
+        </w:rPr>
+      </w:pPr>
+      <w:r>
+        <w:rPr>
+          <w:b/>
+          <w:sz w:val="28"/>
+          <w:szCs w:val="28"/>
+        </w:rPr>
+        <w:t xml:space="preserve">Purpose: </w:t>
+      </w:r>
+      <w:r>
+        <w:rPr>
+          <w:sz w:val="28"/>
+          <w:szCs w:val="28"/>
+        </w:rPr>
+        <w:t>Processes a vehicle leaving the parking lot, calculates its parking fee, records payment, and releases its parking space.</w:t>
+      </w:r>
+    </w:p>
+    <w:p>
+      <w:pPr>
+        <w:rPr>
+          <w:sz w:val="28"/>
+          <w:szCs w:val="28"/>
+        </w:rPr>
+      </w:pPr>
+      <w:r>
+        <w:rPr>
+          <w:sz w:val="28"/>
+          <w:szCs w:val="28"/>
+        </w:rPr>
+        <w:t>Algorithm:</w:t>
+      </w:r>
+    </w:p>
+    <w:p>
+      <w:pPr>
+        <w:pStyle w:val="ListNumber"/>
+        <w:rPr>
+          <w:sz w:val="28"/>
+          <w:szCs w:val="28"/>
+        </w:rPr>
+      </w:pPr>
+      <w:r>
+        <w:rPr>
+          <w:sz w:val="28"/>
+          <w:szCs w:val="28"/>
+        </w:rPr>
+        <w:t>Request the vehicle's ticket number or plate number.</w:t>
+      </w:r>
+    </w:p>
+    <w:p>
+      <w:pPr>
+        <w:pStyle w:val="ListNumber"/>
+        <w:rPr>
+          <w:sz w:val="28"/>
+          <w:szCs w:val="28"/>
+        </w:rPr>
+      </w:pPr>
+      <w:r>
+        <w:rPr>
+          <w:sz w:val="28"/>
+          <w:szCs w:val="28"/>
+        </w:rPr>
+        <w:t>Search for the corresponding active vehicle record.</w:t>
+      </w:r>
+    </w:p>
+    <w:p>
+      <w:pPr>
+        <w:pStyle w:val="ListNumber"/>
+        <w:rPr>
+          <w:sz w:val="28"/>
+          <w:szCs w:val="28"/>
+        </w:rPr>
+      </w:pPr>
+      <w:r>
+        <w:rPr>
+          <w:sz w:val="28"/>
+          <w:szCs w:val="28"/>
+        </w:rPr>
+        <w:t>If the vehicle is not found, display an error message.</w:t>
+      </w:r>
+    </w:p>
+    <w:p>
+      <w:pPr>
+        <w:pStyle w:val="ListNumber"/>
+        <w:rPr>
+          <w:sz w:val="28"/>
+          <w:szCs w:val="28"/>
+        </w:rPr>
+      </w:pPr>
+      <w:r>
+        <w:rPr>
+          <w:sz w:val="28"/>
+          <w:szCs w:val="28"/>
+        </w:rPr>
+        <w:t>Retrieve the entry time and record the exit time.</w:t>
+      </w:r>
+    </w:p>
+    <w:p>
+      <w:pPr>
+        <w:pStyle w:val="ListNumber"/>
+        <w:rPr>
+          <w:sz w:val="28"/>
+          <w:szCs w:val="28"/>
+        </w:rPr>
+      </w:pPr>
+      <w:r>
+        <w:rPr>
+          <w:sz w:val="28"/>
+          <w:szCs w:val="28"/>
+        </w:rPr>
+        <w:t>Calculate the parking duration.</w:t>
+      </w:r>
+    </w:p>
+    <w:p>
+      <w:pPr>
+        <w:pStyle w:val="ListNumber"/>
+        <w:rPr>
+          <w:sz w:val="28"/>
+          <w:szCs w:val="28"/>
+        </w:rPr>
+      </w:pPr>
+      <w:r>
+        <w:rPr>
+          <w:sz w:val="28"/>
+          <w:szCs w:val="28"/>
+        </w:rPr>
+        <w:t>Retrieve the vehicle category and corresponding rate.</w:t>
+      </w:r>
+    </w:p>
+    <w:p>
+      <w:pPr>
+        <w:pStyle w:val="ListNumber"/>
+        <w:rPr>
+          <w:sz w:val="28"/>
+          <w:szCs w:val="28"/>
+        </w:rPr>
+      </w:pPr>
+      <w:r>
+        <w:rPr>
+          <w:sz w:val="28"/>
+          <w:szCs w:val="28"/>
+        </w:rPr>
+        <w:t>Calculate the parking fee according to the system's charging rule.</w:t>
+      </w:r>
+    </w:p>
+    <w:p>
+      <w:pPr>
+        <w:pStyle w:val="ListNumber"/>
+        <w:rPr>
+          <w:sz w:val="28"/>
+          <w:szCs w:val="28"/>
+        </w:rPr>
+      </w:pPr>
+      <w:r>
+        <w:rPr>
+          <w:sz w:val="28"/>
+          <w:szCs w:val="28"/>
+        </w:rPr>
+        <w:t>Display the amount payable and process the payment.</w:t>
+      </w:r>
+    </w:p>
+    <w:p>
+      <w:pPr>
+        <w:pStyle w:val="ListNumber"/>
+        <w:rPr>
+          <w:sz w:val="28"/>
+          <w:szCs w:val="28"/>
+        </w:rPr>
+      </w:pPr>
+      <w:r>
+        <w:rPr>
+          <w:sz w:val="28"/>
+          <w:szCs w:val="28"/>
+        </w:rPr>
+        <w:t>Mark the occupied parking space as available.</w:t>
+      </w:r>
+    </w:p>
+    <w:p>
+      <w:pPr>
+        <w:pStyle w:val="ListNumber"/>
+        <w:rPr>
+          <w:sz w:val="28"/>
+          <w:szCs w:val="28"/>
+        </w:rPr>
+      </w:pPr>
+      <w:r>
+        <w:rPr>
+          <w:sz w:val="28"/>
+          <w:szCs w:val="28"/>
+        </w:rPr>
+        <w:t>Update the vehicle record with exit and payment information.</w:t>
+      </w:r>
+    </w:p>
+    <w:p>
+      <w:pPr>
+        <w:rPr>
+          <w:sz w:val="28"/>
+          <w:szCs w:val="28"/>
+        </w:rPr>
+      </w:pPr>
+      <w:r>
+        <w:rPr>
+          <w:b/>
+          <w:sz w:val="28"/>
+          <w:szCs w:val="28"/>
+        </w:rPr>
+        <w:t>Pseudocode:</w:t>
+      </w:r>
+    </w:p>
+    <w:p>
+      <w:pPr>
+        <w:ind w:left="504"/>
+        <w:rPr>
+          <w:sz w:val="28"/>
+          <w:szCs w:val="28"/>
+        </w:rPr>
+      </w:pPr>
+      <w:r>
+        <w:rPr>
+          <w:rFonts w:ascii="Consolas" w:hAnsi="Consolas"/>
+          <w:sz w:val="28"/>
+          <w:szCs w:val="28"/>
+        </w:rPr>
+        <w:t>START</w:t>
+      </w:r>
+    </w:p>
+    <w:p>
+      <w:pPr>
+        <w:ind w:left="504"/>
+        <w:rPr>
+          <w:sz w:val="28"/>
+          <w:szCs w:val="28"/>
+        </w:rPr>
+      </w:pPr>
+      <w:r>
+        <w:rPr>
+          <w:rFonts w:ascii="Consolas" w:hAnsi="Consolas"/>
+          <w:sz w:val="28"/>
+          <w:szCs w:val="28"/>
+        </w:rPr>
+        <w:t>INPUT ticket_number</w:t>
+      </w:r>
+    </w:p>
+    <w:p>
+      <w:pPr>
+        <w:ind w:left="504"/>
+        <w:rPr>
+          <w:sz w:val="28"/>
+          <w:szCs w:val="28"/>
+        </w:rPr>
+      </w:pPr>
+      <w:r>
+        <w:rPr>
+          <w:rFonts w:ascii="Consolas" w:hAnsi="Consolas"/>
+          <w:sz w:val="28"/>
+          <w:szCs w:val="28"/>
+        </w:rPr>
+        <w:t>SEARCH vehicle record</w:t>
+      </w:r>
+    </w:p>
+    <w:p>
+      <w:pPr>
+        <w:ind w:left="504"/>
+        <w:rPr>
+          <w:sz w:val="28"/>
+          <w:szCs w:val="28"/>
+        </w:rPr>
+      </w:pPr>
+      <w:r>
+        <w:rPr>
+          <w:rFonts w:ascii="Consolas" w:hAnsi="Consolas"/>
+          <w:sz w:val="28"/>
+          <w:szCs w:val="28"/>
+        </w:rPr>
+        <w:t>IF vehicle does not exist THEN</w:t>
+      </w:r>
+    </w:p>
+    <w:p>
+      <w:pPr>
+        <w:ind w:left="504"/>
+        <w:rPr>
+          <w:sz w:val="28"/>
+          <w:szCs w:val="28"/>
+        </w:rPr>
+      </w:pPr>
+      <w:r>
+        <w:rPr>
+          <w:rFonts w:ascii="Consolas" w:hAnsi="Consolas"/>
+          <w:sz w:val="28"/>
+          <w:szCs w:val="28"/>
+        </w:rPr>
+        <w:t xml:space="preserve">    DISPLAY "Vehicle not found"</w:t>
+      </w:r>
+    </w:p>
+    <w:p>
+      <w:pPr>
+        <w:ind w:left="504"/>
+        <w:rPr>
+          <w:sz w:val="28"/>
+          <w:szCs w:val="28"/>
+        </w:rPr>
+      </w:pPr>
+      <w:r>
+        <w:rPr>
+          <w:rFonts w:ascii="Consolas" w:hAnsi="Consolas"/>
+          <w:sz w:val="28"/>
+          <w:szCs w:val="28"/>
+        </w:rPr>
+        <w:t xml:space="preserve">    STOP</w:t>
+      </w:r>
+    </w:p>
+    <w:p>
+      <w:pPr>
+        <w:ind w:left="504"/>
+        <w:rPr>
+          <w:sz w:val="28"/>
+          <w:szCs w:val="28"/>
+        </w:rPr>
+      </w:pPr>
+      <w:r>
+        <w:rPr>
+          <w:rFonts w:ascii="Consolas" w:hAnsi="Consolas"/>
+          <w:sz w:val="28"/>
+          <w:szCs w:val="28"/>
+        </w:rPr>
+        <w:t>END IF</w:t>
+      </w:r>
+    </w:p>
+    <w:p>
+      <w:pPr>
+        <w:ind w:left="504"/>
+        <w:rPr>
+          <w:sz w:val="28"/>
+          <w:szCs w:val="28"/>
+        </w:rPr>
+      </w:pPr>
+      <w:r>
+        <w:rPr>
+          <w:rFonts w:ascii="Consolas" w:hAnsi="Consolas"/>
+          <w:sz w:val="28"/>
+          <w:szCs w:val="28"/>
+        </w:rPr>
+        <w:t>GET entry_time</w:t>
+      </w:r>
+    </w:p>
+    <w:p>
+      <w:pPr>
+        <w:ind w:left="504"/>
+        <w:rPr>
+          <w:sz w:val="28"/>
+          <w:szCs w:val="28"/>
+        </w:rPr>
+      </w:pPr>
+      <w:r>
+        <w:rPr>
+          <w:rFonts w:ascii="Consolas" w:hAnsi="Consolas"/>
+          <w:sz w:val="28"/>
+          <w:szCs w:val="28"/>
+        </w:rPr>
+        <w:t>GET exit_time</w:t>
+      </w:r>
+    </w:p>
+    <w:p>
+      <w:pPr>
+        <w:ind w:left="504"/>
+        <w:rPr>
+          <w:sz w:val="28"/>
+          <w:szCs w:val="28"/>
+        </w:rPr>
+      </w:pPr>
+    </w:p>
+    <w:p>
+      <w:pPr>
+        <w:ind w:left="504"/>
+        <w:rPr>
+          <w:sz w:val="28"/>
+          <w:szCs w:val="28"/>
+        </w:rPr>
+      </w:pPr>
+      <w:r>
+        <w:rPr>
+          <w:rFonts w:ascii="Consolas" w:hAnsi="Consolas"/>
+          <w:sz w:val="28"/>
+          <w:szCs w:val="28"/>
+        </w:rPr>
+        <w:lastRenderedPageBreak/>
+        <w:t>CALCULATE parking_duration</w:t>
+      </w:r>
+    </w:p>
+    <w:p>
+      <w:pPr>
+        <w:ind w:left="504"/>
+        <w:rPr>
+          <w:sz w:val="28"/>
+          <w:szCs w:val="28"/>
+        </w:rPr>
+      </w:pPr>
+      <w:r>
+        <w:rPr>
+          <w:rFonts w:ascii="Consolas" w:hAnsi="Consolas"/>
+          <w:sz w:val="28"/>
+          <w:szCs w:val="28"/>
+        </w:rPr>
+        <w:t>GET vehicle_type</w:t>
+      </w:r>
+    </w:p>
+    <w:p>
+      <w:pPr>
+        <w:ind w:left="504"/>
+        <w:rPr>
+          <w:sz w:val="28"/>
+          <w:szCs w:val="28"/>
+        </w:rPr>
+      </w:pPr>
+      <w:r>
+        <w:rPr>
+          <w:rFonts w:ascii="Consolas" w:hAnsi="Consolas"/>
+          <w:sz w:val="28"/>
+          <w:szCs w:val="28"/>
+        </w:rPr>
+        <w:t>GET parking_rate</w:t>
+      </w:r>
+    </w:p>
+    <w:p>
+      <w:pPr>
+        <w:ind w:left="504"/>
+        <w:rPr>
+          <w:sz w:val="28"/>
+          <w:szCs w:val="28"/>
+        </w:rPr>
+      </w:pPr>
+      <w:r>
+        <w:rPr>
+          <w:rFonts w:ascii="Consolas" w:hAnsi="Consolas"/>
+          <w:sz w:val="28"/>
+          <w:szCs w:val="28"/>
+        </w:rPr>
+        <w:t>CALCULATE parking_fee</w:t>
+      </w:r>
+    </w:p>
+    <w:p>
+      <w:pPr>
+        <w:ind w:left="504"/>
+        <w:rPr>
+          <w:sz w:val="28"/>
+          <w:szCs w:val="28"/>
+        </w:rPr>
+      </w:pPr>
+    </w:p>
+    <w:p>
+      <w:pPr>
+        <w:ind w:left="504"/>
+        <w:rPr>
+          <w:sz w:val="28"/>
+          <w:szCs w:val="28"/>
+        </w:rPr>
+      </w:pPr>
+      <w:r>
+        <w:rPr>
+          <w:rFonts w:ascii="Consolas" w:hAnsi="Consolas"/>
+          <w:sz w:val="28"/>
+          <w:szCs w:val="28"/>
+        </w:rPr>
+        <w:t>PROCESS payment</w:t>
+      </w:r>
+    </w:p>
+    <w:p>
+      <w:pPr>
+        <w:ind w:left="504"/>
+        <w:rPr>
+          <w:sz w:val="28"/>
+          <w:szCs w:val="28"/>
+        </w:rPr>
+      </w:pPr>
+      <w:r>
+        <w:rPr>
+          <w:rFonts w:ascii="Consolas" w:hAnsi="Consolas"/>
+          <w:sz w:val="28"/>
+          <w:szCs w:val="28"/>
+        </w:rPr>
+        <w:t>MARK parking_space as available</w:t>
+      </w:r>
+    </w:p>
+    <w:p>
+      <w:pPr>
+        <w:ind w:left="504"/>
+        <w:rPr>
+          <w:sz w:val="28"/>
+          <w:szCs w:val="28"/>
+        </w:rPr>
+      </w:pPr>
+      <w:r>
+        <w:rPr>
+          <w:rFonts w:ascii="Consolas" w:hAnsi="Consolas"/>
+          <w:sz w:val="28"/>
+          <w:szCs w:val="28"/>
+        </w:rPr>
+        <w:t>UPDATE vehicle record</w:t>
+      </w:r>
+    </w:p>
+    <w:p>
+      <w:pPr>
+        <w:ind w:left="504"/>
+        <w:rPr>
+          <w:sz w:val="28"/>
+          <w:szCs w:val="28"/>
+        </w:rPr>
+      </w:pPr>
+    </w:p>
+    <w:p>
+      <w:pPr>
+        <w:ind w:left="504"/>
+        <w:rPr>
+          <w:sz w:val="28"/>
+          <w:szCs w:val="28"/>
+        </w:rPr>
+      </w:pPr>
+      <w:r>
+        <w:rPr>
+          <w:rFonts w:ascii="Consolas" w:hAnsi="Consolas"/>
+          <w:sz w:val="28"/>
+          <w:szCs w:val="28"/>
+        </w:rPr>
+        <w:t>DISPLAY payment confirmation</w:t>
+      </w:r>
+    </w:p>
+    <w:p>
+      <w:pPr>
+        <w:ind w:left="504"/>
+        <w:rPr>
+          <w:sz w:val="28"/>
+          <w:szCs w:val="28"/>
+        </w:rPr>
+      </w:pPr>
+      <w:r>
+        <w:rPr>
+          <w:rFonts w:ascii="Consolas" w:hAnsi="Consolas"/>
+          <w:sz w:val="28"/>
+          <w:szCs w:val="28"/>
+        </w:rPr>
+        <w:t>END</w:t>
+      </w:r>
+    </w:p>
+    <w:p>
+      <w:pPr>
+        <w:rPr>
+          <w:sz w:val="28"/>
+          <w:szCs w:val="28"/>
+        </w:rPr>
+      </w:pPr>
+      <w:r>
+        <w:rPr>
+          <w:b/>
+          <w:sz w:val="28"/>
+          <w:szCs w:val="28"/>
+        </w:rPr>
+        <w:t xml:space="preserve">Data structure(s): </w:t>
+      </w:r>
+      <w:r>
+        <w:rPr>
+          <w:sz w:val="28"/>
+          <w:szCs w:val="28"/>
+        </w:rPr>
+        <w:t>Vehicle records and SQLite tables; parking-space list/array for releasing the assigned space.</w:t>
+      </w:r>
+    </w:p>
+    <w:p>
+      <w:r>
+        <w:rPr>
+          <w:b/>
+          <w:sz w:val="28"/>
+          <w:szCs w:val="28"/>
+        </w:rPr>
+        <w:t xml:space="preserve">Reason for selection: </w:t>
+      </w:r>
+      <w:r>
+        <w:rPr>
+          <w:sz w:val="28"/>
+          <w:szCs w:val="28"/>
+        </w:rPr>
+        <w:t>The vehicle record connects the ticket, vehicle, time, space, and payment information. The parking-space collection allows the released slot to become available again</w:t>
+      </w:r>
+      <w:r>
+        <w:t>.</w:t>
+      </w:r>
+    </w:p>
+    <w:p/>
+    <w:p>
+      <w:pPr>
+        <w:pStyle w:val="Heading2"/>
+      </w:pPr>
+      <w:r>
+        <w:t>5.3 Parking Space Allocation</w:t>
+      </w:r>
+    </w:p>
+    <w:p>
+      <w:pPr>
+        <w:rPr>
+          <w:sz w:val="28"/>
+          <w:szCs w:val="28"/>
+        </w:rPr>
+      </w:pPr>
+      <w:r>
+        <w:rPr>
+          <w:b/>
+          <w:sz w:val="28"/>
+          <w:szCs w:val="28"/>
+        </w:rPr>
+        <w:t xml:space="preserve">Purpose: </w:t>
+      </w:r>
+      <w:r>
+        <w:rPr>
+          <w:sz w:val="28"/>
+          <w:szCs w:val="28"/>
+        </w:rPr>
+        <w:t>Finds the first available parking space within the zone assigned to a vehicle category.</w:t>
+      </w:r>
+    </w:p>
+    <w:p>
+      <w:pPr>
+        <w:rPr>
+          <w:sz w:val="28"/>
+          <w:szCs w:val="28"/>
+        </w:rPr>
+      </w:pPr>
+      <w:r>
+        <w:rPr>
+          <w:sz w:val="28"/>
+          <w:szCs w:val="28"/>
+        </w:rPr>
+        <w:t>Algorithm:</w:t>
+      </w:r>
+    </w:p>
+    <w:p>
+      <w:pPr>
+        <w:pStyle w:val="ListNumber"/>
+        <w:rPr>
+          <w:sz w:val="28"/>
+          <w:szCs w:val="28"/>
+        </w:rPr>
+      </w:pPr>
+      <w:r>
+        <w:rPr>
+          <w:sz w:val="28"/>
+          <w:szCs w:val="28"/>
+        </w:rPr>
+        <w:t>Receive the vehicle category.</w:t>
+      </w:r>
+    </w:p>
+    <w:p>
+      <w:pPr>
+        <w:pStyle w:val="ListNumber"/>
+        <w:rPr>
+          <w:sz w:val="28"/>
+          <w:szCs w:val="28"/>
+        </w:rPr>
+      </w:pPr>
+      <w:r>
+        <w:rPr>
+          <w:sz w:val="28"/>
+          <w:szCs w:val="28"/>
+        </w:rPr>
+        <w:t>Identify the range/list of spaces assigned to that category.</w:t>
+      </w:r>
+    </w:p>
+    <w:p>
+      <w:pPr>
+        <w:pStyle w:val="ListNumber"/>
+        <w:rPr>
+          <w:sz w:val="28"/>
+          <w:szCs w:val="28"/>
+        </w:rPr>
+      </w:pPr>
+      <w:r>
+        <w:rPr>
+          <w:sz w:val="28"/>
+          <w:szCs w:val="28"/>
+        </w:rPr>
+        <w:t>Traverse the spaces in order.</w:t>
+      </w:r>
+    </w:p>
+    <w:p>
+      <w:pPr>
+        <w:pStyle w:val="ListNumber"/>
+        <w:rPr>
+          <w:sz w:val="28"/>
+          <w:szCs w:val="28"/>
+        </w:rPr>
+      </w:pPr>
+      <w:r>
+        <w:rPr>
+          <w:sz w:val="28"/>
+          <w:szCs w:val="28"/>
+        </w:rPr>
+        <w:t>Check the status of each space.</w:t>
+      </w:r>
+    </w:p>
+    <w:p>
+      <w:pPr>
+        <w:pStyle w:val="ListNumber"/>
+        <w:rPr>
+          <w:sz w:val="28"/>
+          <w:szCs w:val="28"/>
+        </w:rPr>
+      </w:pPr>
+      <w:r>
+        <w:rPr>
+          <w:sz w:val="28"/>
+          <w:szCs w:val="28"/>
+        </w:rPr>
+        <w:t>Select the first available space.</w:t>
+      </w:r>
+    </w:p>
+    <w:p>
+      <w:pPr>
+        <w:pStyle w:val="ListNumber"/>
+        <w:rPr>
+          <w:sz w:val="28"/>
+          <w:szCs w:val="28"/>
+        </w:rPr>
+      </w:pPr>
+      <w:r>
+        <w:rPr>
+          <w:sz w:val="28"/>
+          <w:szCs w:val="28"/>
+        </w:rPr>
+        <w:t>Return the space number.</w:t>
+      </w:r>
+    </w:p>
+    <w:p>
+      <w:pPr>
+        <w:pStyle w:val="ListNumber"/>
+        <w:rPr>
+          <w:sz w:val="28"/>
+          <w:szCs w:val="28"/>
+        </w:rPr>
+      </w:pPr>
+      <w:r>
+        <w:rPr>
+          <w:sz w:val="28"/>
+          <w:szCs w:val="28"/>
+        </w:rPr>
+        <w:lastRenderedPageBreak/>
+        <w:t>If every space is occupied, return that no space is available.</w:t>
+      </w:r>
+    </w:p>
+    <w:p>
+      <w:pPr>
+        <w:rPr>
+          <w:sz w:val="28"/>
+          <w:szCs w:val="28"/>
+        </w:rPr>
+      </w:pPr>
+      <w:r>
+        <w:rPr>
+          <w:b/>
+          <w:sz w:val="28"/>
+          <w:szCs w:val="28"/>
+        </w:rPr>
+        <w:t>Pseudocode:</w:t>
+      </w:r>
+    </w:p>
+    <w:p>
+      <w:pPr>
+        <w:ind w:left="504"/>
+        <w:rPr>
+          <w:sz w:val="28"/>
+          <w:szCs w:val="28"/>
+        </w:rPr>
+      </w:pPr>
+      <w:r>
+        <w:rPr>
+          <w:rFonts w:ascii="Consolas" w:hAnsi="Consolas"/>
+          <w:sz w:val="28"/>
+          <w:szCs w:val="28"/>
+        </w:rPr>
+        <w:t>START</w:t>
+      </w:r>
+    </w:p>
+    <w:p>
+      <w:pPr>
+        <w:ind w:left="504"/>
+        <w:rPr>
+          <w:sz w:val="28"/>
+          <w:szCs w:val="28"/>
+        </w:rPr>
+      </w:pPr>
+      <w:r>
+        <w:rPr>
+          <w:rFonts w:ascii="Consolas" w:hAnsi="Consolas"/>
+          <w:sz w:val="28"/>
+          <w:szCs w:val="28"/>
+        </w:rPr>
+        <w:t>INPUT vehicle_type</w:t>
+      </w:r>
+    </w:p>
+    <w:p>
+      <w:pPr>
+        <w:ind w:left="504"/>
+        <w:rPr>
+          <w:sz w:val="28"/>
+          <w:szCs w:val="28"/>
+        </w:rPr>
+      </w:pPr>
+    </w:p>
+    <w:p>
+      <w:pPr>
+        <w:ind w:left="504"/>
+        <w:rPr>
+          <w:sz w:val="28"/>
+          <w:szCs w:val="28"/>
+        </w:rPr>
+      </w:pPr>
+      <w:r>
+        <w:rPr>
+          <w:rFonts w:ascii="Consolas" w:hAnsi="Consolas"/>
+          <w:sz w:val="28"/>
+          <w:szCs w:val="28"/>
+        </w:rPr>
+        <w:t>GET zone FOR vehicle_type</w:t>
+      </w:r>
+    </w:p>
+    <w:p>
+      <w:pPr>
+        <w:ind w:left="504"/>
+        <w:rPr>
+          <w:sz w:val="28"/>
+          <w:szCs w:val="28"/>
+        </w:rPr>
+      </w:pPr>
+    </w:p>
+    <w:p>
+      <w:pPr>
+        <w:ind w:left="504"/>
+        <w:rPr>
+          <w:sz w:val="28"/>
+          <w:szCs w:val="28"/>
+        </w:rPr>
+      </w:pPr>
+      <w:r>
+        <w:rPr>
+          <w:rFonts w:ascii="Consolas" w:hAnsi="Consolas"/>
+          <w:sz w:val="28"/>
+          <w:szCs w:val="28"/>
+        </w:rPr>
+        <w:t>FOR each space IN zone</w:t>
+      </w:r>
+    </w:p>
+    <w:p>
+      <w:pPr>
+        <w:ind w:left="504"/>
+        <w:rPr>
+          <w:sz w:val="28"/>
+          <w:szCs w:val="28"/>
+        </w:rPr>
+      </w:pPr>
+      <w:r>
+        <w:rPr>
+          <w:rFonts w:ascii="Consolas" w:hAnsi="Consolas"/>
+          <w:sz w:val="28"/>
+          <w:szCs w:val="28"/>
+        </w:rPr>
+        <w:t xml:space="preserve">    IF space.status = AVAILABLE THEN</w:t>
+      </w:r>
+    </w:p>
+    <w:p>
+      <w:pPr>
+        <w:ind w:left="504"/>
+        <w:rPr>
+          <w:sz w:val="28"/>
+          <w:szCs w:val="28"/>
+        </w:rPr>
+      </w:pPr>
+      <w:r>
+        <w:rPr>
+          <w:rFonts w:ascii="Consolas" w:hAnsi="Consolas"/>
+          <w:sz w:val="28"/>
+          <w:szCs w:val="28"/>
+        </w:rPr>
+        <w:t xml:space="preserve">        RETURN space.number</w:t>
+      </w:r>
+    </w:p>
+    <w:p>
+      <w:pPr>
+        <w:ind w:left="504"/>
+        <w:rPr>
+          <w:sz w:val="28"/>
+          <w:szCs w:val="28"/>
+        </w:rPr>
+      </w:pPr>
+      <w:r>
+        <w:rPr>
+          <w:rFonts w:ascii="Consolas" w:hAnsi="Consolas"/>
+          <w:sz w:val="28"/>
+          <w:szCs w:val="28"/>
+        </w:rPr>
+        <w:t xml:space="preserve">    END IF</w:t>
+      </w:r>
+    </w:p>
+    <w:p>
+      <w:pPr>
+        <w:ind w:left="504"/>
+        <w:rPr>
+          <w:sz w:val="28"/>
+          <w:szCs w:val="28"/>
+        </w:rPr>
+      </w:pPr>
+      <w:r>
+        <w:rPr>
+          <w:rFonts w:ascii="Consolas" w:hAnsi="Consolas"/>
+          <w:sz w:val="28"/>
+          <w:szCs w:val="28"/>
+        </w:rPr>
+        <w:t>END FOR</w:t>
+      </w:r>
+    </w:p>
+    <w:p>
+      <w:pPr>
+        <w:ind w:left="504"/>
+        <w:rPr>
+          <w:sz w:val="28"/>
+          <w:szCs w:val="28"/>
+        </w:rPr>
+      </w:pPr>
+    </w:p>
+    <w:p>
+      <w:pPr>
+        <w:ind w:left="504"/>
+        <w:rPr>
+          <w:sz w:val="28"/>
+          <w:szCs w:val="28"/>
+        </w:rPr>
+      </w:pPr>
+      <w:r>
+        <w:rPr>
+          <w:rFonts w:ascii="Consolas" w:hAnsi="Consolas"/>
+          <w:sz w:val="28"/>
+          <w:szCs w:val="28"/>
+        </w:rPr>
+        <w:t>RETURN "No space available"</w:t>
+      </w:r>
+    </w:p>
+    <w:p>
+      <w:pPr>
+        <w:ind w:left="504"/>
+        <w:rPr>
+          <w:sz w:val="28"/>
+          <w:szCs w:val="28"/>
+        </w:rPr>
+      </w:pPr>
+      <w:r>
+        <w:rPr>
+          <w:rFonts w:ascii="Consolas" w:hAnsi="Consolas"/>
+          <w:sz w:val="28"/>
+          <w:szCs w:val="28"/>
+        </w:rPr>
+        <w:t>END</w:t>
+      </w:r>
+    </w:p>
+    <w:p>
+      <w:pPr>
+        <w:rPr>
+          <w:sz w:val="28"/>
+          <w:szCs w:val="28"/>
+        </w:rPr>
+      </w:pPr>
+      <w:r>
+        <w:rPr>
+          <w:b/>
+          <w:sz w:val="28"/>
+          <w:szCs w:val="28"/>
+        </w:rPr>
+        <w:t xml:space="preserve">Data structure(s): </w:t>
+      </w:r>
+      <w:r>
+        <w:rPr>
+          <w:sz w:val="28"/>
+          <w:szCs w:val="28"/>
+        </w:rPr>
+        <w:t>List/array.</w:t>
+      </w:r>
+    </w:p>
+    <w:p>
+      <w:pPr>
+        <w:rPr>
+          <w:sz w:val="28"/>
+          <w:szCs w:val="28"/>
+        </w:rPr>
+      </w:pPr>
+      <w:r>
+        <w:rPr>
+          <w:b/>
+          <w:sz w:val="28"/>
+          <w:szCs w:val="28"/>
+        </w:rPr>
+        <w:t xml:space="preserve">Reason for selection: </w:t>
+      </w:r>
+      <w:r>
+        <w:rPr>
+          <w:sz w:val="28"/>
+          <w:szCs w:val="28"/>
+        </w:rPr>
+        <w:t>The spaces are ordered and the system can inspect them one by one. This also makes the first-available-slot rule easy to implement.</w:t>
+      </w:r>
+    </w:p>
+    <w:p>
+      <w:pPr>
+        <w:rPr>
+          <w:sz w:val="28"/>
+          <w:szCs w:val="28"/>
+        </w:rPr>
+      </w:pPr>
+    </w:p>
+    <w:p>
+      <w:pPr>
+        <w:rPr>
+          <w:sz w:val="28"/>
+          <w:szCs w:val="28"/>
+        </w:rPr>
+      </w:pPr>
+    </w:p>
+    <w:p>
+      <w:pPr>
+        <w:rPr>
+          <w:sz w:val="28"/>
+          <w:szCs w:val="28"/>
+        </w:rPr>
+      </w:pPr>
+    </w:p>
+    <w:p>
+      <w:pPr>
+        <w:rPr>
+          <w:sz w:val="28"/>
+          <w:szCs w:val="28"/>
+        </w:rPr>
+      </w:pPr>
+    </w:p>
+    <w:p>
+      <w:pPr>
+        <w:rPr>
+          <w:sz w:val="28"/>
+          <w:szCs w:val="28"/>
+        </w:rPr>
+      </w:pPr>
+    </w:p>
+    <w:p>
+      <w:pPr>
+        <w:pStyle w:val="Heading2"/>
+      </w:pPr>
+      <w:r>
+        <w:lastRenderedPageBreak/>
+        <w:t>5.4 Vehicle Category and Rate Selection</w:t>
+      </w:r>
+    </w:p>
+    <w:p>
+      <w:pPr>
+        <w:rPr>
+          <w:sz w:val="28"/>
+          <w:szCs w:val="28"/>
+        </w:rPr>
+      </w:pPr>
+      <w:r>
+        <w:rPr>
+          <w:b/>
+          <w:sz w:val="28"/>
+          <w:szCs w:val="28"/>
+        </w:rPr>
+        <w:t xml:space="preserve">Purpose: </w:t>
+      </w:r>
+      <w:r>
+        <w:rPr>
+          <w:sz w:val="28"/>
+          <w:szCs w:val="28"/>
+        </w:rPr>
+        <w:t>Associates a vehicle category with its applicable parking rate.</w:t>
+      </w:r>
+    </w:p>
+    <w:p>
+      <w:pPr>
+        <w:rPr>
+          <w:sz w:val="28"/>
+          <w:szCs w:val="28"/>
+        </w:rPr>
+      </w:pPr>
+      <w:r>
+        <w:rPr>
+          <w:sz w:val="28"/>
+          <w:szCs w:val="28"/>
+        </w:rPr>
+        <w:t>Algorithm:</w:t>
+      </w:r>
+    </w:p>
+    <w:p>
+      <w:pPr>
+        <w:pStyle w:val="ListNumber"/>
+        <w:rPr>
+          <w:sz w:val="28"/>
+          <w:szCs w:val="28"/>
+        </w:rPr>
+      </w:pPr>
+      <w:r>
+        <w:rPr>
+          <w:sz w:val="28"/>
+          <w:szCs w:val="28"/>
+        </w:rPr>
+        <w:t>Receive the vehicle category.</w:t>
+      </w:r>
+    </w:p>
+    <w:p>
+      <w:pPr>
+        <w:pStyle w:val="ListNumber"/>
+        <w:rPr>
+          <w:sz w:val="28"/>
+          <w:szCs w:val="28"/>
+        </w:rPr>
+      </w:pPr>
+      <w:r>
+        <w:rPr>
+          <w:sz w:val="28"/>
+          <w:szCs w:val="28"/>
+        </w:rPr>
+        <w:t>Look up the category in the rate mapping.</w:t>
+      </w:r>
+    </w:p>
+    <w:p>
+      <w:pPr>
+        <w:pStyle w:val="ListNumber"/>
+        <w:rPr>
+          <w:sz w:val="28"/>
+          <w:szCs w:val="28"/>
+        </w:rPr>
+      </w:pPr>
+      <w:r>
+        <w:rPr>
+          <w:sz w:val="28"/>
+          <w:szCs w:val="28"/>
+        </w:rPr>
+        <w:t>Retrieve the associated rate.</w:t>
+      </w:r>
+    </w:p>
+    <w:p>
+      <w:pPr>
+        <w:pStyle w:val="ListNumber"/>
+        <w:rPr>
+          <w:sz w:val="28"/>
+          <w:szCs w:val="28"/>
+        </w:rPr>
+      </w:pPr>
+      <w:r>
+        <w:rPr>
+          <w:sz w:val="28"/>
+          <w:szCs w:val="28"/>
+        </w:rPr>
+        <w:t>Return the rate to the fee-calculation module.</w:t>
+      </w:r>
+    </w:p>
+    <w:p>
+      <w:pPr>
+        <w:rPr>
+          <w:sz w:val="28"/>
+          <w:szCs w:val="28"/>
+        </w:rPr>
+      </w:pPr>
+      <w:r>
+        <w:rPr>
+          <w:b/>
+          <w:sz w:val="28"/>
+          <w:szCs w:val="28"/>
+        </w:rPr>
+        <w:t>Pseudocode:</w:t>
+      </w:r>
+    </w:p>
+    <w:p>
+      <w:pPr>
+        <w:ind w:left="504"/>
+        <w:rPr>
+          <w:sz w:val="28"/>
+          <w:szCs w:val="28"/>
+        </w:rPr>
+      </w:pPr>
+      <w:r>
+        <w:rPr>
+          <w:rFonts w:ascii="Consolas" w:hAnsi="Consolas"/>
+          <w:sz w:val="28"/>
+          <w:szCs w:val="28"/>
+        </w:rPr>
+        <w:t>START</w:t>
+      </w:r>
+    </w:p>
+    <w:p>
+      <w:pPr>
+        <w:ind w:left="504"/>
+        <w:rPr>
+          <w:sz w:val="28"/>
+          <w:szCs w:val="28"/>
+        </w:rPr>
+      </w:pPr>
+      <w:r>
+        <w:rPr>
+          <w:rFonts w:ascii="Consolas" w:hAnsi="Consolas"/>
+          <w:sz w:val="28"/>
+          <w:szCs w:val="28"/>
+        </w:rPr>
+        <w:t>INPUT vehicle_type</w:t>
+      </w:r>
+    </w:p>
+    <w:p>
+      <w:pPr>
+        <w:ind w:left="504"/>
+        <w:rPr>
+          <w:sz w:val="28"/>
+          <w:szCs w:val="28"/>
+        </w:rPr>
+      </w:pPr>
+    </w:p>
+    <w:p>
+      <w:pPr>
+        <w:ind w:left="504"/>
+        <w:rPr>
+          <w:sz w:val="28"/>
+          <w:szCs w:val="28"/>
+        </w:rPr>
+      </w:pPr>
+      <w:r>
+        <w:rPr>
+          <w:rFonts w:ascii="Consolas" w:hAnsi="Consolas"/>
+          <w:sz w:val="28"/>
+          <w:szCs w:val="28"/>
+        </w:rPr>
+        <w:t>rate = rates[vehicle_type]</w:t>
+      </w:r>
+    </w:p>
+    <w:p>
+      <w:pPr>
+        <w:ind w:left="504"/>
+        <w:rPr>
+          <w:sz w:val="28"/>
+          <w:szCs w:val="28"/>
+        </w:rPr>
+      </w:pPr>
+    </w:p>
+    <w:p>
+      <w:pPr>
+        <w:ind w:left="504"/>
+        <w:rPr>
+          <w:sz w:val="28"/>
+          <w:szCs w:val="28"/>
+        </w:rPr>
+      </w:pPr>
+      <w:r>
+        <w:rPr>
+          <w:rFonts w:ascii="Consolas" w:hAnsi="Consolas"/>
+          <w:sz w:val="28"/>
+          <w:szCs w:val="28"/>
+        </w:rPr>
+        <w:t>RETURN rate</w:t>
+      </w:r>
+    </w:p>
+    <w:p>
+      <w:pPr>
+        <w:ind w:left="504"/>
+        <w:rPr>
+          <w:sz w:val="28"/>
+          <w:szCs w:val="28"/>
+        </w:rPr>
+      </w:pPr>
+      <w:r>
+        <w:rPr>
+          <w:rFonts w:ascii="Consolas" w:hAnsi="Consolas"/>
+          <w:sz w:val="28"/>
+          <w:szCs w:val="28"/>
+        </w:rPr>
+        <w:t>END</w:t>
+      </w:r>
+    </w:p>
+    <w:p>
+      <w:pPr>
+        <w:rPr>
+          <w:sz w:val="28"/>
+          <w:szCs w:val="28"/>
+        </w:rPr>
+      </w:pPr>
+      <w:r>
+        <w:rPr>
+          <w:b/>
+          <w:sz w:val="28"/>
+          <w:szCs w:val="28"/>
+        </w:rPr>
+        <w:t xml:space="preserve">Data structure(s): </w:t>
+      </w:r>
+      <w:r>
+        <w:rPr>
+          <w:sz w:val="28"/>
+          <w:szCs w:val="28"/>
+        </w:rPr>
+        <w:t>Dictionary/hash map.</w:t>
+      </w:r>
+    </w:p>
+    <w:p>
+      <w:pPr>
+        <w:rPr>
+          <w:sz w:val="28"/>
+          <w:szCs w:val="28"/>
+        </w:rPr>
+      </w:pPr>
+      <w:r>
+        <w:rPr>
+          <w:b/>
+          <w:sz w:val="28"/>
+          <w:szCs w:val="28"/>
+        </w:rPr>
+        <w:t xml:space="preserve">Reason for selection: </w:t>
+      </w:r>
+      <w:r>
+        <w:rPr>
+          <w:sz w:val="28"/>
+          <w:szCs w:val="28"/>
+        </w:rPr>
+        <w:t>A dictionary provides direct key-to-value mapping such as Vehicle Type → Rate, making the lookup simple and efficient</w:t>
+      </w:r>
+    </w:p>
+    <w:p>
+      <w:pPr>
+        <w:rPr>
+          <w:sz w:val="28"/>
+          <w:szCs w:val="28"/>
+        </w:rPr>
+      </w:pPr>
+    </w:p>
+    <w:p>
+      <w:pPr>
+        <w:pStyle w:val="Heading2"/>
+      </w:pPr>
+      <w:r>
+        <w:t>5.5 Ticket Generation</w:t>
+      </w:r>
+    </w:p>
+    <w:p>
+      <w:pPr>
+        <w:rPr>
+          <w:sz w:val="28"/>
+          <w:szCs w:val="28"/>
+        </w:rPr>
+      </w:pPr>
+      <w:r>
+        <w:rPr>
+          <w:b/>
+          <w:sz w:val="28"/>
+          <w:szCs w:val="28"/>
+        </w:rPr>
+        <w:t xml:space="preserve">Purpose: </w:t>
+      </w:r>
+      <w:r>
+        <w:rPr>
+          <w:sz w:val="28"/>
+          <w:szCs w:val="28"/>
+        </w:rPr>
+        <w:t>Creates a unique, readable SmartPark ticket identifier such as SP-000001.</w:t>
+      </w:r>
+    </w:p>
+    <w:p>
+      <w:pPr>
+        <w:rPr>
+          <w:sz w:val="28"/>
+          <w:szCs w:val="28"/>
+        </w:rPr>
+      </w:pPr>
+      <w:r>
+        <w:rPr>
+          <w:sz w:val="28"/>
+          <w:szCs w:val="28"/>
+        </w:rPr>
+        <w:t>Algorithm:</w:t>
+      </w:r>
+    </w:p>
+    <w:p>
+      <w:pPr>
+        <w:pStyle w:val="ListNumber"/>
+        <w:rPr>
+          <w:sz w:val="28"/>
+          <w:szCs w:val="28"/>
+        </w:rPr>
+      </w:pPr>
+      <w:r>
+        <w:rPr>
+          <w:sz w:val="28"/>
+          <w:szCs w:val="28"/>
+        </w:rPr>
+        <w:t>Retrieve the current ticket counter.</w:t>
+      </w:r>
+    </w:p>
+    <w:p>
+      <w:pPr>
+        <w:pStyle w:val="ListNumber"/>
+        <w:rPr>
+          <w:sz w:val="28"/>
+          <w:szCs w:val="28"/>
+        </w:rPr>
+      </w:pPr>
+      <w:r>
+        <w:rPr>
+          <w:sz w:val="28"/>
+          <w:szCs w:val="28"/>
+        </w:rPr>
+        <w:t>Increase the counter by one.</w:t>
+      </w:r>
+    </w:p>
+    <w:p>
+      <w:pPr>
+        <w:pStyle w:val="ListNumber"/>
+        <w:rPr>
+          <w:sz w:val="28"/>
+          <w:szCs w:val="28"/>
+        </w:rPr>
+      </w:pPr>
+      <w:r>
+        <w:rPr>
+          <w:sz w:val="28"/>
+          <w:szCs w:val="28"/>
+        </w:rPr>
+        <w:t>Format the number using leading zeros.</w:t>
+      </w:r>
+    </w:p>
+    <w:p>
+      <w:pPr>
+        <w:pStyle w:val="ListNumber"/>
+        <w:rPr>
+          <w:sz w:val="28"/>
+          <w:szCs w:val="28"/>
+        </w:rPr>
+      </w:pPr>
+      <w:r>
+        <w:rPr>
+          <w:sz w:val="28"/>
+          <w:szCs w:val="28"/>
+        </w:rPr>
+        <w:t>Add the 'SP-' prefix.</w:t>
+      </w:r>
+    </w:p>
+    <w:p>
+      <w:pPr>
+        <w:pStyle w:val="ListNumber"/>
+        <w:rPr>
+          <w:sz w:val="28"/>
+          <w:szCs w:val="28"/>
+        </w:rPr>
+      </w:pPr>
+      <w:r>
+        <w:rPr>
+          <w:sz w:val="28"/>
+          <w:szCs w:val="28"/>
+        </w:rPr>
+        <w:lastRenderedPageBreak/>
+        <w:t>Return the generated ticket number.</w:t>
+      </w:r>
+    </w:p>
+    <w:p>
+      <w:pPr>
+        <w:rPr>
+          <w:sz w:val="28"/>
+          <w:szCs w:val="28"/>
+        </w:rPr>
+      </w:pPr>
+      <w:r>
+        <w:rPr>
+          <w:b/>
+          <w:sz w:val="28"/>
+          <w:szCs w:val="28"/>
+        </w:rPr>
+        <w:t>Pseudocode:</w:t>
+      </w:r>
+    </w:p>
+    <w:p>
+      <w:pPr>
+        <w:ind w:left="504"/>
+        <w:rPr>
+          <w:sz w:val="28"/>
+          <w:szCs w:val="28"/>
+        </w:rPr>
+      </w:pPr>
+      <w:r>
+        <w:rPr>
+          <w:rFonts w:ascii="Consolas" w:hAnsi="Consolas"/>
+          <w:sz w:val="28"/>
+          <w:szCs w:val="28"/>
+        </w:rPr>
+        <w:t>START</w:t>
+      </w:r>
+    </w:p>
+    <w:p>
+      <w:pPr>
+        <w:ind w:left="504"/>
+        <w:rPr>
+          <w:sz w:val="28"/>
+          <w:szCs w:val="28"/>
+        </w:rPr>
+      </w:pPr>
+      <w:r>
+        <w:rPr>
+          <w:rFonts w:ascii="Consolas" w:hAnsi="Consolas"/>
+          <w:sz w:val="28"/>
+          <w:szCs w:val="28"/>
+        </w:rPr>
+        <w:t>GET current_ticket_number</w:t>
+      </w:r>
+    </w:p>
+    <w:p>
+      <w:pPr>
+        <w:ind w:left="504"/>
+        <w:rPr>
+          <w:sz w:val="28"/>
+          <w:szCs w:val="28"/>
+        </w:rPr>
+      </w:pPr>
+      <w:r>
+        <w:rPr>
+          <w:rFonts w:ascii="Consolas" w:hAnsi="Consolas"/>
+          <w:sz w:val="28"/>
+          <w:szCs w:val="28"/>
+        </w:rPr>
+        <w:t>INCREMENT ticket_number</w:t>
+      </w:r>
+    </w:p>
+    <w:p>
+      <w:pPr>
+        <w:ind w:left="504"/>
+        <w:rPr>
+          <w:sz w:val="28"/>
+          <w:szCs w:val="28"/>
+        </w:rPr>
+      </w:pPr>
+      <w:r>
+        <w:rPr>
+          <w:rFonts w:ascii="Consolas" w:hAnsi="Consolas"/>
+          <w:sz w:val="28"/>
+          <w:szCs w:val="28"/>
+        </w:rPr>
+        <w:t>FORMAT number WITH leading zeros</w:t>
+      </w:r>
+    </w:p>
+    <w:p>
+      <w:pPr>
+        <w:ind w:left="504"/>
+        <w:rPr>
+          <w:sz w:val="28"/>
+          <w:szCs w:val="28"/>
+        </w:rPr>
+      </w:pPr>
+      <w:r>
+        <w:rPr>
+          <w:rFonts w:ascii="Consolas" w:hAnsi="Consolas"/>
+          <w:sz w:val="28"/>
+          <w:szCs w:val="28"/>
+        </w:rPr>
+        <w:t>ticket = "SP-" + formatted_number</w:t>
+      </w:r>
+    </w:p>
+    <w:p>
+      <w:pPr>
+        <w:ind w:left="504"/>
+        <w:rPr>
+          <w:sz w:val="28"/>
+          <w:szCs w:val="28"/>
+        </w:rPr>
+      </w:pPr>
+      <w:r>
+        <w:rPr>
+          <w:rFonts w:ascii="Consolas" w:hAnsi="Consolas"/>
+          <w:sz w:val="28"/>
+          <w:szCs w:val="28"/>
+        </w:rPr>
+        <w:t>RETURN ticket</w:t>
+      </w:r>
+    </w:p>
+    <w:p>
+      <w:pPr>
+        <w:ind w:left="504"/>
+        <w:rPr>
+          <w:sz w:val="28"/>
+          <w:szCs w:val="28"/>
+        </w:rPr>
+      </w:pPr>
+      <w:r>
+        <w:rPr>
+          <w:rFonts w:ascii="Consolas" w:hAnsi="Consolas"/>
+          <w:sz w:val="28"/>
+          <w:szCs w:val="28"/>
+        </w:rPr>
+        <w:t>END</w:t>
+      </w:r>
+    </w:p>
+    <w:p>
+      <w:pPr>
+        <w:rPr>
+          <w:sz w:val="28"/>
+          <w:szCs w:val="28"/>
+        </w:rPr>
+      </w:pPr>
+      <w:r>
+        <w:rPr>
+          <w:b/>
+          <w:sz w:val="28"/>
+          <w:szCs w:val="28"/>
+        </w:rPr>
+        <w:t xml:space="preserve">Data structure(s): </w:t>
+      </w:r>
+      <w:r>
+        <w:rPr>
+          <w:sz w:val="28"/>
+          <w:szCs w:val="28"/>
+        </w:rPr>
+        <w:t>Integer counter and string.</w:t>
+      </w:r>
+    </w:p>
+    <w:p>
+      <w:pPr>
+        <w:rPr>
+          <w:sz w:val="28"/>
+          <w:szCs w:val="28"/>
+        </w:rPr>
+      </w:pPr>
+      <w:r>
+        <w:rPr>
+          <w:b/>
+          <w:sz w:val="28"/>
+          <w:szCs w:val="28"/>
+        </w:rPr>
+        <w:t xml:space="preserve">Reason for selection: </w:t>
+      </w:r>
+      <w:r>
+        <w:rPr>
+          <w:sz w:val="28"/>
+          <w:szCs w:val="28"/>
+        </w:rPr>
+        <w:t>The integer maintains the sequential identifier while the string provides the required human-readable ticket format.</w:t>
+      </w:r>
+    </w:p>
+    <w:p>
+      <w:pPr>
+        <w:rPr>
+          <w:sz w:val="28"/>
+          <w:szCs w:val="28"/>
+        </w:rPr>
+      </w:pPr>
+    </w:p>
+    <w:p>
+      <w:pPr>
+        <w:pStyle w:val="Heading2"/>
+      </w:pPr>
+      <w:r>
+        <w:t>5.6 Parking Fee Calculation</w:t>
+      </w:r>
+    </w:p>
+    <w:p>
+      <w:pPr>
+        <w:rPr>
+          <w:sz w:val="28"/>
+          <w:szCs w:val="28"/>
+        </w:rPr>
+      </w:pPr>
+      <w:r>
+        <w:rPr>
+          <w:b/>
+          <w:sz w:val="28"/>
+          <w:szCs w:val="28"/>
+        </w:rPr>
+        <w:t xml:space="preserve">Purpose: </w:t>
+      </w:r>
+      <w:r>
+        <w:rPr>
+          <w:sz w:val="28"/>
+          <w:szCs w:val="28"/>
+        </w:rPr>
+        <w:t>Determines the amount a vehicle should pay based on parking duration and the applicable vehicle category/rate.</w:t>
+      </w:r>
+    </w:p>
+    <w:p>
+      <w:pPr>
+        <w:rPr>
+          <w:sz w:val="28"/>
+          <w:szCs w:val="28"/>
+        </w:rPr>
+      </w:pPr>
+      <w:r>
+        <w:rPr>
+          <w:sz w:val="28"/>
+          <w:szCs w:val="28"/>
+        </w:rPr>
+        <w:t>Algorithm:</w:t>
+      </w:r>
+    </w:p>
+    <w:p>
+      <w:pPr>
+        <w:pStyle w:val="ListNumber"/>
+        <w:rPr>
+          <w:sz w:val="28"/>
+          <w:szCs w:val="28"/>
+        </w:rPr>
+      </w:pPr>
+      <w:r>
+        <w:rPr>
+          <w:sz w:val="28"/>
+          <w:szCs w:val="28"/>
+        </w:rPr>
+        <w:t>Retrieve the vehicle entry time.</w:t>
+      </w:r>
+    </w:p>
+    <w:p>
+      <w:pPr>
+        <w:pStyle w:val="ListNumber"/>
+        <w:rPr>
+          <w:sz w:val="28"/>
+          <w:szCs w:val="28"/>
+        </w:rPr>
+      </w:pPr>
+      <w:r>
+        <w:rPr>
+          <w:sz w:val="28"/>
+          <w:szCs w:val="28"/>
+        </w:rPr>
+        <w:t>Retrieve the vehicle exit time.</w:t>
+      </w:r>
+    </w:p>
+    <w:p>
+      <w:pPr>
+        <w:pStyle w:val="ListNumber"/>
+        <w:rPr>
+          <w:sz w:val="28"/>
+          <w:szCs w:val="28"/>
+        </w:rPr>
+      </w:pPr>
+      <w:r>
+        <w:rPr>
+          <w:sz w:val="28"/>
+          <w:szCs w:val="28"/>
+        </w:rPr>
+        <w:t>Calculate the parking duration.</w:t>
+      </w:r>
+    </w:p>
+    <w:p>
+      <w:pPr>
+        <w:pStyle w:val="ListNumber"/>
+        <w:rPr>
+          <w:sz w:val="28"/>
+          <w:szCs w:val="28"/>
+        </w:rPr>
+      </w:pPr>
+      <w:r>
+        <w:rPr>
+          <w:sz w:val="28"/>
+          <w:szCs w:val="28"/>
+        </w:rPr>
+        <w:t>Retrieve the vehicle category.</w:t>
+      </w:r>
+    </w:p>
+    <w:p>
+      <w:pPr>
+        <w:pStyle w:val="ListNumber"/>
+        <w:rPr>
+          <w:sz w:val="28"/>
+          <w:szCs w:val="28"/>
+        </w:rPr>
+      </w:pPr>
+      <w:r>
+        <w:rPr>
+          <w:sz w:val="28"/>
+          <w:szCs w:val="28"/>
+        </w:rPr>
+        <w:t>Retrieve the category's parking rate.</w:t>
+      </w:r>
+    </w:p>
+    <w:p>
+      <w:pPr>
+        <w:pStyle w:val="ListNumber"/>
+        <w:rPr>
+          <w:sz w:val="28"/>
+          <w:szCs w:val="28"/>
+        </w:rPr>
+      </w:pPr>
+      <w:r>
+        <w:rPr>
+          <w:sz w:val="28"/>
+          <w:szCs w:val="28"/>
+        </w:rPr>
+        <w:t>Apply the system's charging rule.</w:t>
+      </w:r>
+    </w:p>
+    <w:p>
+      <w:pPr>
+        <w:pStyle w:val="ListNumber"/>
+        <w:rPr>
+          <w:sz w:val="28"/>
+          <w:szCs w:val="28"/>
+        </w:rPr>
+      </w:pPr>
+      <w:r>
+        <w:rPr>
+          <w:sz w:val="28"/>
+          <w:szCs w:val="28"/>
+        </w:rPr>
+        <w:t>Return the final fee.</w:t>
+      </w:r>
+    </w:p>
+    <w:p>
+      <w:pPr>
+        <w:pStyle w:val="ListNumber"/>
+        <w:numPr>
+          <w:ilvl w:val="0"/>
+          <w:numId w:val="0"/>
+        </w:numPr>
+        <w:ind w:left="360" w:hanging="360"/>
+        <w:rPr>
+          <w:sz w:val="28"/>
+          <w:szCs w:val="28"/>
+        </w:rPr>
+      </w:pPr>
+    </w:p>
+    <w:p>
+      <w:pPr>
+        <w:pStyle w:val="ListNumber"/>
+        <w:numPr>
+          <w:ilvl w:val="0"/>
+          <w:numId w:val="0"/>
+        </w:numPr>
+        <w:ind w:left="360" w:hanging="360"/>
+        <w:rPr>
+          <w:sz w:val="28"/>
+          <w:szCs w:val="28"/>
+        </w:rPr>
+      </w:pPr>
+    </w:p>
+    <w:p>
+      <w:pPr>
+        <w:pStyle w:val="ListNumber"/>
+        <w:numPr>
+          <w:ilvl w:val="0"/>
+          <w:numId w:val="0"/>
+        </w:numPr>
+        <w:ind w:left="360" w:hanging="360"/>
+        <w:rPr>
+          <w:sz w:val="28"/>
+          <w:szCs w:val="28"/>
+        </w:rPr>
+      </w:pPr>
+    </w:p>
+    <w:p>
+      <w:pPr>
+        <w:rPr>
+          <w:sz w:val="28"/>
+          <w:szCs w:val="28"/>
+        </w:rPr>
+      </w:pPr>
+      <w:r>
+        <w:rPr>
+          <w:b/>
+          <w:sz w:val="28"/>
+          <w:szCs w:val="28"/>
+        </w:rPr>
+        <w:lastRenderedPageBreak/>
+        <w:t>Pseudocode:</w:t>
+      </w:r>
+    </w:p>
+    <w:p>
+      <w:pPr>
+        <w:ind w:left="504"/>
+        <w:rPr>
+          <w:sz w:val="28"/>
+          <w:szCs w:val="28"/>
+        </w:rPr>
+      </w:pPr>
+      <w:r>
+        <w:rPr>
+          <w:rFonts w:ascii="Consolas" w:hAnsi="Consolas"/>
+          <w:sz w:val="28"/>
+          <w:szCs w:val="28"/>
+        </w:rPr>
+        <w:t>START</w:t>
+      </w:r>
+    </w:p>
+    <w:p>
+      <w:pPr>
+        <w:ind w:left="504"/>
+        <w:rPr>
+          <w:sz w:val="28"/>
+          <w:szCs w:val="28"/>
+        </w:rPr>
+      </w:pPr>
+      <w:r>
+        <w:rPr>
+          <w:rFonts w:ascii="Consolas" w:hAnsi="Consolas"/>
+          <w:sz w:val="28"/>
+          <w:szCs w:val="28"/>
+        </w:rPr>
+        <w:t>GET entry_time</w:t>
+      </w:r>
+    </w:p>
+    <w:p>
+      <w:pPr>
+        <w:ind w:left="504"/>
+        <w:rPr>
+          <w:sz w:val="28"/>
+          <w:szCs w:val="28"/>
+        </w:rPr>
+      </w:pPr>
+      <w:r>
+        <w:rPr>
+          <w:rFonts w:ascii="Consolas" w:hAnsi="Consolas"/>
+          <w:sz w:val="28"/>
+          <w:szCs w:val="28"/>
+        </w:rPr>
+        <w:t>GET exit_time</w:t>
+      </w:r>
+    </w:p>
+    <w:p>
+      <w:pPr>
+        <w:ind w:left="504"/>
+        <w:rPr>
+          <w:sz w:val="28"/>
+          <w:szCs w:val="28"/>
+        </w:rPr>
+      </w:pPr>
+      <w:r>
+        <w:rPr>
+          <w:rFonts w:ascii="Consolas" w:hAnsi="Consolas"/>
+          <w:sz w:val="28"/>
+          <w:szCs w:val="28"/>
+        </w:rPr>
+        <w:t>duration = exit_time - entry_time</w:t>
+      </w:r>
+    </w:p>
+    <w:p>
+      <w:pPr>
+        <w:ind w:left="504"/>
+        <w:rPr>
+          <w:sz w:val="28"/>
+          <w:szCs w:val="28"/>
+        </w:rPr>
+      </w:pPr>
+      <w:r>
+        <w:rPr>
+          <w:rFonts w:ascii="Consolas" w:hAnsi="Consolas"/>
+          <w:sz w:val="28"/>
+          <w:szCs w:val="28"/>
+        </w:rPr>
+        <w:t>GET vehicle_type</w:t>
+      </w:r>
+    </w:p>
+    <w:p>
+      <w:pPr>
+        <w:ind w:left="504"/>
+        <w:rPr>
+          <w:sz w:val="28"/>
+          <w:szCs w:val="28"/>
+        </w:rPr>
+      </w:pPr>
+      <w:r>
+        <w:rPr>
+          <w:rFonts w:ascii="Consolas" w:hAnsi="Consolas"/>
+          <w:sz w:val="28"/>
+          <w:szCs w:val="28"/>
+        </w:rPr>
+        <w:t>GET parking_rate</w:t>
+      </w:r>
+    </w:p>
+    <w:p>
+      <w:pPr>
+        <w:ind w:left="504"/>
+        <w:rPr>
+          <w:sz w:val="28"/>
+          <w:szCs w:val="28"/>
+        </w:rPr>
+      </w:pPr>
+      <w:r>
+        <w:rPr>
+          <w:rFonts w:ascii="Consolas" w:hAnsi="Consolas"/>
+          <w:sz w:val="28"/>
+          <w:szCs w:val="28"/>
+        </w:rPr>
+        <w:t>fee = APPLY_CHARGING_RULE(duration, parking_rate)</w:t>
+      </w:r>
+    </w:p>
+    <w:p>
+      <w:pPr>
+        <w:ind w:left="504"/>
+        <w:rPr>
+          <w:sz w:val="28"/>
+          <w:szCs w:val="28"/>
+        </w:rPr>
+      </w:pPr>
+      <w:r>
+        <w:rPr>
+          <w:rFonts w:ascii="Consolas" w:hAnsi="Consolas"/>
+          <w:sz w:val="28"/>
+          <w:szCs w:val="28"/>
+        </w:rPr>
+        <w:t>RETURN fee</w:t>
+      </w:r>
+    </w:p>
+    <w:p>
+      <w:pPr>
+        <w:ind w:left="504"/>
+        <w:rPr>
+          <w:sz w:val="28"/>
+          <w:szCs w:val="28"/>
+        </w:rPr>
+      </w:pPr>
+      <w:r>
+        <w:rPr>
+          <w:rFonts w:ascii="Consolas" w:hAnsi="Consolas"/>
+          <w:sz w:val="28"/>
+          <w:szCs w:val="28"/>
+        </w:rPr>
+        <w:t>END</w:t>
+      </w:r>
+    </w:p>
+    <w:p>
+      <w:pPr>
+        <w:rPr>
+          <w:sz w:val="28"/>
+          <w:szCs w:val="28"/>
+        </w:rPr>
+      </w:pPr>
+      <w:r>
+        <w:rPr>
+          <w:b/>
+          <w:sz w:val="28"/>
+          <w:szCs w:val="28"/>
+        </w:rPr>
+        <w:t xml:space="preserve">Data structure(s): </w:t>
+      </w:r>
+      <w:r>
+        <w:rPr>
+          <w:sz w:val="28"/>
+          <w:szCs w:val="28"/>
+        </w:rPr>
+        <w:t>Dictionary/hash map for rate lookup and vehicle record for time/category data.</w:t>
+      </w:r>
+    </w:p>
+    <w:p>
+      <w:pPr>
+        <w:rPr>
+          <w:sz w:val="28"/>
+          <w:szCs w:val="28"/>
+        </w:rPr>
+      </w:pPr>
+      <w:r>
+        <w:rPr>
+          <w:b/>
+          <w:sz w:val="28"/>
+          <w:szCs w:val="28"/>
+        </w:rPr>
+        <w:t xml:space="preserve">Reason for selection: </w:t>
+      </w:r>
+      <w:r>
+        <w:rPr>
+          <w:sz w:val="28"/>
+          <w:szCs w:val="28"/>
+        </w:rPr>
+        <w:t>The dictionary makes rate retrieval direct, while the vehicle record keeps the required input data together.</w:t>
+      </w:r>
+    </w:p>
+    <w:p>
+      <w:pPr>
+        <w:rPr>
+          <w:sz w:val="28"/>
+          <w:szCs w:val="28"/>
+        </w:rPr>
+      </w:pPr>
+    </w:p>
+    <w:p>
+      <w:pPr>
+        <w:pStyle w:val="Heading2"/>
+      </w:pPr>
+      <w:r>
+        <w:t>5.7 Parking Space Display</w:t>
+      </w:r>
+    </w:p>
+    <w:p>
+      <w:pPr>
+        <w:rPr>
+          <w:sz w:val="28"/>
+          <w:szCs w:val="28"/>
+        </w:rPr>
+      </w:pPr>
+      <w:r>
+        <w:rPr>
+          <w:b/>
+          <w:sz w:val="28"/>
+          <w:szCs w:val="28"/>
+        </w:rPr>
+        <w:t xml:space="preserve">Purpose: </w:t>
+      </w:r>
+      <w:r>
+        <w:rPr>
+          <w:sz w:val="28"/>
+          <w:szCs w:val="28"/>
+        </w:rPr>
+        <w:t>Displays parking spaces grouped by vehicle category and shows whether each space is available or occupied.</w:t>
+      </w:r>
+    </w:p>
+    <w:p>
+      <w:pPr>
+        <w:rPr>
+          <w:sz w:val="28"/>
+          <w:szCs w:val="28"/>
+        </w:rPr>
+      </w:pPr>
+      <w:r>
+        <w:rPr>
+          <w:sz w:val="28"/>
+          <w:szCs w:val="28"/>
+        </w:rPr>
+        <w:t>Algorithm:</w:t>
+      </w:r>
+    </w:p>
+    <w:p>
+      <w:pPr>
+        <w:pStyle w:val="ListNumber"/>
+        <w:rPr>
+          <w:sz w:val="28"/>
+          <w:szCs w:val="28"/>
+        </w:rPr>
+      </w:pPr>
+      <w:r>
+        <w:rPr>
+          <w:sz w:val="28"/>
+          <w:szCs w:val="28"/>
+        </w:rPr>
+        <w:t>Loop through each vehicle category.</w:t>
+      </w:r>
+    </w:p>
+    <w:p>
+      <w:pPr>
+        <w:pStyle w:val="ListNumber"/>
+        <w:rPr>
+          <w:sz w:val="28"/>
+          <w:szCs w:val="28"/>
+        </w:rPr>
+      </w:pPr>
+      <w:r>
+        <w:rPr>
+          <w:sz w:val="28"/>
+          <w:szCs w:val="28"/>
+        </w:rPr>
+        <w:t>Display the category name.</w:t>
+      </w:r>
+    </w:p>
+    <w:p>
+      <w:pPr>
+        <w:pStyle w:val="ListNumber"/>
+        <w:rPr>
+          <w:sz w:val="28"/>
+          <w:szCs w:val="28"/>
+        </w:rPr>
+      </w:pPr>
+      <w:r>
+        <w:rPr>
+          <w:sz w:val="28"/>
+          <w:szCs w:val="28"/>
+        </w:rPr>
+        <w:t>Retrieve the spaces belonging to that category.</w:t>
+      </w:r>
+    </w:p>
+    <w:p>
+      <w:pPr>
+        <w:pStyle w:val="ListNumber"/>
+        <w:rPr>
+          <w:sz w:val="28"/>
+          <w:szCs w:val="28"/>
+        </w:rPr>
+      </w:pPr>
+      <w:r>
+        <w:rPr>
+          <w:sz w:val="28"/>
+          <w:szCs w:val="28"/>
+        </w:rPr>
+        <w:t>Loop through the spaces.</w:t>
+      </w:r>
+    </w:p>
+    <w:p>
+      <w:pPr>
+        <w:pStyle w:val="ListNumber"/>
+        <w:rPr>
+          <w:sz w:val="28"/>
+          <w:szCs w:val="28"/>
+        </w:rPr>
+      </w:pPr>
+      <w:r>
+        <w:rPr>
+          <w:sz w:val="28"/>
+          <w:szCs w:val="28"/>
+        </w:rPr>
+        <w:t>Display each space and its current status.</w:t>
+      </w:r>
+    </w:p>
+    <w:p>
+      <w:pPr>
+        <w:pStyle w:val="ListNumber"/>
+        <w:rPr>
+          <w:sz w:val="28"/>
+          <w:szCs w:val="28"/>
+        </w:rPr>
+      </w:pPr>
+      <w:r>
+        <w:rPr>
+          <w:sz w:val="28"/>
+          <w:szCs w:val="28"/>
+        </w:rPr>
+        <w:t>Repeat until all categories and spaces have been displayed.</w:t>
+      </w:r>
+    </w:p>
+    <w:p>
+      <w:pPr>
+        <w:pStyle w:val="ListNumber"/>
+        <w:numPr>
+          <w:ilvl w:val="0"/>
+          <w:numId w:val="0"/>
+        </w:numPr>
+        <w:ind w:left="360" w:hanging="360"/>
+        <w:rPr>
+          <w:sz w:val="28"/>
+          <w:szCs w:val="28"/>
+        </w:rPr>
+      </w:pPr>
+    </w:p>
+    <w:p>
+      <w:pPr>
+        <w:pStyle w:val="ListNumber"/>
+        <w:numPr>
+          <w:ilvl w:val="0"/>
+          <w:numId w:val="0"/>
+        </w:numPr>
+        <w:ind w:left="360" w:hanging="360"/>
+        <w:rPr>
+          <w:sz w:val="28"/>
+          <w:szCs w:val="28"/>
+        </w:rPr>
+      </w:pPr>
+    </w:p>
+    <w:p>
+      <w:pPr>
+        <w:rPr>
+          <w:sz w:val="28"/>
+          <w:szCs w:val="28"/>
+        </w:rPr>
+      </w:pPr>
+      <w:r>
+        <w:rPr>
+          <w:b/>
+          <w:sz w:val="28"/>
+          <w:szCs w:val="28"/>
+        </w:rPr>
+        <w:lastRenderedPageBreak/>
+        <w:t>Pseudocode:</w:t>
+      </w:r>
+    </w:p>
+    <w:p>
+      <w:pPr>
+        <w:ind w:left="504"/>
+        <w:rPr>
+          <w:sz w:val="28"/>
+          <w:szCs w:val="28"/>
+        </w:rPr>
+      </w:pPr>
+      <w:r>
+        <w:rPr>
+          <w:rFonts w:ascii="Consolas" w:hAnsi="Consolas"/>
+          <w:sz w:val="28"/>
+          <w:szCs w:val="28"/>
+        </w:rPr>
+        <w:t>START</w:t>
+      </w:r>
+    </w:p>
+    <w:p>
+      <w:pPr>
+        <w:ind w:left="504"/>
+        <w:rPr>
+          <w:sz w:val="28"/>
+          <w:szCs w:val="28"/>
+        </w:rPr>
+      </w:pPr>
+    </w:p>
+    <w:p>
+      <w:pPr>
+        <w:ind w:left="504"/>
+        <w:rPr>
+          <w:sz w:val="28"/>
+          <w:szCs w:val="28"/>
+        </w:rPr>
+      </w:pPr>
+      <w:r>
+        <w:rPr>
+          <w:rFonts w:ascii="Consolas" w:hAnsi="Consolas"/>
+          <w:sz w:val="28"/>
+          <w:szCs w:val="28"/>
+        </w:rPr>
+        <w:t>FOR each vehicle_category</w:t>
+      </w:r>
+    </w:p>
+    <w:p>
+      <w:pPr>
+        <w:ind w:left="504"/>
+        <w:rPr>
+          <w:sz w:val="28"/>
+          <w:szCs w:val="28"/>
+        </w:rPr>
+      </w:pPr>
+      <w:r>
+        <w:rPr>
+          <w:rFonts w:ascii="Consolas" w:hAnsi="Consolas"/>
+          <w:sz w:val="28"/>
+          <w:szCs w:val="28"/>
+        </w:rPr>
+        <w:t xml:space="preserve">    DISPLAY vehicle_category</w:t>
+      </w:r>
+    </w:p>
+    <w:p>
+      <w:pPr>
+        <w:ind w:left="504"/>
+        <w:rPr>
+          <w:sz w:val="28"/>
+          <w:szCs w:val="28"/>
+        </w:rPr>
+      </w:pPr>
+    </w:p>
+    <w:p>
+      <w:pPr>
+        <w:ind w:left="504"/>
+        <w:rPr>
+          <w:sz w:val="28"/>
+          <w:szCs w:val="28"/>
+        </w:rPr>
+      </w:pPr>
+      <w:r>
+        <w:rPr>
+          <w:rFonts w:ascii="Consolas" w:hAnsi="Consolas"/>
+          <w:sz w:val="28"/>
+          <w:szCs w:val="28"/>
+        </w:rPr>
+        <w:t xml:space="preserve">    GET spaces FOR vehicle_category</w:t>
+      </w:r>
+    </w:p>
+    <w:p>
+      <w:pPr>
+        <w:ind w:left="504"/>
+        <w:rPr>
+          <w:sz w:val="28"/>
+          <w:szCs w:val="28"/>
+        </w:rPr>
+      </w:pPr>
+    </w:p>
+    <w:p>
+      <w:pPr>
+        <w:ind w:left="504"/>
+        <w:rPr>
+          <w:sz w:val="28"/>
+          <w:szCs w:val="28"/>
+        </w:rPr>
+      </w:pPr>
+      <w:r>
+        <w:rPr>
+          <w:rFonts w:ascii="Consolas" w:hAnsi="Consolas"/>
+          <w:sz w:val="28"/>
+          <w:szCs w:val="28"/>
+        </w:rPr>
+        <w:t xml:space="preserve">    FOR each space</w:t>
+      </w:r>
+    </w:p>
+    <w:p>
+      <w:pPr>
+        <w:ind w:left="504"/>
+        <w:rPr>
+          <w:sz w:val="28"/>
+          <w:szCs w:val="28"/>
+        </w:rPr>
+      </w:pPr>
+      <w:r>
+        <w:rPr>
+          <w:rFonts w:ascii="Consolas" w:hAnsi="Consolas"/>
+          <w:sz w:val="28"/>
+          <w:szCs w:val="28"/>
+        </w:rPr>
+        <w:t xml:space="preserve">        IF space is occupied THEN</w:t>
+      </w:r>
+    </w:p>
+    <w:p>
+      <w:pPr>
+        <w:ind w:left="504"/>
+        <w:rPr>
+          <w:sz w:val="28"/>
+          <w:szCs w:val="28"/>
+        </w:rPr>
+      </w:pPr>
+      <w:r>
+        <w:rPr>
+          <w:rFonts w:ascii="Consolas" w:hAnsi="Consolas"/>
+          <w:sz w:val="28"/>
+          <w:szCs w:val="28"/>
+        </w:rPr>
+        <w:t xml:space="preserve">            DISPLAY "Occupied"</w:t>
+      </w:r>
+    </w:p>
+    <w:p>
+      <w:pPr>
+        <w:ind w:left="504"/>
+        <w:rPr>
+          <w:sz w:val="28"/>
+          <w:szCs w:val="28"/>
+        </w:rPr>
+      </w:pPr>
+      <w:r>
+        <w:rPr>
+          <w:rFonts w:ascii="Consolas" w:hAnsi="Consolas"/>
+          <w:sz w:val="28"/>
+          <w:szCs w:val="28"/>
+        </w:rPr>
+        <w:t xml:space="preserve">        ELSE</w:t>
+      </w:r>
+    </w:p>
+    <w:p>
+      <w:pPr>
+        <w:ind w:left="504"/>
+        <w:rPr>
+          <w:sz w:val="28"/>
+          <w:szCs w:val="28"/>
+        </w:rPr>
+      </w:pPr>
+      <w:r>
+        <w:rPr>
+          <w:rFonts w:ascii="Consolas" w:hAnsi="Consolas"/>
+          <w:sz w:val="28"/>
+          <w:szCs w:val="28"/>
+        </w:rPr>
+        <w:t xml:space="preserve">            DISPLAY "Available"</w:t>
+      </w:r>
+    </w:p>
+    <w:p>
+      <w:pPr>
+        <w:ind w:left="504"/>
+        <w:rPr>
+          <w:sz w:val="28"/>
+          <w:szCs w:val="28"/>
+        </w:rPr>
+      </w:pPr>
+      <w:r>
+        <w:rPr>
+          <w:rFonts w:ascii="Consolas" w:hAnsi="Consolas"/>
+          <w:sz w:val="28"/>
+          <w:szCs w:val="28"/>
+        </w:rPr>
+        <w:t xml:space="preserve">        END IF</w:t>
+      </w:r>
+    </w:p>
+    <w:p>
+      <w:pPr>
+        <w:ind w:left="504"/>
+        <w:rPr>
+          <w:sz w:val="28"/>
+          <w:szCs w:val="28"/>
+        </w:rPr>
+      </w:pPr>
+      <w:r>
+        <w:rPr>
+          <w:rFonts w:ascii="Consolas" w:hAnsi="Consolas"/>
+          <w:sz w:val="28"/>
+          <w:szCs w:val="28"/>
+        </w:rPr>
+        <w:t xml:space="preserve">    END FOR</w:t>
+      </w:r>
+    </w:p>
+    <w:p>
+      <w:pPr>
+        <w:ind w:left="504"/>
+        <w:rPr>
+          <w:sz w:val="28"/>
+          <w:szCs w:val="28"/>
+        </w:rPr>
+      </w:pPr>
+      <w:r>
+        <w:rPr>
+          <w:rFonts w:ascii="Consolas" w:hAnsi="Consolas"/>
+          <w:sz w:val="28"/>
+          <w:szCs w:val="28"/>
+        </w:rPr>
+        <w:t>END FOR</w:t>
+      </w:r>
+    </w:p>
+    <w:p>
+      <w:pPr>
+        <w:ind w:left="504"/>
+        <w:rPr>
+          <w:sz w:val="28"/>
+          <w:szCs w:val="28"/>
+        </w:rPr>
+      </w:pPr>
+    </w:p>
+    <w:p>
+      <w:pPr>
+        <w:ind w:left="504"/>
+        <w:rPr>
+          <w:sz w:val="28"/>
+          <w:szCs w:val="28"/>
+        </w:rPr>
+      </w:pPr>
+      <w:r>
+        <w:rPr>
+          <w:rFonts w:ascii="Consolas" w:hAnsi="Consolas"/>
+          <w:sz w:val="28"/>
+          <w:szCs w:val="28"/>
+        </w:rPr>
+        <w:t>END</w:t>
+      </w:r>
+    </w:p>
+    <w:p>
+      <w:pPr>
+        <w:rPr>
+          <w:sz w:val="28"/>
+          <w:szCs w:val="28"/>
+        </w:rPr>
+      </w:pPr>
+      <w:r>
+        <w:rPr>
+          <w:b/>
+          <w:sz w:val="28"/>
+          <w:szCs w:val="28"/>
+        </w:rPr>
+        <w:t xml:space="preserve">Data structure(s): </w:t>
+      </w:r>
+      <w:r>
+        <w:rPr>
+          <w:sz w:val="28"/>
+          <w:szCs w:val="28"/>
+        </w:rPr>
+        <w:t>Lists/arrays.</w:t>
+      </w:r>
+    </w:p>
+    <w:p>
+      <w:pPr>
+        <w:rPr>
+          <w:sz w:val="28"/>
+          <w:szCs w:val="28"/>
+        </w:rPr>
+      </w:pPr>
+      <w:r>
+        <w:rPr>
+          <w:b/>
+          <w:sz w:val="28"/>
+          <w:szCs w:val="28"/>
+        </w:rPr>
+        <w:t xml:space="preserve">Reason for selection: </w:t>
+      </w:r>
+      <w:r>
+        <w:rPr>
+          <w:sz w:val="28"/>
+          <w:szCs w:val="28"/>
+        </w:rPr>
+        <w:t>The spaces are grouped and ordered by category, making traversal and display straightforward.</w:t>
+      </w:r>
+    </w:p>
+    <w:p>
+      <w:pPr>
+        <w:rPr>
+          <w:sz w:val="28"/>
+          <w:szCs w:val="28"/>
+        </w:rPr>
+      </w:pPr>
+    </w:p>
+    <w:p>
+      <w:pPr>
+        <w:rPr>
+          <w:sz w:val="28"/>
+          <w:szCs w:val="28"/>
+        </w:rPr>
+      </w:pPr>
+    </w:p>
+    <w:p/>
+    <w:p>
+      <w:pPr>
+        <w:pStyle w:val="Heading2"/>
+      </w:pPr>
+      <w:r>
+        <w:lastRenderedPageBreak/>
+        <w:t>5.8 Vehicle and Record Retrieval</w:t>
+      </w:r>
+    </w:p>
+    <w:p>
+      <w:pPr>
+        <w:rPr>
+          <w:sz w:val="28"/>
+          <w:szCs w:val="28"/>
+        </w:rPr>
+      </w:pPr>
+      <w:r>
+        <w:rPr>
+          <w:b/>
+          <w:sz w:val="28"/>
+          <w:szCs w:val="28"/>
+        </w:rPr>
+        <w:t xml:space="preserve">Purpose: </w:t>
+      </w:r>
+      <w:r>
+        <w:rPr>
+          <w:sz w:val="28"/>
+          <w:szCs w:val="28"/>
+        </w:rPr>
+        <w:t>Retrieves vehicle records for the dashboard or other system functions.</w:t>
+      </w:r>
+    </w:p>
+    <w:p>
+      <w:pPr>
+        <w:rPr>
+          <w:sz w:val="28"/>
+          <w:szCs w:val="28"/>
+        </w:rPr>
+      </w:pPr>
+      <w:r>
+        <w:rPr>
+          <w:sz w:val="28"/>
+          <w:szCs w:val="28"/>
+        </w:rPr>
+        <w:t>Algorithm:</w:t>
+      </w:r>
+    </w:p>
+    <w:p>
+      <w:pPr>
+        <w:pStyle w:val="ListNumber"/>
+        <w:rPr>
+          <w:sz w:val="28"/>
+          <w:szCs w:val="28"/>
+        </w:rPr>
+      </w:pPr>
+      <w:r>
+        <w:rPr>
+          <w:sz w:val="28"/>
+          <w:szCs w:val="28"/>
+        </w:rPr>
+        <w:t>Receive the requested record or query.</w:t>
+      </w:r>
+    </w:p>
+    <w:p>
+      <w:pPr>
+        <w:pStyle w:val="ListNumber"/>
+        <w:rPr>
+          <w:sz w:val="28"/>
+          <w:szCs w:val="28"/>
+        </w:rPr>
+      </w:pPr>
+      <w:r>
+        <w:rPr>
+          <w:sz w:val="28"/>
+          <w:szCs w:val="28"/>
+        </w:rPr>
+        <w:t>Search the stored vehicle records.</w:t>
+      </w:r>
+    </w:p>
+    <w:p>
+      <w:pPr>
+        <w:pStyle w:val="ListNumber"/>
+        <w:rPr>
+          <w:sz w:val="28"/>
+          <w:szCs w:val="28"/>
+        </w:rPr>
+      </w:pPr>
+      <w:r>
+        <w:rPr>
+          <w:sz w:val="28"/>
+          <w:szCs w:val="28"/>
+        </w:rPr>
+        <w:t>Retrieve matching information.</w:t>
+      </w:r>
+    </w:p>
+    <w:p>
+      <w:pPr>
+        <w:pStyle w:val="ListNumber"/>
+        <w:rPr>
+          <w:sz w:val="28"/>
+          <w:szCs w:val="28"/>
+        </w:rPr>
+      </w:pPr>
+      <w:r>
+        <w:rPr>
+          <w:sz w:val="28"/>
+          <w:szCs w:val="28"/>
+        </w:rPr>
+        <w:t>Return the records to the interface for display.</w:t>
+      </w:r>
+    </w:p>
+    <w:p>
+      <w:pPr>
+        <w:rPr>
+          <w:sz w:val="28"/>
+          <w:szCs w:val="28"/>
+        </w:rPr>
+      </w:pPr>
+      <w:r>
+        <w:rPr>
+          <w:b/>
+          <w:sz w:val="28"/>
+          <w:szCs w:val="28"/>
+        </w:rPr>
+        <w:t>Pseudocode:</w:t>
+      </w:r>
+    </w:p>
+    <w:p>
+      <w:pPr>
+        <w:ind w:left="504"/>
+        <w:rPr>
+          <w:sz w:val="28"/>
+          <w:szCs w:val="28"/>
+        </w:rPr>
+      </w:pPr>
+      <w:r>
+        <w:rPr>
+          <w:rFonts w:ascii="Consolas" w:hAnsi="Consolas"/>
+          <w:sz w:val="28"/>
+          <w:szCs w:val="28"/>
+        </w:rPr>
+        <w:t>START</w:t>
+      </w:r>
+    </w:p>
+    <w:p>
+      <w:pPr>
+        <w:ind w:left="504"/>
+        <w:rPr>
+          <w:sz w:val="28"/>
+          <w:szCs w:val="28"/>
+        </w:rPr>
+      </w:pPr>
+      <w:r>
+        <w:rPr>
+          <w:rFonts w:ascii="Consolas" w:hAnsi="Consolas"/>
+          <w:sz w:val="28"/>
+          <w:szCs w:val="28"/>
+        </w:rPr>
+        <w:t>RECEIVE search/query request</w:t>
+      </w:r>
+    </w:p>
+    <w:p>
+      <w:pPr>
+        <w:ind w:left="504"/>
+        <w:rPr>
+          <w:sz w:val="28"/>
+          <w:szCs w:val="28"/>
+        </w:rPr>
+      </w:pPr>
+      <w:r>
+        <w:rPr>
+          <w:rFonts w:ascii="Consolas" w:hAnsi="Consolas"/>
+          <w:sz w:val="28"/>
+          <w:szCs w:val="28"/>
+        </w:rPr>
+        <w:t>SEARCH vehicle records</w:t>
+      </w:r>
+    </w:p>
+    <w:p>
+      <w:pPr>
+        <w:ind w:left="504"/>
+        <w:rPr>
+          <w:sz w:val="28"/>
+          <w:szCs w:val="28"/>
+        </w:rPr>
+      </w:pPr>
+      <w:r>
+        <w:rPr>
+          <w:rFonts w:ascii="Consolas" w:hAnsi="Consolas"/>
+          <w:sz w:val="28"/>
+          <w:szCs w:val="28"/>
+        </w:rPr>
+        <w:t>RETRIEVE matching records</w:t>
+      </w:r>
+    </w:p>
+    <w:p>
+      <w:pPr>
+        <w:ind w:left="504"/>
+        <w:rPr>
+          <w:sz w:val="28"/>
+          <w:szCs w:val="28"/>
+        </w:rPr>
+      </w:pPr>
+      <w:r>
+        <w:rPr>
+          <w:rFonts w:ascii="Consolas" w:hAnsi="Consolas"/>
+          <w:sz w:val="28"/>
+          <w:szCs w:val="28"/>
+        </w:rPr>
+        <w:t>DISPLAY records</w:t>
+      </w:r>
+    </w:p>
+    <w:p>
+      <w:pPr>
+        <w:ind w:left="504"/>
+        <w:rPr>
+          <w:sz w:val="28"/>
+          <w:szCs w:val="28"/>
+        </w:rPr>
+      </w:pPr>
+      <w:r>
+        <w:rPr>
+          <w:rFonts w:ascii="Consolas" w:hAnsi="Consolas"/>
+          <w:sz w:val="28"/>
+          <w:szCs w:val="28"/>
+        </w:rPr>
+        <w:t>END</w:t>
+      </w:r>
+    </w:p>
+    <w:p>
+      <w:pPr>
+        <w:rPr>
+          <w:sz w:val="28"/>
+          <w:szCs w:val="28"/>
+        </w:rPr>
+      </w:pPr>
+      <w:r>
+        <w:rPr>
+          <w:b/>
+          <w:sz w:val="28"/>
+          <w:szCs w:val="28"/>
+        </w:rPr>
+        <w:t xml:space="preserve">Data structure(s): </w:t>
+      </w:r>
+      <w:r>
+        <w:rPr>
+          <w:sz w:val="28"/>
+          <w:szCs w:val="28"/>
+        </w:rPr>
+        <w:t>SQLite database table and record structures.</w:t>
+      </w:r>
+    </w:p>
+    <w:p>
+      <w:r>
+        <w:rPr>
+          <w:b/>
+          <w:sz w:val="28"/>
+          <w:szCs w:val="28"/>
+        </w:rPr>
+        <w:t xml:space="preserve">Reason for selection: </w:t>
+      </w:r>
+      <w:r>
+        <w:rPr>
+          <w:sz w:val="28"/>
+          <w:szCs w:val="28"/>
+        </w:rPr>
+        <w:t>A database table is suitable for persistent storage and allows records to be queried, inserted, updated, and retrieved</w:t>
+      </w:r>
+      <w:r>
+        <w:t>.</w:t>
+      </w:r>
+    </w:p>
+    <w:p>
+      <w:pPr>
+        <w:pStyle w:val="Heading1"/>
+      </w:pPr>
+    </w:p>
+    <w:p>
+      <w:pPr>
+        <w:pStyle w:val="Heading1"/>
       </w:pPr>
     </w:p>
     <w:p/>
@@ -1382,546 +5264,843 @@
       <w:pPr>
         <w:pStyle w:val="Heading1"/>
       </w:pPr>
-      <w:r>
+    </w:p>
+    <w:p>
+      <w:pPr>
+        <w:pStyle w:val="Heading1"/>
+      </w:pPr>
+      <w:r>
+        <w:t>6. Overall SmartPark System Algorithm</w:t>
+      </w:r>
+    </w:p>
+    <w:p>
+      <w:pPr>
+        <w:rPr>
+          <w:sz w:val="28"/>
+          <w:szCs w:val="28"/>
+        </w:rPr>
+      </w:pPr>
+      <w:r>
+        <w:rPr>
+          <w:sz w:val="28"/>
+          <w:szCs w:val="28"/>
+        </w:rPr>
+        <w:t>The following high-level algorithm describes how the major modules are connected through the main system menu.</w:t>
+      </w:r>
+    </w:p>
+    <w:p>
+      <w:pPr>
+        <w:ind w:left="504"/>
+        <w:rPr>
+          <w:sz w:val="28"/>
+          <w:szCs w:val="28"/>
+        </w:rPr>
+      </w:pPr>
+      <w:r>
+        <w:rPr>
+          <w:rFonts w:ascii="Consolas" w:hAnsi="Consolas"/>
+          <w:sz w:val="28"/>
+          <w:szCs w:val="28"/>
+        </w:rPr>
+        <w:t>START</w:t>
+      </w:r>
+    </w:p>
+    <w:p>
+      <w:pPr>
+        <w:ind w:left="504"/>
+        <w:rPr>
+          <w:sz w:val="28"/>
+          <w:szCs w:val="28"/>
+        </w:rPr>
+      </w:pPr>
+    </w:p>
+    <w:p>
+      <w:pPr>
+        <w:ind w:left="504"/>
+        <w:rPr>
+          <w:sz w:val="28"/>
+          <w:szCs w:val="28"/>
+        </w:rPr>
+      </w:pPr>
+      <w:r>
+        <w:rPr>
+          <w:rFonts w:ascii="Consolas" w:hAnsi="Consolas"/>
+          <w:sz w:val="28"/>
+          <w:szCs w:val="28"/>
+        </w:rPr>
+        <w:t>DISPLAY SmartPark System</w:t>
+      </w:r>
+    </w:p>
+    <w:p>
+      <w:pPr>
+        <w:ind w:left="504"/>
+        <w:rPr>
+          <w:sz w:val="28"/>
+          <w:szCs w:val="28"/>
+        </w:rPr>
+      </w:pPr>
+    </w:p>
+    <w:p>
+      <w:pPr>
+        <w:ind w:left="504"/>
+        <w:rPr>
+          <w:sz w:val="28"/>
+          <w:szCs w:val="28"/>
+        </w:rPr>
+      </w:pPr>
+      <w:r>
+        <w:rPr>
+          <w:rFonts w:ascii="Consolas" w:hAnsi="Consolas"/>
+          <w:sz w:val="28"/>
+          <w:szCs w:val="28"/>
+        </w:rPr>
+        <w:t>WHILE system is running</w:t>
+      </w:r>
+    </w:p>
+    <w:p>
+      <w:pPr>
+        <w:ind w:left="504"/>
+        <w:rPr>
+          <w:sz w:val="28"/>
+          <w:szCs w:val="28"/>
+        </w:rPr>
+      </w:pPr>
+    </w:p>
+    <w:p>
+      <w:pPr>
+        <w:ind w:left="504"/>
+        <w:rPr>
+          <w:sz w:val="28"/>
+          <w:szCs w:val="28"/>
+        </w:rPr>
+      </w:pPr>
+      <w:r>
+        <w:rPr>
+          <w:rFonts w:ascii="Consolas" w:hAnsi="Consolas"/>
+          <w:sz w:val="28"/>
+          <w:szCs w:val="28"/>
+        </w:rPr>
+        <w:t xml:space="preserve">    DISPLAY MAIN MENU</w:t>
+      </w:r>
+    </w:p>
+    <w:p>
+      <w:pPr>
+        <w:ind w:left="504"/>
+        <w:rPr>
+          <w:sz w:val="28"/>
+          <w:szCs w:val="28"/>
+        </w:rPr>
+      </w:pPr>
+      <w:r>
+        <w:rPr>
+          <w:rFonts w:ascii="Consolas" w:hAnsi="Consolas"/>
+          <w:sz w:val="28"/>
+          <w:szCs w:val="28"/>
+        </w:rPr>
+        <w:t xml:space="preserve">        1. Vehicle Entry</w:t>
+      </w:r>
+    </w:p>
+    <w:p>
+      <w:pPr>
+        <w:ind w:left="504"/>
+        <w:rPr>
+          <w:sz w:val="28"/>
+          <w:szCs w:val="28"/>
+        </w:rPr>
+      </w:pPr>
+      <w:r>
+        <w:rPr>
+          <w:rFonts w:ascii="Consolas" w:hAnsi="Consolas"/>
+          <w:sz w:val="28"/>
+          <w:szCs w:val="28"/>
+        </w:rPr>
+        <w:t xml:space="preserve">        2. Vehicle Exit</w:t>
+      </w:r>
+    </w:p>
+    <w:p>
+      <w:pPr>
+        <w:ind w:left="504"/>
+        <w:rPr>
+          <w:sz w:val="28"/>
+          <w:szCs w:val="28"/>
+        </w:rPr>
+      </w:pPr>
+      <w:r>
+        <w:rPr>
+          <w:rFonts w:ascii="Consolas" w:hAnsi="Consolas"/>
+          <w:sz w:val="28"/>
+          <w:szCs w:val="28"/>
+        </w:rPr>
+        <w:t xml:space="preserve">        3. View Parking Spaces</w:t>
+      </w:r>
+    </w:p>
+    <w:p>
+      <w:pPr>
+        <w:ind w:left="504"/>
+        <w:rPr>
+          <w:sz w:val="28"/>
+          <w:szCs w:val="28"/>
+        </w:rPr>
+      </w:pPr>
+      <w:r>
+        <w:rPr>
+          <w:rFonts w:ascii="Consolas" w:hAnsi="Consolas"/>
+          <w:sz w:val="28"/>
+          <w:szCs w:val="28"/>
+        </w:rPr>
+        <w:t xml:space="preserve">        4. View Vehicles</w:t>
+      </w:r>
+    </w:p>
+    <w:p>
+      <w:pPr>
+        <w:ind w:left="504"/>
+        <w:rPr>
+          <w:sz w:val="28"/>
+          <w:szCs w:val="28"/>
+        </w:rPr>
+      </w:pPr>
+      <w:r>
+        <w:rPr>
+          <w:rFonts w:ascii="Consolas" w:hAnsi="Consolas"/>
+          <w:sz w:val="28"/>
+          <w:szCs w:val="28"/>
+        </w:rPr>
+        <w:t xml:space="preserve">        5. View Payments</w:t>
+      </w:r>
+    </w:p>
+    <w:p>
+      <w:pPr>
+        <w:ind w:left="504"/>
+        <w:rPr>
+          <w:sz w:val="28"/>
+          <w:szCs w:val="28"/>
+        </w:rPr>
+      </w:pPr>
+      <w:r>
+        <w:rPr>
+          <w:rFonts w:ascii="Consolas" w:hAnsi="Consolas"/>
+          <w:sz w:val="28"/>
+          <w:szCs w:val="28"/>
+        </w:rPr>
+        <w:t xml:space="preserve">        6. Exit System</w:t>
+      </w:r>
+    </w:p>
+    <w:p>
+      <w:pPr>
+        <w:ind w:left="504"/>
+        <w:rPr>
+          <w:sz w:val="28"/>
+          <w:szCs w:val="28"/>
+        </w:rPr>
+      </w:pPr>
+    </w:p>
+    <w:p>
+      <w:pPr>
+        <w:ind w:left="504"/>
+        <w:rPr>
+          <w:sz w:val="28"/>
+          <w:szCs w:val="28"/>
+        </w:rPr>
+      </w:pPr>
+      <w:r>
+        <w:rPr>
+          <w:rFonts w:ascii="Consolas" w:hAnsi="Consolas"/>
+          <w:sz w:val="28"/>
+          <w:szCs w:val="28"/>
+        </w:rPr>
+        <w:t xml:space="preserve">    INPUT user_choice</w:t>
+      </w:r>
+    </w:p>
+    <w:p>
+      <w:pPr>
+        <w:ind w:left="504"/>
+        <w:rPr>
+          <w:sz w:val="28"/>
+          <w:szCs w:val="28"/>
+        </w:rPr>
+      </w:pPr>
+    </w:p>
+    <w:p>
+      <w:pPr>
+        <w:ind w:left="504"/>
+        <w:rPr>
+          <w:sz w:val="28"/>
+          <w:szCs w:val="28"/>
+        </w:rPr>
+      </w:pPr>
+      <w:r>
+        <w:rPr>
+          <w:rFonts w:ascii="Consolas" w:hAnsi="Consolas"/>
+          <w:sz w:val="28"/>
+          <w:szCs w:val="28"/>
+        </w:rPr>
+        <w:t xml:space="preserve">    IF user_choice = 1 THEN</w:t>
+      </w:r>
+    </w:p>
+    <w:p>
+      <w:pPr>
+        <w:ind w:left="504"/>
+        <w:rPr>
+          <w:sz w:val="28"/>
+          <w:szCs w:val="28"/>
+        </w:rPr>
+      </w:pPr>
+      <w:r>
+        <w:rPr>
+          <w:rFonts w:ascii="Consolas" w:hAnsi="Consolas"/>
+          <w:sz w:val="28"/>
+          <w:szCs w:val="28"/>
+        </w:rPr>
+        <w:t xml:space="preserve">        PROCESS Vehicle Entry</w:t>
+      </w:r>
+    </w:p>
+    <w:p>
+      <w:pPr>
+        <w:ind w:left="504"/>
+        <w:rPr>
+          <w:sz w:val="28"/>
+          <w:szCs w:val="28"/>
+        </w:rPr>
+      </w:pPr>
+    </w:p>
+    <w:p>
+      <w:pPr>
+        <w:ind w:left="504"/>
+        <w:rPr>
+          <w:sz w:val="28"/>
+          <w:szCs w:val="28"/>
+        </w:rPr>
+      </w:pPr>
+      <w:r>
+        <w:rPr>
+          <w:rFonts w:ascii="Consolas" w:hAnsi="Consolas"/>
+          <w:sz w:val="28"/>
+          <w:szCs w:val="28"/>
+        </w:rPr>
+        <w:t xml:space="preserve">    ELSE IF user_choice = 2 THEN</w:t>
+      </w:r>
+    </w:p>
+    <w:p>
+      <w:pPr>
+        <w:ind w:left="504"/>
+        <w:rPr>
+          <w:sz w:val="28"/>
+          <w:szCs w:val="28"/>
+        </w:rPr>
+      </w:pPr>
+      <w:r>
+        <w:rPr>
+          <w:rFonts w:ascii="Consolas" w:hAnsi="Consolas"/>
+          <w:sz w:val="28"/>
+          <w:szCs w:val="28"/>
+        </w:rPr>
         <w:lastRenderedPageBreak/>
-        <w:t>5</w:t>
-      </w:r>
-      <w:r>
-        <w:t>. Overall SmartPark System Algorithm</w:t>
-      </w:r>
-    </w:p>
-    <w:p>
-      <w:pPr>
-        <w:rPr>
-          <w:rFonts w:hint="eastAsia"/>
-        </w:rPr>
-      </w:pPr>
-      <w:r>
-        <w:t>The following high-level algorithm describes how the major modules are connected through the main system menu.</w:t>
+        <w:t xml:space="preserve">        PROCESS Vehicle Exit</w:t>
       </w:r>
     </w:p>
     <w:p>
       <w:pPr>
         <w:ind w:left="504"/>
         <w:rPr>
-          <w:rFonts w:hint="eastAsia"/>
+          <w:sz w:val="28"/>
+          <w:szCs w:val="28"/>
+        </w:rPr>
+      </w:pPr>
+    </w:p>
+    <w:p>
+      <w:pPr>
+        <w:ind w:left="504"/>
+        <w:rPr>
+          <w:sz w:val="28"/>
+          <w:szCs w:val="28"/>
         </w:rPr>
       </w:pPr>
       <w:r>
         <w:rPr>
           <w:rFonts w:ascii="Consolas" w:hAnsi="Consolas"/>
-          <w:sz w:val="19"/>
-        </w:rPr>
-        <w:t>START</w:t>
+          <w:sz w:val="28"/>
+          <w:szCs w:val="28"/>
+        </w:rPr>
+        <w:t xml:space="preserve">    ELSE IF user_choice = 3 THEN</w:t>
       </w:r>
     </w:p>
     <w:p>
       <w:pPr>
         <w:ind w:left="504"/>
         <w:rPr>
-          <w:rFonts w:hint="eastAsia"/>
-        </w:rPr>
-      </w:pPr>
+          <w:sz w:val="28"/>
+          <w:szCs w:val="28"/>
+        </w:rPr>
+      </w:pPr>
+      <w:r>
+        <w:rPr>
+          <w:rFonts w:ascii="Consolas" w:hAnsi="Consolas"/>
+          <w:sz w:val="28"/>
+          <w:szCs w:val="28"/>
+        </w:rPr>
+        <w:t xml:space="preserve">        DISPLAY Parking Spaces</w:t>
+      </w:r>
     </w:p>
     <w:p>
       <w:pPr>
         <w:ind w:left="504"/>
         <w:rPr>
-          <w:rFonts w:hint="eastAsia"/>
+          <w:sz w:val="28"/>
+          <w:szCs w:val="28"/>
+        </w:rPr>
+      </w:pPr>
+    </w:p>
+    <w:p>
+      <w:pPr>
+        <w:ind w:left="504"/>
+        <w:rPr>
+          <w:sz w:val="28"/>
+          <w:szCs w:val="28"/>
         </w:rPr>
       </w:pPr>
       <w:r>
         <w:rPr>
           <w:rFonts w:ascii="Consolas" w:hAnsi="Consolas"/>
-          <w:sz w:val="19"/>
-        </w:rPr>
-        <w:t>DISPLAY SmartPark System</w:t>
+          <w:sz w:val="28"/>
+          <w:szCs w:val="28"/>
+        </w:rPr>
+        <w:t xml:space="preserve">    ELSE IF user_choice = 4 THEN</w:t>
       </w:r>
     </w:p>
     <w:p>
       <w:pPr>
         <w:ind w:left="504"/>
         <w:rPr>
-          <w:rFonts w:hint="eastAsia"/>
-        </w:rPr>
-      </w:pPr>
+          <w:sz w:val="28"/>
+          <w:szCs w:val="28"/>
+        </w:rPr>
+      </w:pPr>
+      <w:r>
+        <w:rPr>
+          <w:rFonts w:ascii="Consolas" w:hAnsi="Consolas"/>
+          <w:sz w:val="28"/>
+          <w:szCs w:val="28"/>
+        </w:rPr>
+        <w:t xml:space="preserve">        DISPLAY Vehicle Records</w:t>
+      </w:r>
     </w:p>
     <w:p>
       <w:pPr>
         <w:ind w:left="504"/>
         <w:rPr>
-          <w:rFonts w:hint="eastAsia"/>
+          <w:sz w:val="28"/>
+          <w:szCs w:val="28"/>
+        </w:rPr>
+      </w:pPr>
+    </w:p>
+    <w:p>
+      <w:pPr>
+        <w:ind w:left="504"/>
+        <w:rPr>
+          <w:sz w:val="28"/>
+          <w:szCs w:val="28"/>
         </w:rPr>
       </w:pPr>
       <w:r>
         <w:rPr>
           <w:rFonts w:ascii="Consolas" w:hAnsi="Consolas"/>
-          <w:sz w:val="19"/>
-        </w:rPr>
-        <w:t>WHILE system is running</w:t>
+          <w:sz w:val="28"/>
+          <w:szCs w:val="28"/>
+        </w:rPr>
+        <w:t xml:space="preserve">    ELSE IF user_choice = 5 THEN</w:t>
       </w:r>
     </w:p>
     <w:p>
       <w:pPr>
         <w:ind w:left="504"/>
         <w:rPr>
-          <w:rFonts w:hint="eastAsia"/>
-        </w:rPr>
-      </w:pPr>
+          <w:sz w:val="28"/>
+          <w:szCs w:val="28"/>
+        </w:rPr>
+      </w:pPr>
+      <w:r>
+        <w:rPr>
+          <w:rFonts w:ascii="Consolas" w:hAnsi="Consolas"/>
+          <w:sz w:val="28"/>
+          <w:szCs w:val="28"/>
+        </w:rPr>
+        <w:t xml:space="preserve">        DISPLAY Payment Records</w:t>
+      </w:r>
     </w:p>
     <w:p>
       <w:pPr>
         <w:ind w:left="504"/>
         <w:rPr>
-          <w:rFonts w:hint="eastAsia"/>
+          <w:sz w:val="28"/>
+          <w:szCs w:val="28"/>
+        </w:rPr>
+      </w:pPr>
+    </w:p>
+    <w:p>
+      <w:pPr>
+        <w:ind w:left="504"/>
+        <w:rPr>
+          <w:sz w:val="28"/>
+          <w:szCs w:val="28"/>
         </w:rPr>
       </w:pPr>
       <w:r>
         <w:rPr>
           <w:rFonts w:ascii="Consolas" w:hAnsi="Consolas"/>
-          <w:sz w:val="19"/>
-        </w:rPr>
-        <w:t xml:space="preserve">    DISPLAY MAIN MENU</w:t>
+          <w:sz w:val="28"/>
+          <w:szCs w:val="28"/>
+        </w:rPr>
+        <w:t xml:space="preserve">    ELSE IF user_choice = 6 THEN</w:t>
       </w:r>
     </w:p>
     <w:p>
       <w:pPr>
         <w:ind w:left="504"/>
         <w:rPr>
-          <w:rFonts w:hint="eastAsia"/>
+          <w:sz w:val="28"/>
+          <w:szCs w:val="28"/>
         </w:rPr>
       </w:pPr>
       <w:r>
         <w:rPr>
           <w:rFonts w:ascii="Consolas" w:hAnsi="Consolas"/>
-          <w:sz w:val="19"/>
-        </w:rPr>
-        <w:t xml:space="preserve">        1. Vehicle Entry</w:t>
+          <w:sz w:val="28"/>
+          <w:szCs w:val="28"/>
+        </w:rPr>
+        <w:t xml:space="preserve">        STOP SYSTEM</w:t>
       </w:r>
     </w:p>
     <w:p>
       <w:pPr>
         <w:ind w:left="504"/>
         <w:rPr>
-          <w:rFonts w:hint="eastAsia"/>
+          <w:sz w:val="28"/>
+          <w:szCs w:val="28"/>
+        </w:rPr>
+      </w:pPr>
+    </w:p>
+    <w:p>
+      <w:pPr>
+        <w:ind w:left="504"/>
+        <w:rPr>
+          <w:sz w:val="28"/>
+          <w:szCs w:val="28"/>
         </w:rPr>
       </w:pPr>
       <w:r>
         <w:rPr>
           <w:rFonts w:ascii="Consolas" w:hAnsi="Consolas"/>
-          <w:sz w:val="19"/>
-        </w:rPr>
-        <w:t xml:space="preserve">        2. Vehicle Exit</w:t>
+          <w:sz w:val="28"/>
+          <w:szCs w:val="28"/>
+        </w:rPr>
+        <w:t xml:space="preserve">    ELSE</w:t>
       </w:r>
     </w:p>
     <w:p>
       <w:pPr>
         <w:ind w:left="504"/>
         <w:rPr>
-          <w:rFonts w:hint="eastAsia"/>
+          <w:sz w:val="28"/>
+          <w:szCs w:val="28"/>
         </w:rPr>
       </w:pPr>
       <w:r>
         <w:rPr>
           <w:rFonts w:ascii="Consolas" w:hAnsi="Consolas"/>
-          <w:sz w:val="19"/>
-        </w:rPr>
-        <w:t xml:space="preserve">        3. View Parking Spaces</w:t>
+          <w:sz w:val="28"/>
+          <w:szCs w:val="28"/>
+        </w:rPr>
+        <w:t xml:space="preserve">        DISPLAY "Invalid choice"</w:t>
       </w:r>
     </w:p>
     <w:p>
       <w:pPr>
         <w:ind w:left="504"/>
         <w:rPr>
-          <w:rFonts w:hint="eastAsia"/>
+          <w:sz w:val="28"/>
+          <w:szCs w:val="28"/>
         </w:rPr>
       </w:pPr>
       <w:r>
         <w:rPr>
           <w:rFonts w:ascii="Consolas" w:hAnsi="Consolas"/>
-          <w:sz w:val="19"/>
-        </w:rPr>
-        <w:t xml:space="preserve">        4. View Vehicles</w:t>
+          <w:sz w:val="28"/>
+          <w:szCs w:val="28"/>
+        </w:rPr>
+        <w:t xml:space="preserve">    END IF</w:t>
       </w:r>
     </w:p>
     <w:p>
       <w:pPr>
         <w:ind w:left="504"/>
         <w:rPr>
-          <w:rFonts w:hint="eastAsia"/>
+          <w:sz w:val="28"/>
+          <w:szCs w:val="28"/>
+        </w:rPr>
+      </w:pPr>
+    </w:p>
+    <w:p>
+      <w:pPr>
+        <w:ind w:left="504"/>
+        <w:rPr>
+          <w:sz w:val="28"/>
+          <w:szCs w:val="28"/>
         </w:rPr>
       </w:pPr>
       <w:r>
         <w:rPr>
           <w:rFonts w:ascii="Consolas" w:hAnsi="Consolas"/>
-          <w:sz w:val="19"/>
-        </w:rPr>
-        <w:t xml:space="preserve">        5. View Payments</w:t>
+          <w:sz w:val="28"/>
+          <w:szCs w:val="28"/>
+        </w:rPr>
+        <w:t>END WHILE</w:t>
       </w:r>
     </w:p>
     <w:p>
       <w:pPr>
         <w:ind w:left="504"/>
         <w:rPr>
-          <w:rFonts w:hint="eastAsia"/>
-        </w:rPr>
-      </w:pPr>
-      <w:r>
+          <w:sz w:val="28"/>
+          <w:szCs w:val="28"/>
+        </w:rPr>
+      </w:pPr>
+    </w:p>
+    <w:p>
+      <w:pPr>
+        <w:ind w:left="504"/>
         <w:rPr>
           <w:rFonts w:ascii="Consolas" w:hAnsi="Consolas"/>
-          <w:sz w:val="19"/>
-        </w:rPr>
-        <w:t xml:space="preserve">        6. Exit System</w:t>
+          <w:sz w:val="28"/>
+          <w:szCs w:val="28"/>
+        </w:rPr>
+      </w:pPr>
+      <w:r>
+        <w:rPr>
+          <w:rFonts w:ascii="Consolas" w:hAnsi="Consolas"/>
+          <w:sz w:val="28"/>
+          <w:szCs w:val="28"/>
+        </w:rPr>
+        <w:t>END</w:t>
       </w:r>
     </w:p>
     <w:p>
       <w:pPr>
         <w:ind w:left="504"/>
         <w:rPr>
-          <w:rFonts w:hint="eastAsia"/>
-        </w:rPr>
-      </w:pPr>
+          <w:sz w:val="28"/>
+          <w:szCs w:val="28"/>
+        </w:rPr>
+      </w:pPr>
+    </w:p>
+    <w:p>
+      <w:pPr>
+        <w:pStyle w:val="Heading1"/>
+      </w:pPr>
+      <w:r>
+        <w:lastRenderedPageBreak/>
+        <w:t>7. Relationship Between the Data Structures</w:t>
+      </w:r>
+    </w:p>
+    <w:p>
+      <w:pPr>
+        <w:rPr>
+          <w:sz w:val="28"/>
+          <w:szCs w:val="28"/>
+        </w:rPr>
+      </w:pPr>
+      <w:r>
+        <w:rPr>
+          <w:sz w:val="28"/>
+          <w:szCs w:val="28"/>
+        </w:rPr>
+        <w:t>The following conceptual relationship shows how the major data structures support SmartPark:</w:t>
+      </w:r>
     </w:p>
     <w:p>
       <w:pPr>
         <w:ind w:left="504"/>
         <w:rPr>
-          <w:rFonts w:hint="eastAsia"/>
+          <w:sz w:val="28"/>
+          <w:szCs w:val="28"/>
         </w:rPr>
       </w:pPr>
       <w:r>
         <w:rPr>
           <w:rFonts w:ascii="Consolas" w:hAnsi="Consolas"/>
-          <w:sz w:val="19"/>
-        </w:rPr>
-        <w:t xml:space="preserve">    INPUT user_choice</w:t>
+          <w:sz w:val="28"/>
+          <w:szCs w:val="28"/>
+        </w:rPr>
+        <w:t>SMARTPARK</w:t>
       </w:r>
     </w:p>
     <w:p>
       <w:pPr>
         <w:ind w:left="504"/>
         <w:rPr>
-          <w:rFonts w:hint="eastAsia"/>
-        </w:rPr>
-      </w:pPr>
+          <w:sz w:val="28"/>
+          <w:szCs w:val="28"/>
+        </w:rPr>
+      </w:pPr>
+      <w:r>
+        <w:rPr>
+          <w:rFonts w:ascii="Consolas" w:hAnsi="Consolas"/>
+          <w:sz w:val="28"/>
+          <w:szCs w:val="28"/>
+        </w:rPr>
+        <w:t xml:space="preserve">    |</w:t>
+      </w:r>
     </w:p>
     <w:p>
       <w:pPr>
         <w:ind w:left="504"/>
         <w:rPr>
-          <w:rFonts w:hint="eastAsia"/>
+          <w:sz w:val="28"/>
+          <w:szCs w:val="28"/>
         </w:rPr>
       </w:pPr>
       <w:r>
         <w:rPr>
           <w:rFonts w:ascii="Consolas" w:hAnsi="Consolas"/>
-          <w:sz w:val="19"/>
-        </w:rPr>
-        <w:t xml:space="preserve">    IF user_choice = 1 THEN</w:t>
+          <w:sz w:val="28"/>
+          <w:szCs w:val="28"/>
+        </w:rPr>
+        <w:t xml:space="preserve">    +-- Parking Spaces -&gt; List / Array</w:t>
       </w:r>
     </w:p>
     <w:p>
       <w:pPr>
         <w:ind w:left="504"/>
         <w:rPr>
-          <w:rFonts w:hint="eastAsia"/>
+          <w:sz w:val="28"/>
+          <w:szCs w:val="28"/>
         </w:rPr>
       </w:pPr>
       <w:r>
         <w:rPr>
           <w:rFonts w:ascii="Consolas" w:hAnsi="Consolas"/>
-          <w:sz w:val="19"/>
-        </w:rPr>
-        <w:t xml:space="preserve">        PROCESS Vehicle Entry</w:t>
+          <w:sz w:val="28"/>
+          <w:szCs w:val="28"/>
+        </w:rPr>
+        <w:t xml:space="preserve">    |</w:t>
       </w:r>
     </w:p>
     <w:p>
       <w:pPr>
         <w:ind w:left="504"/>
         <w:rPr>
-          <w:rFonts w:hint="eastAsia"/>
-        </w:rPr>
-      </w:pPr>
+          <w:sz w:val="28"/>
+          <w:szCs w:val="28"/>
+        </w:rPr>
+      </w:pPr>
+      <w:r>
+        <w:rPr>
+          <w:rFonts w:ascii="Consolas" w:hAnsi="Consolas"/>
+          <w:sz w:val="28"/>
+          <w:szCs w:val="28"/>
+        </w:rPr>
+        <w:t xml:space="preserve">    +-- Vehicles ------&gt; Records / Objects + SQLite Table</w:t>
+      </w:r>
     </w:p>
     <w:p>
       <w:pPr>
         <w:ind w:left="504"/>
         <w:rPr>
-          <w:rFonts w:hint="eastAsia"/>
+          <w:sz w:val="28"/>
+          <w:szCs w:val="28"/>
         </w:rPr>
       </w:pPr>
       <w:r>
         <w:rPr>
           <w:rFonts w:ascii="Consolas" w:hAnsi="Consolas"/>
-          <w:sz w:val="19"/>
-        </w:rPr>
-        <w:t xml:space="preserve">    ELSE IF user_choice = 2 THEN</w:t>
+          <w:sz w:val="28"/>
+          <w:szCs w:val="28"/>
+        </w:rPr>
+        <w:t xml:space="preserve">    |</w:t>
       </w:r>
     </w:p>
     <w:p>
       <w:pPr>
         <w:ind w:left="504"/>
         <w:rPr>
-          <w:rFonts w:hint="eastAsia"/>
+          <w:sz w:val="28"/>
+          <w:szCs w:val="28"/>
         </w:rPr>
       </w:pPr>
       <w:r>
         <w:rPr>
           <w:rFonts w:ascii="Consolas" w:hAnsi="Consolas"/>
-          <w:sz w:val="19"/>
-        </w:rPr>
-        <w:t xml:space="preserve">        PROCESS Vehicle Exit</w:t>
+          <w:sz w:val="28"/>
+          <w:szCs w:val="28"/>
+        </w:rPr>
+        <w:t xml:space="preserve">    +-- Payments ------&gt; Records + SQLite Table</w:t>
       </w:r>
     </w:p>
     <w:p>
       <w:pPr>
         <w:ind w:left="504"/>
         <w:rPr>
-          <w:rFonts w:hint="eastAsia"/>
-        </w:rPr>
-      </w:pPr>
+          <w:sz w:val="28"/>
+          <w:szCs w:val="28"/>
+        </w:rPr>
+      </w:pPr>
+      <w:r>
+        <w:rPr>
+          <w:rFonts w:ascii="Consolas" w:hAnsi="Consolas"/>
+          <w:sz w:val="28"/>
+          <w:szCs w:val="28"/>
+        </w:rPr>
+        <w:t xml:space="preserve">    |</w:t>
+      </w:r>
     </w:p>
     <w:p>
       <w:pPr>
         <w:ind w:left="504"/>
         <w:rPr>
-          <w:rFonts w:hint="eastAsia"/>
+          <w:sz w:val="28"/>
+          <w:szCs w:val="28"/>
         </w:rPr>
       </w:pPr>
       <w:r>
         <w:rPr>
           <w:rFonts w:ascii="Consolas" w:hAnsi="Consolas"/>
-          <w:sz w:val="19"/>
-        </w:rPr>
-        <w:t xml:space="preserve">    ELSE IF user_choice = 3 THEN</w:t>
+          <w:sz w:val="28"/>
+          <w:szCs w:val="28"/>
+        </w:rPr>
+        <w:t xml:space="preserve">    +-- Rates ---------&gt; Dictionary / Hash Map</w:t>
       </w:r>
     </w:p>
     <w:p>
       <w:pPr>
         <w:ind w:left="504"/>
         <w:rPr>
-          <w:rFonts w:hint="eastAsia"/>
+          <w:sz w:val="28"/>
+          <w:szCs w:val="28"/>
         </w:rPr>
       </w:pPr>
       <w:r>
         <w:rPr>
           <w:rFonts w:ascii="Consolas" w:hAnsi="Consolas"/>
-          <w:sz w:val="19"/>
-        </w:rPr>
-        <w:t xml:space="preserve">        DISPLAY Parking Spaces</w:t>
+          <w:sz w:val="28"/>
+          <w:szCs w:val="28"/>
+        </w:rPr>
+        <w:t xml:space="preserve">    |</w:t>
       </w:r>
     </w:p>
     <w:p>
       <w:pPr>
         <w:ind w:left="504"/>
         <w:rPr>
-          <w:rFonts w:hint="eastAsia"/>
-        </w:rPr>
-      </w:pPr>
-    </w:p>
-    <w:p>
-      <w:pPr>
-        <w:ind w:left="504"/>
-        <w:rPr>
-          <w:rFonts w:hint="eastAsia"/>
+          <w:sz w:val="28"/>
+          <w:szCs w:val="28"/>
         </w:rPr>
       </w:pPr>
       <w:r>
         <w:rPr>
           <w:rFonts w:ascii="Consolas" w:hAnsi="Consolas"/>
-          <w:sz w:val="19"/>
-        </w:rPr>
-        <w:t xml:space="preserve">    ELSE IF user_choice = 4 THEN</w:t>
-      </w:r>
-    </w:p>
-    <w:p>
-      <w:pPr>
-        <w:ind w:left="504"/>
-        <w:rPr>
-          <w:rFonts w:hint="eastAsia"/>
-        </w:rPr>
-      </w:pPr>
-      <w:r>
-        <w:rPr>
-          <w:rFonts w:ascii="Consolas" w:hAnsi="Consolas"/>
-          <w:sz w:val="19"/>
-        </w:rPr>
-        <w:t xml:space="preserve">        DISPLAY Vehicle Records</w:t>
-      </w:r>
-    </w:p>
-    <w:p>
-      <w:pPr>
-        <w:ind w:left="504"/>
-        <w:rPr>
-          <w:rFonts w:hint="eastAsia"/>
-        </w:rPr>
-      </w:pPr>
-    </w:p>
-    <w:p>
-      <w:pPr>
-        <w:ind w:left="504"/>
-        <w:rPr>
-          <w:rFonts w:hint="eastAsia"/>
-        </w:rPr>
-      </w:pPr>
-      <w:r>
-        <w:rPr>
-          <w:rFonts w:ascii="Consolas" w:hAnsi="Consolas"/>
-          <w:sz w:val="19"/>
-        </w:rPr>
-        <w:t xml:space="preserve">    ELSE IF user_choice = 5 THEN</w:t>
-      </w:r>
-    </w:p>
-    <w:p>
-      <w:pPr>
-        <w:ind w:left="504"/>
-        <w:rPr>
-          <w:rFonts w:hint="eastAsia"/>
-        </w:rPr>
-      </w:pPr>
-      <w:r>
-        <w:rPr>
-          <w:rFonts w:ascii="Consolas" w:hAnsi="Consolas"/>
-          <w:sz w:val="19"/>
-        </w:rPr>
-        <w:t xml:space="preserve">        DISPLAY Payment Records</w:t>
-      </w:r>
-    </w:p>
-    <w:p>
-      <w:pPr>
-        <w:ind w:left="504"/>
-        <w:rPr>
-          <w:rFonts w:hint="eastAsia"/>
-        </w:rPr>
-      </w:pPr>
-    </w:p>
-    <w:p>
-      <w:pPr>
-        <w:ind w:left="504"/>
-        <w:rPr>
-          <w:rFonts w:hint="eastAsia"/>
-        </w:rPr>
-      </w:pPr>
-      <w:r>
-        <w:rPr>
-          <w:rFonts w:ascii="Consolas" w:hAnsi="Consolas"/>
-          <w:sz w:val="19"/>
-        </w:rPr>
-        <w:t xml:space="preserve">    ELSE IF user_choice = 6 THEN</w:t>
-      </w:r>
-    </w:p>
-    <w:p>
-      <w:pPr>
-        <w:ind w:left="504"/>
-        <w:rPr>
-          <w:rFonts w:hint="eastAsia"/>
-        </w:rPr>
-      </w:pPr>
-      <w:r>
-        <w:rPr>
-          <w:rFonts w:ascii="Consolas" w:hAnsi="Consolas"/>
-          <w:sz w:val="19"/>
-        </w:rPr>
-        <w:t xml:space="preserve">        STOP SYSTEM</w:t>
-      </w:r>
-    </w:p>
-    <w:p>
-      <w:pPr>
-        <w:ind w:left="504"/>
-        <w:rPr>
-          <w:rFonts w:hint="eastAsia"/>
-        </w:rPr>
-      </w:pPr>
-    </w:p>
-    <w:p>
-      <w:pPr>
-        <w:ind w:left="504"/>
-        <w:rPr>
-          <w:rFonts w:hint="eastAsia"/>
-        </w:rPr>
-      </w:pPr>
-      <w:r>
-        <w:rPr>
-          <w:rFonts w:ascii="Consolas" w:hAnsi="Consolas"/>
-          <w:sz w:val="19"/>
-        </w:rPr>
-        <w:t xml:space="preserve">    ELSE</w:t>
-      </w:r>
-    </w:p>
-    <w:p>
-      <w:pPr>
-        <w:ind w:left="504"/>
-        <w:rPr>
-          <w:rFonts w:hint="eastAsia"/>
-        </w:rPr>
-      </w:pPr>
-      <w:r>
-        <w:rPr>
-          <w:rFonts w:ascii="Consolas" w:hAnsi="Consolas"/>
-          <w:sz w:val="19"/>
-        </w:rPr>
-        <w:t xml:space="preserve">        DISPLAY "Invalid choice"</w:t>
-      </w:r>
-    </w:p>
-    <w:p>
-      <w:pPr>
-        <w:ind w:left="504"/>
-        <w:rPr>
-          <w:rFonts w:hint="eastAsia"/>
-        </w:rPr>
-      </w:pPr>
-      <w:r>
-        <w:rPr>
-          <w:rFonts w:ascii="Consolas" w:hAnsi="Consolas"/>
-          <w:sz w:val="19"/>
-        </w:rPr>
-        <w:t xml:space="preserve">    END IF</w:t>
-      </w:r>
-    </w:p>
-    <w:p>
-      <w:pPr>
-        <w:ind w:left="504"/>
-        <w:rPr>
-          <w:rFonts w:hint="eastAsia"/>
-        </w:rPr>
-      </w:pPr>
-    </w:p>
-    <w:p>
-      <w:pPr>
-        <w:ind w:left="504"/>
-        <w:rPr>
-          <w:rFonts w:hint="eastAsia"/>
-        </w:rPr>
-      </w:pPr>
-      <w:r>
-        <w:rPr>
-          <w:rFonts w:ascii="Consolas" w:hAnsi="Consolas"/>
-          <w:sz w:val="19"/>
-        </w:rPr>
-        <w:t>END WHILE</w:t>
-      </w:r>
-    </w:p>
-    <w:p>
-      <w:pPr>
-        <w:ind w:left="504"/>
-        <w:rPr>
-          <w:rFonts w:hint="eastAsia"/>
-        </w:rPr>
-      </w:pPr>
-    </w:p>
-    <w:p>
-      <w:pPr>
-        <w:ind w:left="504"/>
-        <w:rPr>
-          <w:rFonts w:hint="eastAsia"/>
-        </w:rPr>
-      </w:pPr>
-      <w:r>
-        <w:rPr>
-          <w:rFonts w:ascii="Consolas" w:hAnsi="Consolas"/>
-          <w:sz w:val="19"/>
-        </w:rPr>
-        <w:t>END</w:t>
+          <w:sz w:val="28"/>
+          <w:szCs w:val="28"/>
+        </w:rPr>
+        <w:t xml:space="preserve">    +-- Tickets -------&gt; Sequential Integer Counter + String</w:t>
       </w:r>
     </w:p>
     <w:p>
@@ -1929,570 +6108,39 @@
         <w:pStyle w:val="Heading1"/>
       </w:pPr>
       <w:r>
-        <w:t>6</w:t>
-      </w:r>
-      <w:r>
-        <w:t>. Relationship Between the Data Structures</w:t>
-      </w:r>
-    </w:p>
-    <w:p>
-      <w:pPr>
-        <w:rPr>
-          <w:rFonts w:hint="eastAsia"/>
-        </w:rPr>
-      </w:pPr>
-      <w:r>
-        <w:t>The following conceptual relationship shows how the major data structures support SmartPark:</w:t>
-      </w:r>
-    </w:p>
-    <w:p>
-      <w:pPr>
-        <w:ind w:left="504"/>
-        <w:rPr>
-          <w:rFonts w:hint="eastAsia"/>
-        </w:rPr>
-      </w:pPr>
-      <w:r>
-        <w:rPr>
-          <w:rFonts w:ascii="Consolas" w:hAnsi="Consolas"/>
-          <w:sz w:val="20"/>
-        </w:rPr>
-        <w:t>SMARTPARK</w:t>
-      </w:r>
-    </w:p>
-    <w:p>
-      <w:pPr>
-        <w:ind w:left="504"/>
-        <w:rPr>
-          <w:rFonts w:hint="eastAsia"/>
-        </w:rPr>
-      </w:pPr>
-      <w:r>
-        <w:rPr>
-          <w:rFonts w:ascii="Consolas" w:hAnsi="Consolas"/>
-          <w:sz w:val="20"/>
-        </w:rPr>
-        <w:t xml:space="preserve">    |</w:t>
-      </w:r>
-    </w:p>
-    <w:p>
-      <w:pPr>
-        <w:ind w:left="504"/>
-        <w:rPr>
-          <w:rFonts w:hint="eastAsia"/>
-        </w:rPr>
-      </w:pPr>
-      <w:r>
-        <w:rPr>
-          <w:rFonts w:ascii="Consolas" w:hAnsi="Consolas"/>
-          <w:sz w:val="20"/>
-        </w:rPr>
-        <w:t xml:space="preserve">    +-- Parking Spaces -&gt; List / Array</w:t>
-      </w:r>
-    </w:p>
-    <w:p>
-      <w:pPr>
-        <w:ind w:left="504"/>
-        <w:rPr>
-          <w:rFonts w:hint="eastAsia"/>
-        </w:rPr>
-      </w:pPr>
-      <w:r>
-        <w:rPr>
-          <w:rFonts w:ascii="Consolas" w:hAnsi="Consolas"/>
-          <w:sz w:val="20"/>
-        </w:rPr>
-        <w:t xml:space="preserve">    |</w:t>
-      </w:r>
-    </w:p>
-    <w:p>
-      <w:pPr>
-        <w:ind w:left="504"/>
-        <w:rPr>
-          <w:rFonts w:hint="eastAsia"/>
-        </w:rPr>
-      </w:pPr>
-      <w:r>
-        <w:rPr>
-          <w:rFonts w:ascii="Consolas" w:hAnsi="Consolas"/>
-          <w:sz w:val="20"/>
-        </w:rPr>
-        <w:t xml:space="preserve">    +-- Vehicles ------&gt; Records / Objects + SQLite Table</w:t>
-      </w:r>
-    </w:p>
-    <w:p>
-      <w:pPr>
-        <w:ind w:left="504"/>
-        <w:rPr>
-          <w:rFonts w:hint="eastAsia"/>
-        </w:rPr>
-      </w:pPr>
-      <w:r>
-        <w:rPr>
-          <w:rFonts w:ascii="Consolas" w:hAnsi="Consolas"/>
-          <w:sz w:val="20"/>
-        </w:rPr>
-        <w:t xml:space="preserve">    |</w:t>
-      </w:r>
-    </w:p>
-    <w:p>
-      <w:pPr>
-        <w:ind w:left="504"/>
-        <w:rPr>
-          <w:rFonts w:hint="eastAsia"/>
-        </w:rPr>
-      </w:pPr>
-      <w:r>
-        <w:rPr>
-          <w:rFonts w:ascii="Consolas" w:hAnsi="Consolas"/>
-          <w:sz w:val="20"/>
-        </w:rPr>
-        <w:t xml:space="preserve">    +-- Payments ------&gt; Records + SQLite Table</w:t>
-      </w:r>
-    </w:p>
-    <w:p>
-      <w:pPr>
-        <w:ind w:left="504"/>
-        <w:rPr>
-          <w:rFonts w:hint="eastAsia"/>
-        </w:rPr>
-      </w:pPr>
-      <w:r>
-        <w:rPr>
-          <w:rFonts w:ascii="Consolas" w:hAnsi="Consolas"/>
-          <w:sz w:val="20"/>
-        </w:rPr>
-        <w:t xml:space="preserve">    |</w:t>
-      </w:r>
-    </w:p>
-    <w:p>
-      <w:pPr>
-        <w:ind w:left="504"/>
-        <w:rPr>
-          <w:rFonts w:hint="eastAsia"/>
-        </w:rPr>
-      </w:pPr>
-      <w:r>
-        <w:rPr>
-          <w:rFonts w:ascii="Consolas" w:hAnsi="Consolas"/>
-          <w:sz w:val="20"/>
-        </w:rPr>
-        <w:t xml:space="preserve">    +-- Rates ---------&gt; Dictionary / Hash Map</w:t>
-      </w:r>
-    </w:p>
-    <w:p>
-      <w:pPr>
-        <w:ind w:left="504"/>
-        <w:rPr>
-          <w:rFonts w:hint="eastAsia"/>
-        </w:rPr>
-      </w:pPr>
-      <w:r>
-        <w:rPr>
-          <w:rFonts w:ascii="Consolas" w:hAnsi="Consolas"/>
-          <w:sz w:val="20"/>
-        </w:rPr>
-        <w:t xml:space="preserve">    |</w:t>
-      </w:r>
-    </w:p>
-    <w:p>
-      <w:pPr>
-        <w:ind w:left="504"/>
-        <w:rPr>
-          <w:rFonts w:hint="eastAsia"/>
-        </w:rPr>
-      </w:pPr>
-      <w:r>
-        <w:rPr>
-          <w:rFonts w:ascii="Consolas" w:hAnsi="Consolas"/>
-          <w:sz w:val="20"/>
-        </w:rPr>
-        <w:t xml:space="preserve">    +-- Tickets -------&gt; Sequential Integer Counter + String</w:t>
-      </w:r>
-    </w:p>
-    <w:p>
-      <w:pPr>
-        <w:pStyle w:val="Heading1"/>
-      </w:pPr>
-      <w:r>
-        <w:lastRenderedPageBreak/>
-        <w:t>7</w:t>
-      </w:r>
-      <w:r>
-        <w:t>. Complexity Summary</w:t>
-      </w:r>
-    </w:p>
-    <w:tbl>
-      <w:tblPr>
-        <w:tblStyle w:val="TableGrid"/>
-        <w:tblW w:w="0" w:type="auto"/>
-        <w:tblLook w:val="04A0" w:firstRow="1" w:lastRow="0" w:firstColumn="1" w:lastColumn="0" w:noHBand="0" w:noVBand="1"/>
-      </w:tblPr>
-      <w:tblGrid>
-        <w:gridCol w:w="3312"/>
-        <w:gridCol w:w="3312"/>
-        <w:gridCol w:w="3312"/>
-      </w:tblGrid>
-      <w:tr>
-        <w:tc>
-          <w:tcPr>
-            <w:tcW w:w="3312" w:type="dxa"/>
-          </w:tcPr>
-          <w:p>
-            <w:pPr>
-              <w:rPr>
-                <w:rFonts w:hint="eastAsia"/>
-              </w:rPr>
-            </w:pPr>
-            <w:r>
-              <w:t>Operation</w:t>
-            </w:r>
-          </w:p>
-        </w:tc>
-        <w:tc>
-          <w:tcPr>
-            <w:tcW w:w="3312" w:type="dxa"/>
-          </w:tcPr>
-          <w:p>
-            <w:pPr>
-              <w:rPr>
-                <w:rFonts w:hint="eastAsia"/>
-              </w:rPr>
-            </w:pPr>
-            <w:r>
-              <w:t>Complexity</w:t>
-            </w:r>
-          </w:p>
-        </w:tc>
-        <w:tc>
-          <w:tcPr>
-            <w:tcW w:w="3312" w:type="dxa"/>
-          </w:tcPr>
-          <w:p>
-            <w:pPr>
-              <w:rPr>
-                <w:rFonts w:hint="eastAsia"/>
-              </w:rPr>
-            </w:pPr>
-            <w:r>
-              <w:t>Explanation</w:t>
-            </w:r>
-          </w:p>
-        </w:tc>
-      </w:tr>
-      <w:tr>
-        <w:tc>
-          <w:tcPr>
-            <w:tcW w:w="3312" w:type="dxa"/>
-          </w:tcPr>
-          <w:p>
-            <w:pPr>
-              <w:rPr>
-                <w:rFonts w:hint="eastAsia"/>
-              </w:rPr>
-            </w:pPr>
-            <w:r>
-              <w:t>Parking space search</w:t>
-            </w:r>
-          </w:p>
-        </w:tc>
-        <w:tc>
-          <w:tcPr>
-            <w:tcW w:w="3312" w:type="dxa"/>
-          </w:tcPr>
-          <w:p>
-            <w:pPr>
-              <w:rPr>
-                <w:rFonts w:hint="eastAsia"/>
-              </w:rPr>
-            </w:pPr>
-            <w:r>
-              <w:t>O(n)</w:t>
-            </w:r>
-          </w:p>
-        </w:tc>
-        <w:tc>
-          <w:tcPr>
-            <w:tcW w:w="3312" w:type="dxa"/>
-          </w:tcPr>
-          <w:p>
-            <w:pPr>
-              <w:rPr>
-                <w:rFonts w:hint="eastAsia"/>
-              </w:rPr>
-            </w:pPr>
-            <w:r>
-              <w:t>Sequential traversal of spaces in a category.</w:t>
-            </w:r>
-          </w:p>
-        </w:tc>
-      </w:tr>
-      <w:tr>
-        <w:tc>
-          <w:tcPr>
-            <w:tcW w:w="3312" w:type="dxa"/>
-          </w:tcPr>
-          <w:p>
-            <w:pPr>
-              <w:rPr>
-                <w:rFonts w:hint="eastAsia"/>
-              </w:rPr>
-            </w:pPr>
-            <w:r>
-              <w:t>Vehicle category/rate lookup</w:t>
-            </w:r>
-          </w:p>
-        </w:tc>
-        <w:tc>
-          <w:tcPr>
-            <w:tcW w:w="3312" w:type="dxa"/>
-          </w:tcPr>
-          <w:p>
-            <w:pPr>
-              <w:rPr>
-                <w:rFonts w:hint="eastAsia"/>
-              </w:rPr>
-            </w:pPr>
-            <w:r>
-              <w:t>O(1) average</w:t>
-            </w:r>
-          </w:p>
-        </w:tc>
-        <w:tc>
-          <w:tcPr>
-            <w:tcW w:w="3312" w:type="dxa"/>
-          </w:tcPr>
-          <w:p>
-            <w:pPr>
-              <w:rPr>
-                <w:rFonts w:hint="eastAsia"/>
-              </w:rPr>
-            </w:pPr>
-            <w:r>
-              <w:t>Dictionary/hash-map lookup.</w:t>
-            </w:r>
-          </w:p>
-        </w:tc>
-      </w:tr>
-      <w:tr>
-        <w:tc>
-          <w:tcPr>
-            <w:tcW w:w="3312" w:type="dxa"/>
-          </w:tcPr>
-          <w:p>
-            <w:pPr>
-              <w:rPr>
-                <w:rFonts w:hint="eastAsia"/>
-              </w:rPr>
-            </w:pPr>
-            <w:r>
-              <w:t>Ticket generation</w:t>
-            </w:r>
-          </w:p>
-        </w:tc>
-        <w:tc>
-          <w:tcPr>
-            <w:tcW w:w="3312" w:type="dxa"/>
-          </w:tcPr>
-          <w:p>
-            <w:pPr>
-              <w:rPr>
-                <w:rFonts w:hint="eastAsia"/>
-              </w:rPr>
-            </w:pPr>
-            <w:r>
-              <w:t>O(1)</w:t>
-            </w:r>
-          </w:p>
-        </w:tc>
-        <w:tc>
-          <w:tcPr>
-            <w:tcW w:w="3312" w:type="dxa"/>
-          </w:tcPr>
-          <w:p>
-            <w:pPr>
-              <w:rPr>
-                <w:rFonts w:hint="eastAsia"/>
-              </w:rPr>
-            </w:pPr>
-            <w:r>
-              <w:t>Increment and format a counter.</w:t>
-            </w:r>
-          </w:p>
-        </w:tc>
-      </w:tr>
-      <w:tr>
-        <w:tc>
-          <w:tcPr>
-            <w:tcW w:w="3312" w:type="dxa"/>
-          </w:tcPr>
-          <w:p>
-            <w:pPr>
-              <w:rPr>
-                <w:rFonts w:hint="eastAsia"/>
-              </w:rPr>
-            </w:pPr>
-            <w:r>
-              <w:t>Parking-space display</w:t>
-            </w:r>
-          </w:p>
-        </w:tc>
-        <w:tc>
-          <w:tcPr>
-            <w:tcW w:w="3312" w:type="dxa"/>
-          </w:tcPr>
-          <w:p>
-            <w:pPr>
-              <w:rPr>
-                <w:rFonts w:hint="eastAsia"/>
-              </w:rPr>
-            </w:pPr>
-            <w:r>
-              <w:t>O(n)</w:t>
-            </w:r>
-          </w:p>
-        </w:tc>
-        <w:tc>
-          <w:tcPr>
-            <w:tcW w:w="3312" w:type="dxa"/>
-          </w:tcPr>
-          <w:p>
-            <w:pPr>
-              <w:rPr>
-                <w:rFonts w:hint="eastAsia"/>
-              </w:rPr>
-            </w:pPr>
-            <w:r>
-              <w:t>Each displayed space is visited once.</w:t>
-            </w:r>
-          </w:p>
-        </w:tc>
-      </w:tr>
-      <w:tr>
-        <w:tc>
-          <w:tcPr>
-            <w:tcW w:w="3312" w:type="dxa"/>
-          </w:tcPr>
-          <w:p>
-            <w:pPr>
-              <w:rPr>
-                <w:rFonts w:hint="eastAsia"/>
-              </w:rPr>
-            </w:pPr>
-            <w:r>
-              <w:t>Fee calculation</w:t>
-            </w:r>
-          </w:p>
-        </w:tc>
-        <w:tc>
-          <w:tcPr>
-            <w:tcW w:w="3312" w:type="dxa"/>
-          </w:tcPr>
-          <w:p>
-            <w:pPr>
-              <w:rPr>
-                <w:rFonts w:hint="eastAsia"/>
-              </w:rPr>
-            </w:pPr>
-            <w:r>
-              <w:t>O(1)</w:t>
-            </w:r>
-          </w:p>
-        </w:tc>
-        <w:tc>
-          <w:tcPr>
-            <w:tcW w:w="3312" w:type="dxa"/>
-          </w:tcPr>
-          <w:p>
-            <w:pPr>
-              <w:rPr>
-                <w:rFonts w:hint="eastAsia"/>
-              </w:rPr>
-            </w:pPr>
-            <w:r>
-              <w:t>Arithmetic and rate lookup, excluding database retrieval.</w:t>
-            </w:r>
-          </w:p>
-        </w:tc>
-      </w:tr>
-      <w:tr>
-        <w:tc>
-          <w:tcPr>
-            <w:tcW w:w="3312" w:type="dxa"/>
-          </w:tcPr>
-          <w:p>
-            <w:pPr>
-              <w:rPr>
-                <w:rFonts w:hint="eastAsia"/>
-              </w:rPr>
-            </w:pPr>
-            <w:r>
-              <w:t>Vehicle database retrieval</w:t>
-            </w:r>
-          </w:p>
-        </w:tc>
-        <w:tc>
-          <w:tcPr>
-            <w:tcW w:w="3312" w:type="dxa"/>
-          </w:tcPr>
-          <w:p>
-            <w:pPr>
-              <w:rPr>
-                <w:rFonts w:hint="eastAsia"/>
-              </w:rPr>
-            </w:pPr>
-            <w:r>
-              <w:t>Depends on query</w:t>
-            </w:r>
-          </w:p>
-        </w:tc>
-        <w:tc>
-          <w:tcPr>
-            <w:tcW w:w="3312" w:type="dxa"/>
-          </w:tcPr>
-          <w:p>
-            <w:pPr>
-              <w:rPr>
-                <w:rFonts w:hint="eastAsia"/>
-              </w:rPr>
-            </w:pPr>
-            <w:r>
-              <w:t>Can be improved with appropriate database indexes.</w:t>
-            </w:r>
-          </w:p>
-        </w:tc>
-      </w:tr>
-    </w:tbl>
-    <w:p>
-      <w:pPr>
-        <w:pStyle w:val="Heading1"/>
-      </w:pPr>
-    </w:p>
-    <w:p>
-      <w:pPr>
-        <w:pStyle w:val="Heading1"/>
-      </w:pPr>
-      <w:r>
-        <w:t>9. Conclusion</w:t>
-      </w:r>
-    </w:p>
-    <w:p>
-      <w:pPr>
-        <w:rPr>
-          <w:rFonts w:hint="eastAsia"/>
-        </w:rPr>
-      </w:pPr>
-      <w:r>
+        <w:t>8</w:t>
+      </w:r>
+      <w:r>
+        <w:t>. Conclusion</w:t>
+      </w:r>
+    </w:p>
+    <w:p>
+      <w:pPr>
+        <w:rPr>
+          <w:sz w:val="28"/>
+          <w:szCs w:val="28"/>
+        </w:rPr>
+      </w:pPr>
+      <w:r>
+        <w:rPr>
+          <w:sz w:val="28"/>
+          <w:szCs w:val="28"/>
+        </w:rPr>
         <w:t>SmartPark combines algorithms and data structures to automate the main activities of a parking facility. Lists/arrays are useful for ordered parking-space management, dictionaries provide efficient category and rate mapping, records group vehicle and ticket information, and SQLite tables provide persistent storage. The algorithms coordinate these structures to allocate parking spaces, process vehicle entry and exit, calculate fees, generate tickets, and display parking information.</w:t>
       </w:r>
     </w:p>
     <w:p>
       <w:pPr>
         <w:rPr>
-          <w:rFonts w:hint="eastAsia"/>
-        </w:rPr>
-      </w:pPr>
-      <w:r>
+          <w:sz w:val="28"/>
+          <w:szCs w:val="28"/>
+        </w:rPr>
+      </w:pPr>
+      <w:r>
+        <w:rPr>
+          <w:sz w:val="28"/>
+          <w:szCs w:val="28"/>
+        </w:rPr>
         <w:t>The selected structures are appropriate because they match the way data is accessed and updated by the system. The resulting design provides a clear foundation for understanding the Data Structures and Algorithms concepts implemented in SmartPark.</w:t>
       </w:r>
     </w:p>
@@ -2513,9 +6161,6 @@
     <w:p>
       <w:pPr>
         <w:spacing w:after="0" w:line="240" w:lineRule="auto"/>
-        <w:rPr>
-          <w:rFonts w:hint="eastAsia"/>
-        </w:rPr>
       </w:pPr>
       <w:r>
         <w:separator/>
@@ -2526,9 +6171,6 @@
     <w:p>
       <w:pPr>
         <w:spacing w:after="0" w:line="240" w:lineRule="auto"/>
-        <w:rPr>
-          <w:rFonts w:hint="eastAsia"/>
-        </w:rPr>
       </w:pPr>
       <w:r>
         <w:continuationSeparator/>
@@ -2544,9 +6186,6 @@
     <w:pPr>
       <w:pStyle w:val="Footer"/>
       <w:jc w:val="center"/>
-      <w:rPr>
-        <w:rFonts w:hint="eastAsia"/>
-      </w:rPr>
     </w:pPr>
     <w:r>
       <w:t>SmartPark – Algorithms and Data Structures</w:t>
@@ -2561,9 +6200,6 @@
     <w:p>
       <w:pPr>
         <w:spacing w:after="0" w:line="240" w:lineRule="auto"/>
-        <w:rPr>
-          <w:rFonts w:hint="eastAsia"/>
-        </w:rPr>
       </w:pPr>
       <w:r>
         <w:separator/>
@@ -2574,9 +6210,6 @@
     <w:p>
       <w:pPr>
         <w:spacing w:after="0" w:line="240" w:lineRule="auto"/>
-        <w:rPr>
-          <w:rFonts w:hint="eastAsia"/>
-        </w:rPr>
       </w:pPr>
       <w:r>
         <w:continuationSeparator/>
@@ -2723,7 +6356,7 @@
   <w:abstractNum w:abstractNumId="7" w15:restartNumberingAfterBreak="0">
     <w:nsid w:val="FFFFFF88"/>
     <w:multiLevelType w:val="singleLevel"/>
-    <w:tmpl w:val="BEF09CFA"/>
+    <w:tmpl w:val="D0A62B40"/>
     <w:lvl w:ilvl="0">
       <w:start w:val="1"/>
       <w:numFmt w:val="decimal"/>
@@ -2759,44 +6392,32 @@
       </w:rPr>
     </w:lvl>
   </w:abstractNum>
-  <w:num w:numId="1" w16cid:durableId="1232546689">
+  <w:num w:numId="1" w16cid:durableId="1534032731">
     <w:abstractNumId w:val="8"/>
   </w:num>
-  <w:num w:numId="2" w16cid:durableId="453670033">
+  <w:num w:numId="2" w16cid:durableId="868836029">
     <w:abstractNumId w:val="6"/>
   </w:num>
-  <w:num w:numId="3" w16cid:durableId="2132087158">
+  <w:num w:numId="3" w16cid:durableId="2031686722">
     <w:abstractNumId w:val="5"/>
   </w:num>
-  <w:num w:numId="4" w16cid:durableId="379018162">
+  <w:num w:numId="4" w16cid:durableId="477037996">
     <w:abstractNumId w:val="4"/>
   </w:num>
-  <w:num w:numId="5" w16cid:durableId="1033190414">
+  <w:num w:numId="5" w16cid:durableId="1780828535">
     <w:abstractNumId w:val="7"/>
   </w:num>
-  <w:num w:numId="6" w16cid:durableId="449280763">
+  <w:num w:numId="6" w16cid:durableId="643706784">
     <w:abstractNumId w:val="3"/>
   </w:num>
-  <w:num w:numId="7" w16cid:durableId="482739561">
+  <w:num w:numId="7" w16cid:durableId="2061587787">
     <w:abstractNumId w:val="2"/>
   </w:num>
-  <w:num w:numId="8" w16cid:durableId="1082215770">
+  <w:num w:numId="8" w16cid:durableId="952058328">
     <w:abstractNumId w:val="1"/>
   </w:num>
-  <w:num w:numId="9" w16cid:durableId="548883612">
+  <w:num w:numId="9" w16cid:durableId="330068187">
     <w:abstractNumId w:val="0"/>
-  </w:num>
-  <w:num w:numId="10" w16cid:durableId="1348672039">
-    <w:abstractNumId w:val="7"/>
-  </w:num>
-  <w:num w:numId="11" w16cid:durableId="694424484">
-    <w:abstractNumId w:val="7"/>
-  </w:num>
-  <w:num w:numId="12" w16cid:durableId="565921569">
-    <w:abstractNumId w:val="7"/>
-  </w:num>
-  <w:num w:numId="13" w16cid:durableId="377558776">
-    <w:abstractNumId w:val="7"/>
   </w:num>
 </w:numbering>
 </file>
